--- a/C#/Assessment2/Part2/VANMINHLE_Data_Driven_Programming_AT2of2_Part2of3.docx
+++ b/C#/Assessment2/Part2/VANMINHLE_Data_Driven_Programming_AT2of2_Part2of3.docx
@@ -1,6 +1,6 @@
 
 <file path=word/document.xml><?xml version="1.0" encoding="utf-8"?>
-<w:document xmlns:wpc="http://schemas.microsoft.com/office/word/2010/wordprocessingCanvas" xmlns:cx="http://schemas.microsoft.com/office/drawing/2014/chartex" xmlns:cx1="http://schemas.microsoft.com/office/drawing/2015/9/8/chartex" xmlns:cx2="http://schemas.microsoft.com/office/drawing/2015/10/21/chartex" xmlns:cx3="http://schemas.microsoft.com/office/drawing/2016/5/9/chartex" xmlns:cx4="http://schemas.microsoft.com/office/drawing/2016/5/10/chartex" xmlns:cx5="http://schemas.microsoft.com/office/drawing/2016/5/11/chartex" xmlns:cx6="http://schemas.microsoft.com/office/drawing/2016/5/12/chartex" xmlns:cx7="http://schemas.microsoft.com/office/drawing/2016/5/13/chartex" xmlns:cx8="http://schemas.microsoft.com/office/drawing/2016/5/14/chartex" xmlns:mc="http://schemas.openxmlformats.org/markup-compatibility/2006" xmlns:aink="http://schemas.microsoft.com/office/drawing/2016/ink" xmlns:am3d="http://schemas.microsoft.com/office/drawing/2017/model3d" xmlns:o="urn:schemas-microsoft-com:office:office" xmlns:oel="http://schemas.microsoft.com/office/2019/extlst" xmlns:r="http://schemas.openxmlformats.org/officeDocument/2006/relationships" xmlns:m="http://schemas.openxmlformats.org/officeDocument/2006/math" xmlns:v="urn:schemas-microsoft-com:vml" xmlns:wp14="http://schemas.microsoft.com/office/word/2010/wordprocessingDrawing" xmlns:wp="http://schemas.openxmlformats.org/drawingml/2006/wordprocessingDrawing" xmlns:w10="urn:schemas-microsoft-com:office:word" xmlns:w="http://schemas.openxmlformats.org/wordprocessingml/2006/main" xmlns:w14="http://schemas.microsoft.com/office/word/2010/wordml" xmlns:w15="http://schemas.microsoft.com/office/word/2012/wordml" xmlns:w16cex="http://schemas.microsoft.com/office/word/2018/wordml/cex" xmlns:w16cid="http://schemas.microsoft.com/office/word/2016/wordml/cid" xmlns:w16="http://schemas.microsoft.com/office/word/2018/wordml" xmlns:w16du="http://schemas.microsoft.com/office/word/2023/wordml/word16du" xmlns:w16sdtdh="http://schemas.microsoft.com/office/word/2020/wordml/sdtdatahash" xmlns:w16sdtfl="http://schemas.microsoft.com/office/word/2024/wordml/sdtformatlock" xmlns:w16se="http://schemas.microsoft.com/office/word/2015/wordml/symex" xmlns:wpg="http://schemas.microsoft.com/office/word/2010/wordprocessingGroup" xmlns:wpi="http://schemas.microsoft.com/office/word/2010/wordprocessingInk" xmlns:wne="http://schemas.microsoft.com/office/word/2006/wordml" xmlns:wps="http://schemas.microsoft.com/office/word/2010/wordprocessingShape" mc:Ignorable="w14 w15 w16se w16cid w16 w16cex w16sdtdh w16sdtfl w16du wp14">
+<w:document xmlns:wpc="http://schemas.microsoft.com/office/word/2010/wordprocessingCanvas" xmlns:cx="http://schemas.microsoft.com/office/drawing/2014/chartex" xmlns:cx1="http://schemas.microsoft.com/office/drawing/2015/9/8/chartex" xmlns:cx2="http://schemas.microsoft.com/office/drawing/2015/10/21/chartex" xmlns:cx3="http://schemas.microsoft.com/office/drawing/2016/5/9/chartex" xmlns:cx4="http://schemas.microsoft.com/office/drawing/2016/5/10/chartex" xmlns:cx5="http://schemas.microsoft.com/office/drawing/2016/5/11/chartex" xmlns:cx6="http://schemas.microsoft.com/office/drawing/2016/5/12/chartex" xmlns:cx7="http://schemas.microsoft.com/office/drawing/2016/5/13/chartex" xmlns:cx8="http://schemas.microsoft.com/office/drawing/2016/5/14/chartex" xmlns:mc="http://schemas.openxmlformats.org/markup-compatibility/2006" xmlns:aink="http://schemas.microsoft.com/office/drawing/2016/ink" xmlns:am3d="http://schemas.microsoft.com/office/drawing/2017/model3d" xmlns:o="urn:schemas-microsoft-com:office:office" xmlns:r="http://schemas.openxmlformats.org/officeDocument/2006/relationships" xmlns:m="http://schemas.openxmlformats.org/officeDocument/2006/math" xmlns:v="urn:schemas-microsoft-com:vml" xmlns:wp14="http://schemas.microsoft.com/office/word/2010/wordprocessingDrawing" xmlns:wp="http://schemas.openxmlformats.org/drawingml/2006/wordprocessingDrawing" xmlns:w10="urn:schemas-microsoft-com:office:word" xmlns:w="http://schemas.openxmlformats.org/wordprocessingml/2006/main" xmlns:w14="http://schemas.microsoft.com/office/word/2010/wordml" xmlns:w15="http://schemas.microsoft.com/office/word/2012/wordml" xmlns:w16cid="http://schemas.microsoft.com/office/word/2016/wordml/cid" xmlns:w16se="http://schemas.microsoft.com/office/word/2015/wordml/symex" xmlns:wpg="http://schemas.microsoft.com/office/word/2010/wordprocessingGroup" xmlns:wpi="http://schemas.microsoft.com/office/word/2010/wordprocessingInk" xmlns:wne="http://schemas.microsoft.com/office/word/2006/wordml" xmlns:wps="http://schemas.microsoft.com/office/word/2010/wordprocessingShape" mc:Ignorable="w14 w15 w16se w16cid wp14">
   <w:body>
     <w:p>
       <w:pPr>
@@ -171,21 +171,7 @@
               <w:rPr>
                 <w:szCs w:val="20"/>
               </w:rPr>
-              <w:t xml:space="preserve">User </w:t>
-            </w:r>
-            <w:proofErr w:type="gramStart"/>
-            <w:r>
-              <w:rPr>
-                <w:szCs w:val="20"/>
-              </w:rPr>
-              <w:t>is able to</w:t>
-            </w:r>
-            <w:proofErr w:type="gramEnd"/>
-            <w:r>
-              <w:rPr>
-                <w:szCs w:val="20"/>
-              </w:rPr>
-              <w:t xml:space="preserve"> use a command line-based console interface to operate the calculator.</w:t>
+              <w:t>User is able to use a command line-based console interface to operate the calculator.</w:t>
             </w:r>
           </w:p>
         </w:tc>
@@ -245,21 +231,7 @@
               <w:rPr>
                 <w:szCs w:val="20"/>
               </w:rPr>
-              <w:t xml:space="preserve">User </w:t>
-            </w:r>
-            <w:proofErr w:type="gramStart"/>
-            <w:r>
-              <w:rPr>
-                <w:szCs w:val="20"/>
-              </w:rPr>
-              <w:t>is able to</w:t>
-            </w:r>
-            <w:proofErr w:type="gramEnd"/>
-            <w:r>
-              <w:rPr>
-                <w:szCs w:val="20"/>
-              </w:rPr>
-              <w:t xml:space="preserve"> choose the target shape from a predefined list, including square, rectangle, circle, trapezoid.</w:t>
+              <w:t>User is able to choose the target shape from a predefined list, including square, rectangle, circle, trapezoid.</w:t>
             </w:r>
           </w:p>
         </w:tc>
@@ -322,21 +294,7 @@
               <w:rPr>
                 <w:szCs w:val="20"/>
               </w:rPr>
-              <w:t xml:space="preserve">User </w:t>
-            </w:r>
-            <w:proofErr w:type="gramStart"/>
-            <w:r>
-              <w:rPr>
-                <w:szCs w:val="20"/>
-              </w:rPr>
-              <w:t>is able to</w:t>
-            </w:r>
-            <w:proofErr w:type="gramEnd"/>
-            <w:r>
-              <w:rPr>
-                <w:szCs w:val="20"/>
-              </w:rPr>
-              <w:t xml:space="preserve"> choose what to calculate for each selected geometry shape from a predefined list, including area and perimeter.</w:t>
+              <w:t>User is able to choose what to calculate for each selected geometry shape from a predefined list, including area and perimeter.</w:t>
             </w:r>
           </w:p>
         </w:tc>
@@ -621,7 +579,7 @@
           <v:shape id="_x0000_i1025" type="#_x0000_t75" style="width:76.8pt;height:55.2pt" o:ole="">
             <v:imagedata r:id="rId16" o:title=""/>
           </v:shape>
-          <o:OLEObject Type="Embed" ProgID="Word.Document.12" ShapeID="_x0000_i1025" DrawAspect="Icon" ObjectID="_1809966763" r:id="rId17">
+          <o:OLEObject Type="Embed" ProgID="Word.Document.12" ShapeID="_x0000_i1025" DrawAspect="Icon" ObjectID="_1810028672" r:id="rId17">
             <o:FieldCodes>\s</o:FieldCodes>
           </o:OLEObject>
         </w:object>
@@ -1985,13 +1943,22 @@
                     </w:rPr>
                     <w:t xml:space="preserve">public virtual double </w:t>
                   </w:r>
+                  <w:proofErr w:type="spellStart"/>
                   <w:proofErr w:type="gramStart"/>
                   <w:r>
                     <w:rPr>
                       <w:sz w:val="17"/>
                       <w:szCs w:val="17"/>
                     </w:rPr>
-                    <w:t>CalculateArea(</w:t>
+                    <w:t>CalculateArea</w:t>
+                  </w:r>
+                  <w:proofErr w:type="spellEnd"/>
+                  <w:r>
+                    <w:rPr>
+                      <w:sz w:val="17"/>
+                      <w:szCs w:val="17"/>
+                    </w:rPr>
+                    <w:t>(</w:t>
                   </w:r>
                   <w:proofErr w:type="gramEnd"/>
                   <w:r>
@@ -2022,13 +1989,22 @@
                     </w:rPr>
                     <w:t xml:space="preserve">public override double </w:t>
                   </w:r>
+                  <w:proofErr w:type="spellStart"/>
                   <w:proofErr w:type="gramStart"/>
                   <w:r>
                     <w:rPr>
                       <w:sz w:val="17"/>
                       <w:szCs w:val="17"/>
                     </w:rPr>
-                    <w:t>CalculateArea(</w:t>
+                    <w:t>CalculateArea</w:t>
+                  </w:r>
+                  <w:proofErr w:type="spellEnd"/>
+                  <w:r>
+                    <w:rPr>
+                      <w:sz w:val="17"/>
+                      <w:szCs w:val="17"/>
+                    </w:rPr>
+                    <w:t>(</w:t>
                   </w:r>
                   <w:proofErr w:type="gramEnd"/>
                   <w:r>
@@ -2059,13 +2035,22 @@
                     </w:rPr>
                     <w:t xml:space="preserve">public override double </w:t>
                   </w:r>
+                  <w:proofErr w:type="spellStart"/>
                   <w:proofErr w:type="gramStart"/>
                   <w:r>
                     <w:rPr>
                       <w:sz w:val="17"/>
                       <w:szCs w:val="17"/>
                     </w:rPr>
-                    <w:t>CalculateArea(</w:t>
+                    <w:t>CalculateArea</w:t>
+                  </w:r>
+                  <w:proofErr w:type="spellEnd"/>
+                  <w:r>
+                    <w:rPr>
+                      <w:sz w:val="17"/>
+                      <w:szCs w:val="17"/>
+                    </w:rPr>
+                    <w:t>(</w:t>
                   </w:r>
                   <w:proofErr w:type="gramEnd"/>
                   <w:r>
@@ -2096,13 +2081,22 @@
                     </w:rPr>
                     <w:t xml:space="preserve">public override double </w:t>
                   </w:r>
+                  <w:proofErr w:type="spellStart"/>
                   <w:proofErr w:type="gramStart"/>
                   <w:r>
                     <w:rPr>
                       <w:sz w:val="17"/>
                       <w:szCs w:val="17"/>
                     </w:rPr>
-                    <w:t>CalculateArea(</w:t>
+                    <w:t>CalculateArea</w:t>
+                  </w:r>
+                  <w:proofErr w:type="spellEnd"/>
+                  <w:r>
+                    <w:rPr>
+                      <w:sz w:val="17"/>
+                      <w:szCs w:val="17"/>
+                    </w:rPr>
+                    <w:t>(</w:t>
                   </w:r>
                   <w:proofErr w:type="gramEnd"/>
                   <w:r>
@@ -2133,13 +2127,22 @@
                     </w:rPr>
                     <w:t xml:space="preserve">public override double </w:t>
                   </w:r>
+                  <w:proofErr w:type="spellStart"/>
                   <w:proofErr w:type="gramStart"/>
                   <w:r>
                     <w:rPr>
                       <w:sz w:val="17"/>
                       <w:szCs w:val="17"/>
                     </w:rPr>
-                    <w:t>CalculateArea(</w:t>
+                    <w:t>CalculateArea</w:t>
+                  </w:r>
+                  <w:proofErr w:type="spellEnd"/>
+                  <w:r>
+                    <w:rPr>
+                      <w:sz w:val="17"/>
+                      <w:szCs w:val="17"/>
+                    </w:rPr>
+                    <w:t>(</w:t>
                   </w:r>
                   <w:proofErr w:type="gramEnd"/>
                   <w:r>
@@ -2195,13 +2198,22 @@
                     </w:rPr>
                     <w:t xml:space="preserve">public virtual double </w:t>
                   </w:r>
+                  <w:proofErr w:type="spellStart"/>
                   <w:proofErr w:type="gramStart"/>
                   <w:r>
                     <w:rPr>
                       <w:sz w:val="17"/>
                       <w:szCs w:val="17"/>
                     </w:rPr>
-                    <w:t>CalculatePerimeter(</w:t>
+                    <w:t>CalculatePerimeter</w:t>
+                  </w:r>
+                  <w:proofErr w:type="spellEnd"/>
+                  <w:r>
+                    <w:rPr>
+                      <w:sz w:val="17"/>
+                      <w:szCs w:val="17"/>
+                    </w:rPr>
+                    <w:t>(</w:t>
                   </w:r>
                   <w:proofErr w:type="gramEnd"/>
                   <w:r>
@@ -2232,13 +2244,22 @@
                     </w:rPr>
                     <w:t xml:space="preserve">public override double </w:t>
                   </w:r>
+                  <w:proofErr w:type="spellStart"/>
                   <w:proofErr w:type="gramStart"/>
                   <w:r>
                     <w:rPr>
                       <w:sz w:val="17"/>
                       <w:szCs w:val="17"/>
                     </w:rPr>
-                    <w:t>CalculatePerimeter(</w:t>
+                    <w:t>CalculatePerimeter</w:t>
+                  </w:r>
+                  <w:proofErr w:type="spellEnd"/>
+                  <w:r>
+                    <w:rPr>
+                      <w:sz w:val="17"/>
+                      <w:szCs w:val="17"/>
+                    </w:rPr>
+                    <w:t>(</w:t>
                   </w:r>
                   <w:proofErr w:type="gramEnd"/>
                   <w:r>
@@ -2269,13 +2290,22 @@
                     </w:rPr>
                     <w:t xml:space="preserve">public override double </w:t>
                   </w:r>
+                  <w:proofErr w:type="spellStart"/>
                   <w:proofErr w:type="gramStart"/>
                   <w:r>
                     <w:rPr>
                       <w:sz w:val="17"/>
                       <w:szCs w:val="17"/>
                     </w:rPr>
-                    <w:t>CalculatePerimeter(</w:t>
+                    <w:t>CalculatePerimeter</w:t>
+                  </w:r>
+                  <w:proofErr w:type="spellEnd"/>
+                  <w:r>
+                    <w:rPr>
+                      <w:sz w:val="17"/>
+                      <w:szCs w:val="17"/>
+                    </w:rPr>
+                    <w:t>(</w:t>
                   </w:r>
                   <w:proofErr w:type="gramEnd"/>
                   <w:r>
@@ -2306,13 +2336,22 @@
                     </w:rPr>
                     <w:t xml:space="preserve">public override double </w:t>
                   </w:r>
+                  <w:proofErr w:type="spellStart"/>
                   <w:proofErr w:type="gramStart"/>
                   <w:r>
                     <w:rPr>
                       <w:sz w:val="17"/>
                       <w:szCs w:val="17"/>
                     </w:rPr>
-                    <w:t>CalculatePerimeter(</w:t>
+                    <w:t>CalculatePerimeter</w:t>
+                  </w:r>
+                  <w:proofErr w:type="spellEnd"/>
+                  <w:r>
+                    <w:rPr>
+                      <w:sz w:val="17"/>
+                      <w:szCs w:val="17"/>
+                    </w:rPr>
+                    <w:t>(</w:t>
                   </w:r>
                   <w:proofErr w:type="gramEnd"/>
                   <w:r>
@@ -2343,13 +2382,22 @@
                     </w:rPr>
                     <w:t xml:space="preserve">public override double </w:t>
                   </w:r>
+                  <w:proofErr w:type="spellStart"/>
                   <w:proofErr w:type="gramStart"/>
                   <w:r>
                     <w:rPr>
                       <w:sz w:val="17"/>
                       <w:szCs w:val="17"/>
                     </w:rPr>
-                    <w:t>CalculatePerimeter(</w:t>
+                    <w:t>CalculatePerimeter</w:t>
+                  </w:r>
+                  <w:proofErr w:type="spellEnd"/>
+                  <w:r>
+                    <w:rPr>
+                      <w:sz w:val="17"/>
+                      <w:szCs w:val="17"/>
+                    </w:rPr>
+                    <w:t>(</w:t>
                   </w:r>
                   <w:proofErr w:type="gramEnd"/>
                   <w:r>
@@ -2805,19 +2853,11 @@
                     </w:rPr>
                     <w:t>“</w:t>
                   </w:r>
-                  <w:proofErr w:type="gramStart"/>
-                  <w:r>
-                    <w:rPr>
-                      <w:szCs w:val="20"/>
-                    </w:rPr>
-                    <w:t>Perimeter(</w:t>
-                  </w:r>
-                  <w:proofErr w:type="gramEnd"/>
-                  <w:r>
-                    <w:rPr>
-                      <w:szCs w:val="20"/>
-                    </w:rPr>
-                    <w:t>)</w:t>
+                  <w:r>
+                    <w:rPr>
+                      <w:szCs w:val="20"/>
+                    </w:rPr>
+                    <w:t>Perimeter()</w:t>
                   </w:r>
                   <w:r>
                     <w:rPr>
@@ -2958,63 +2998,64 @@
                     <w:rPr>
                       <w:szCs w:val="20"/>
                     </w:rPr>
-                    <w:t xml:space="preserve">) or </w:t>
-                  </w:r>
+                    <w:t xml:space="preserve">) or Perimeter(), the method of the actual object type will be executed. </w:t>
+                  </w:r>
+                  <w:r>
+                    <w:rPr>
+                      <w:szCs w:val="20"/>
+                    </w:rPr>
+                    <w:br/>
+                    <w:t xml:space="preserve">Shape </w:t>
+                  </w:r>
+                  <w:proofErr w:type="spellStart"/>
+                  <w:r>
+                    <w:rPr>
+                      <w:szCs w:val="20"/>
+                    </w:rPr>
+                    <w:t>shape</w:t>
+                  </w:r>
+                  <w:proofErr w:type="spellEnd"/>
+                  <w:r>
+                    <w:rPr>
+                      <w:szCs w:val="20"/>
+                    </w:rPr>
+                    <w:t xml:space="preserve"> = new Circle(2.0);</w:t>
+                  </w:r>
+                  <w:r>
+                    <w:rPr>
+                      <w:szCs w:val="20"/>
+                    </w:rPr>
+                    <w:br/>
+                  </w:r>
+                  <w:proofErr w:type="spellStart"/>
+                  <w:r>
+                    <w:rPr>
+                      <w:szCs w:val="20"/>
+                    </w:rPr>
+                    <w:t>Console.WriteLine</w:t>
+                  </w:r>
+                  <w:proofErr w:type="spellEnd"/>
+                  <w:r>
+                    <w:rPr>
+                      <w:szCs w:val="20"/>
+                    </w:rPr>
+                    <w:t>(</w:t>
+                  </w:r>
+                  <w:proofErr w:type="spellStart"/>
                   <w:proofErr w:type="gramStart"/>
                   <w:r>
                     <w:rPr>
                       <w:szCs w:val="20"/>
                     </w:rPr>
-                    <w:t>Perimeter(</w:t>
-                  </w:r>
+                    <w:t>shape.Area</w:t>
+                  </w:r>
+                  <w:proofErr w:type="spellEnd"/>
                   <w:proofErr w:type="gramEnd"/>
                   <w:r>
                     <w:rPr>
                       <w:szCs w:val="20"/>
                     </w:rPr>
-                    <w:t xml:space="preserve">), the method of the actual object type will be executed. </w:t>
-                  </w:r>
-                  <w:r>
-                    <w:rPr>
-                      <w:szCs w:val="20"/>
-                    </w:rPr>
-                    <w:br/>
-                    <w:t>Shape shape = new Circle(2.0);</w:t>
-                  </w:r>
-                  <w:r>
-                    <w:rPr>
-                      <w:szCs w:val="20"/>
-                    </w:rPr>
-                    <w:br/>
-                    <w:t>Console.WriteLine(</w:t>
-                  </w:r>
-                  <w:proofErr w:type="gramStart"/>
-                  <w:r>
-                    <w:rPr>
-                      <w:szCs w:val="20"/>
-                    </w:rPr>
-                    <w:t>shape.Area</w:t>
-                  </w:r>
-                  <w:proofErr w:type="gramEnd"/>
-                  <w:r>
-                    <w:rPr>
-                      <w:szCs w:val="20"/>
-                    </w:rPr>
-                    <w:t xml:space="preserve">()); // Calls Circle's </w:t>
-                  </w:r>
-                  <w:proofErr w:type="gramStart"/>
-                  <w:r>
-                    <w:rPr>
-                      <w:szCs w:val="20"/>
-                    </w:rPr>
-                    <w:t>Area(</w:t>
-                  </w:r>
-                  <w:proofErr w:type="gramEnd"/>
-                  <w:r>
-                    <w:rPr>
-                      <w:szCs w:val="20"/>
-                    </w:rPr>
-                    <w:t>)</w:t>
+                    <w:t>()); // Calls Circle's Area()</w:t>
                   </w:r>
                 </w:p>
               </w:tc>
@@ -3188,21 +3229,7 @@
                     <w:rPr>
                       <w:szCs w:val="20"/>
                     </w:rPr>
-                    <w:t xml:space="preserve">) and </w:t>
-                  </w:r>
-                  <w:proofErr w:type="gramStart"/>
-                  <w:r>
-                    <w:rPr>
-                      <w:szCs w:val="20"/>
-                    </w:rPr>
-                    <w:t>Perimeter(</w:t>
-                  </w:r>
-                  <w:proofErr w:type="gramEnd"/>
-                  <w:r>
-                    <w:rPr>
-                      <w:szCs w:val="20"/>
-                    </w:rPr>
-                    <w:t>) methods defined in the base class Shape to provide their own specific implementations.</w:t>
+                    <w:t>) and Perimeter() methods defined in the base class Shape to provide their own specific implementations.</w:t>
                   </w:r>
                 </w:p>
               </w:tc>
@@ -4020,21 +4047,7 @@
               <w:rPr>
                 <w:szCs w:val="20"/>
               </w:rPr>
-              <w:t xml:space="preserve">One constructor accepts zero parameter and </w:t>
-            </w:r>
-            <w:proofErr w:type="gramStart"/>
-            <w:r>
-              <w:rPr>
-                <w:szCs w:val="20"/>
-              </w:rPr>
-              <w:t>initialize</w:t>
-            </w:r>
-            <w:proofErr w:type="gramEnd"/>
-            <w:r>
-              <w:rPr>
-                <w:szCs w:val="20"/>
-              </w:rPr>
-              <w:t xml:space="preserve"> each member fields to a reasonable default value.</w:t>
+              <w:t>One constructor accepts zero parameter and initialize each member fields to a reasonable default value.</w:t>
             </w:r>
           </w:p>
           <w:p>
@@ -4054,14 +4067,12 @@
               </w:rPr>
               <w:t xml:space="preserve">The other constructor accepts </w:t>
             </w:r>
-            <w:proofErr w:type="gramStart"/>
             <w:r>
               <w:rPr>
                 <w:szCs w:val="20"/>
               </w:rPr>
               <w:t>a number of</w:t>
             </w:r>
-            <w:proofErr w:type="gramEnd"/>
             <w:r>
               <w:rPr>
                 <w:szCs w:val="20"/>
@@ -5145,15 +5156,14 @@
             </w:pPr>
             <w:r>
               <w:rPr>
-                <w:noProof/>
                 <w:szCs w:val="20"/>
               </w:rPr>
               <w:lastRenderedPageBreak/>
               <w:drawing>
-                <wp:inline distT="0" distB="0" distL="0" distR="0" wp14:anchorId="541BC6A6" wp14:editId="48A0A7B2">
-                  <wp:extent cx="6520815" cy="8322310"/>
-                  <wp:effectExtent l="0" t="0" r="0" b="2540"/>
-                  <wp:docPr id="346616214" name="Picture 1"/>
+                <wp:inline distT="0" distB="0" distL="0" distR="0" wp14:anchorId="0F221998" wp14:editId="7E6EDC0E">
+                  <wp:extent cx="5644866" cy="8437418"/>
+                  <wp:effectExtent l="0" t="0" r="0" b="1905"/>
+                  <wp:docPr id="9" name="Picture 9"/>
                   <wp:cNvGraphicFramePr>
                     <a:graphicFrameLocks xmlns:a="http://schemas.openxmlformats.org/drawingml/2006/main" noChangeAspect="1"/>
                   </wp:cNvGraphicFramePr>
@@ -5161,7 +5171,7 @@
                     <a:graphicData uri="http://schemas.openxmlformats.org/drawingml/2006/picture">
                       <pic:pic xmlns:pic="http://schemas.openxmlformats.org/drawingml/2006/picture">
                         <pic:nvPicPr>
-                          <pic:cNvPr id="346616214" name=""/>
+                          <pic:cNvPr id="1" name=""/>
                           <pic:cNvPicPr/>
                         </pic:nvPicPr>
                         <pic:blipFill>
@@ -5173,7 +5183,7 @@
                         <pic:spPr>
                           <a:xfrm>
                             <a:off x="0" y="0"/>
-                            <a:ext cx="6520815" cy="8322310"/>
+                            <a:ext cx="5666715" cy="8470076"/>
                           </a:xfrm>
                           <a:prstGeom prst="rect">
                             <a:avLst/>
@@ -5185,24 +5195,22 @@
                 </wp:inline>
               </w:drawing>
             </w:r>
-          </w:p>
-          <w:p>
-            <w:pPr>
-              <w:rPr>
-                <w:szCs w:val="20"/>
-              </w:rPr>
-            </w:pPr>
-            <w:r>
-              <w:rPr>
-                <w:noProof/>
+            <w:r>
+              <w:rPr>
+                <w:szCs w:val="20"/>
+              </w:rPr>
+              <w:br/>
+            </w:r>
+            <w:r>
+              <w:rPr>
                 <w:szCs w:val="20"/>
               </w:rPr>
               <w:lastRenderedPageBreak/>
               <w:drawing>
-                <wp:inline distT="0" distB="0" distL="0" distR="0" wp14:anchorId="03E74AFB" wp14:editId="03EF5156">
-                  <wp:extent cx="5115464" cy="8490934"/>
-                  <wp:effectExtent l="0" t="0" r="9525" b="5715"/>
-                  <wp:docPr id="763230541" name="Picture 1"/>
+                <wp:inline distT="0" distB="0" distL="0" distR="0" wp14:anchorId="4F3CB00F" wp14:editId="1FCAB690">
+                  <wp:extent cx="4376154" cy="8651174"/>
+                  <wp:effectExtent l="0" t="0" r="5715" b="0"/>
+                  <wp:docPr id="10" name="Picture 10"/>
                   <wp:cNvGraphicFramePr>
                     <a:graphicFrameLocks xmlns:a="http://schemas.openxmlformats.org/drawingml/2006/main" noChangeAspect="1"/>
                   </wp:cNvGraphicFramePr>
@@ -5210,7 +5218,7 @@
                     <a:graphicData uri="http://schemas.openxmlformats.org/drawingml/2006/picture">
                       <pic:pic xmlns:pic="http://schemas.openxmlformats.org/drawingml/2006/picture">
                         <pic:nvPicPr>
-                          <pic:cNvPr id="763230541" name=""/>
+                          <pic:cNvPr id="1" name=""/>
                           <pic:cNvPicPr/>
                         </pic:nvPicPr>
                         <pic:blipFill>
@@ -5222,7 +5230,7 @@
                         <pic:spPr>
                           <a:xfrm>
                             <a:off x="0" y="0"/>
-                            <a:ext cx="5121037" cy="8500184"/>
+                            <a:ext cx="4379377" cy="8657546"/>
                           </a:xfrm>
                           <a:prstGeom prst="rect">
                             <a:avLst/>
@@ -5234,31 +5242,22 @@
                 </wp:inline>
               </w:drawing>
             </w:r>
-          </w:p>
-          <w:p>
-            <w:pPr>
-              <w:rPr>
-                <w:szCs w:val="20"/>
-              </w:rPr>
-            </w:pPr>
-          </w:p>
-          <w:p>
-            <w:pPr>
-              <w:rPr>
-                <w:szCs w:val="20"/>
-              </w:rPr>
-            </w:pPr>
-            <w:r>
-              <w:rPr>
-                <w:noProof/>
+            <w:r>
+              <w:rPr>
+                <w:szCs w:val="20"/>
+              </w:rPr>
+              <w:br/>
+            </w:r>
+            <w:r>
+              <w:rPr>
                 <w:szCs w:val="20"/>
               </w:rPr>
               <w:lastRenderedPageBreak/>
               <w:drawing>
-                <wp:inline distT="0" distB="0" distL="0" distR="0" wp14:anchorId="7A7E51CE" wp14:editId="49D993DC">
-                  <wp:extent cx="4991756" cy="8669547"/>
+                <wp:inline distT="0" distB="0" distL="0" distR="0" wp14:anchorId="431BEFD0" wp14:editId="4AB54472">
+                  <wp:extent cx="5945226" cy="8003968"/>
                   <wp:effectExtent l="0" t="0" r="0" b="0"/>
-                  <wp:docPr id="1188906207" name="Picture 1"/>
+                  <wp:docPr id="11" name="Picture 11"/>
                   <wp:cNvGraphicFramePr>
                     <a:graphicFrameLocks xmlns:a="http://schemas.openxmlformats.org/drawingml/2006/main" noChangeAspect="1"/>
                   </wp:cNvGraphicFramePr>
@@ -5266,7 +5265,7 @@
                     <a:graphicData uri="http://schemas.openxmlformats.org/drawingml/2006/picture">
                       <pic:pic xmlns:pic="http://schemas.openxmlformats.org/drawingml/2006/picture">
                         <pic:nvPicPr>
-                          <pic:cNvPr id="1188906207" name=""/>
+                          <pic:cNvPr id="1" name=""/>
                           <pic:cNvPicPr/>
                         </pic:nvPicPr>
                         <pic:blipFill>
@@ -5278,56 +5277,7 @@
                         <pic:spPr>
                           <a:xfrm>
                             <a:off x="0" y="0"/>
-                            <a:ext cx="4996591" cy="8677944"/>
-                          </a:xfrm>
-                          <a:prstGeom prst="rect">
-                            <a:avLst/>
-                          </a:prstGeom>
-                        </pic:spPr>
-                      </pic:pic>
-                    </a:graphicData>
-                  </a:graphic>
-                </wp:inline>
-              </w:drawing>
-            </w:r>
-          </w:p>
-          <w:p>
-            <w:pPr>
-              <w:rPr>
-                <w:szCs w:val="20"/>
-              </w:rPr>
-            </w:pPr>
-            <w:r>
-              <w:rPr>
-                <w:noProof/>
-                <w:szCs w:val="20"/>
-              </w:rPr>
-              <w:lastRenderedPageBreak/>
-              <w:drawing>
-                <wp:inline distT="0" distB="0" distL="0" distR="0" wp14:anchorId="20492367" wp14:editId="30DFEFB3">
-                  <wp:extent cx="6520815" cy="2245360"/>
-                  <wp:effectExtent l="0" t="0" r="0" b="2540"/>
-                  <wp:docPr id="669840861" name="Picture 1"/>
-                  <wp:cNvGraphicFramePr>
-                    <a:graphicFrameLocks xmlns:a="http://schemas.openxmlformats.org/drawingml/2006/main" noChangeAspect="1"/>
-                  </wp:cNvGraphicFramePr>
-                  <a:graphic xmlns:a="http://schemas.openxmlformats.org/drawingml/2006/main">
-                    <a:graphicData uri="http://schemas.openxmlformats.org/drawingml/2006/picture">
-                      <pic:pic xmlns:pic="http://schemas.openxmlformats.org/drawingml/2006/picture">
-                        <pic:nvPicPr>
-                          <pic:cNvPr id="669840861" name=""/>
-                          <pic:cNvPicPr/>
-                        </pic:nvPicPr>
-                        <pic:blipFill>
-                          <a:blip r:embed="rId39"/>
-                          <a:stretch>
-                            <a:fillRect/>
-                          </a:stretch>
-                        </pic:blipFill>
-                        <pic:spPr>
-                          <a:xfrm>
-                            <a:off x="0" y="0"/>
-                            <a:ext cx="6520815" cy="2245360"/>
+                            <a:ext cx="5961719" cy="8026172"/>
                           </a:xfrm>
                           <a:prstGeom prst="rect">
                             <a:avLst/>
@@ -5539,6 +5489,8 @@
               </w:rPr>
               <w:t xml:space="preserve"> by assessor</w:t>
             </w:r>
+            <w:bookmarkStart w:id="2" w:name="_GoBack"/>
+            <w:bookmarkEnd w:id="2"/>
           </w:p>
         </w:tc>
         <w:tc>
@@ -6912,7 +6864,21 @@
               <w:rPr>
                 <w:szCs w:val="20"/>
               </w:rPr>
-              <w:t>communicated relationships between ideas and information, in a style appropriate to the audience and purpose, and selects the vocabulary, grammatical structures and conventions appropriate to the text, in relation to coding, recording outcomes, and documenting activitie.</w:t>
+              <w:t xml:space="preserve">communicated relationships between ideas and information, in a style appropriate to the audience and purpose, and selects the vocabulary, grammatical structures and conventions appropriate to the text, in relation to coding, recording outcomes, and documenting </w:t>
+            </w:r>
+            <w:proofErr w:type="spellStart"/>
+            <w:r>
+              <w:rPr>
+                <w:szCs w:val="20"/>
+              </w:rPr>
+              <w:t>activitie</w:t>
+            </w:r>
+            <w:proofErr w:type="spellEnd"/>
+            <w:r>
+              <w:rPr>
+                <w:szCs w:val="20"/>
+              </w:rPr>
+              <w:t>.</w:t>
             </w:r>
           </w:p>
         </w:tc>
@@ -8450,7 +8416,6 @@
               <w:rPr>
                 <w:szCs w:val="20"/>
               </w:rPr>
-              <w:lastRenderedPageBreak/>
               <w:t>1.17</w:t>
             </w:r>
           </w:p>
@@ -8476,21 +8441,7 @@
               <w:rPr>
                 <w:szCs w:val="20"/>
               </w:rPr>
-              <w:t xml:space="preserve">Learner utilised features within applications </w:t>
-            </w:r>
-            <w:proofErr w:type="gramStart"/>
-            <w:r>
-              <w:rPr>
-                <w:szCs w:val="20"/>
-              </w:rPr>
-              <w:t>in order to</w:t>
-            </w:r>
-            <w:proofErr w:type="gramEnd"/>
-            <w:r>
-              <w:rPr>
-                <w:szCs w:val="20"/>
-              </w:rPr>
-              <w:t xml:space="preserve"> develop software programs</w:t>
+              <w:t>Learner utilised features within applications in order to develop software programs</w:t>
             </w:r>
           </w:p>
         </w:tc>
@@ -9796,6 +9747,7 @@
                       <w:szCs w:val="20"/>
                       <w:lang w:val="en-US"/>
                     </w:rPr>
+                    <w:lastRenderedPageBreak/>
                     <w:t>Square</w:t>
                   </w:r>
                 </w:p>
@@ -10163,6 +10115,7 @@
                 <w:bCs/>
                 <w:szCs w:val="20"/>
               </w:rPr>
+              <w:lastRenderedPageBreak/>
               <w:t>2.2</w:t>
             </w:r>
             <w:r>
@@ -10632,8 +10585,16 @@
                     <w:rPr>
                       <w:szCs w:val="20"/>
                     </w:rPr>
-                    <w:t>Included: Unit testing of all shape classes (Circle, Rectangle, Square, Trapezoid) and core logic in Program.cs</w:t>
-                  </w:r>
+                    <w:t xml:space="preserve">Included: Unit testing of all shape classes (Circle, Rectangle, Square, Trapezoid) and core logic in </w:t>
+                  </w:r>
+                  <w:proofErr w:type="spellStart"/>
+                  <w:r>
+                    <w:rPr>
+                      <w:szCs w:val="20"/>
+                    </w:rPr>
+                    <w:t>Program.cs</w:t>
+                  </w:r>
+                  <w:proofErr w:type="spellEnd"/>
                   <w:r>
                     <w:rPr>
                       <w:szCs w:val="20"/>
@@ -10712,7 +10673,21 @@
                     <w:rPr>
                       <w:szCs w:val="20"/>
                     </w:rPr>
-                    <w:t>Unit Tests, Functional Tests, Manual Console Tests (for Program.cs interaction)</w:t>
+                    <w:t xml:space="preserve">Unit Tests, Functional Tests, Manual Console Tests (for </w:t>
+                  </w:r>
+                  <w:proofErr w:type="spellStart"/>
+                  <w:r>
+                    <w:rPr>
+                      <w:szCs w:val="20"/>
+                    </w:rPr>
+                    <w:t>Program.cs</w:t>
+                  </w:r>
+                  <w:proofErr w:type="spellEnd"/>
+                  <w:r>
+                    <w:rPr>
+                      <w:szCs w:val="20"/>
+                    </w:rPr>
+                    <w:t xml:space="preserve"> interaction)</w:t>
                   </w:r>
                 </w:p>
               </w:tc>
@@ -10776,11 +10751,33 @@
                       <w:szCs w:val="20"/>
                     </w:rPr>
                   </w:pPr>
-                  <w:r>
-                    <w:rPr>
-                      <w:szCs w:val="20"/>
-                    </w:rPr>
-                    <w:t>MSTest or xUnit for unit testing</w:t>
+                  <w:proofErr w:type="spellStart"/>
+                  <w:r>
+                    <w:rPr>
+                      <w:szCs w:val="20"/>
+                    </w:rPr>
+                    <w:t>MSTest</w:t>
+                  </w:r>
+                  <w:proofErr w:type="spellEnd"/>
+                  <w:r>
+                    <w:rPr>
+                      <w:szCs w:val="20"/>
+                    </w:rPr>
+                    <w:t xml:space="preserve"> or </w:t>
+                  </w:r>
+                  <w:proofErr w:type="spellStart"/>
+                  <w:r>
+                    <w:rPr>
+                      <w:szCs w:val="20"/>
+                    </w:rPr>
+                    <w:t>xUnit</w:t>
+                  </w:r>
+                  <w:proofErr w:type="spellEnd"/>
+                  <w:r>
+                    <w:rPr>
+                      <w:szCs w:val="20"/>
+                    </w:rPr>
+                    <w:t xml:space="preserve"> for unit testing</w:t>
                   </w:r>
                 </w:p>
                 <w:p>
@@ -10793,7 +10790,21 @@
                     <w:rPr>
                       <w:szCs w:val="20"/>
                     </w:rPr>
-                    <w:t>Console window for manual behavior validation</w:t>
+                    <w:t xml:space="preserve">Console window for manual </w:t>
+                  </w:r>
+                  <w:proofErr w:type="spellStart"/>
+                  <w:r>
+                    <w:rPr>
+                      <w:szCs w:val="20"/>
+                    </w:rPr>
+                    <w:t>behavior</w:t>
+                  </w:r>
+                  <w:proofErr w:type="spellEnd"/>
+                  <w:r>
+                    <w:rPr>
+                      <w:szCs w:val="20"/>
+                    </w:rPr>
+                    <w:t xml:space="preserve"> validation</w:t>
                   </w:r>
                 </w:p>
               </w:tc>
@@ -10848,7 +10859,21 @@
                     <w:rPr>
                       <w:szCs w:val="20"/>
                     </w:rPr>
-                    <w:t>Unit Tests help isolate and verify each class's behavior (e.g. correct area/perimeter calculations).</w:t>
+                    <w:t xml:space="preserve">Unit Tests help isolate and verify each class's </w:t>
+                  </w:r>
+                  <w:proofErr w:type="spellStart"/>
+                  <w:r>
+                    <w:rPr>
+                      <w:szCs w:val="20"/>
+                    </w:rPr>
+                    <w:t>behavior</w:t>
+                  </w:r>
+                  <w:proofErr w:type="spellEnd"/>
+                  <w:r>
+                    <w:rPr>
+                      <w:szCs w:val="20"/>
+                    </w:rPr>
+                    <w:t xml:space="preserve"> (e.g. correct area/perimeter calculations).</w:t>
                   </w:r>
                 </w:p>
                 <w:p>
@@ -10857,11 +10882,33 @@
                       <w:szCs w:val="20"/>
                     </w:rPr>
                   </w:pPr>
-                  <w:r>
-                    <w:rPr>
-                      <w:szCs w:val="20"/>
-                    </w:rPr>
-                    <w:t>xUnit/MSTest provide automation, test suites, and consistent test reporting.</w:t>
+                  <w:proofErr w:type="spellStart"/>
+                  <w:r>
+                    <w:rPr>
+                      <w:szCs w:val="20"/>
+                    </w:rPr>
+                    <w:t>xUnit</w:t>
+                  </w:r>
+                  <w:proofErr w:type="spellEnd"/>
+                  <w:r>
+                    <w:rPr>
+                      <w:szCs w:val="20"/>
+                    </w:rPr>
+                    <w:t>/</w:t>
+                  </w:r>
+                  <w:proofErr w:type="spellStart"/>
+                  <w:r>
+                    <w:rPr>
+                      <w:szCs w:val="20"/>
+                    </w:rPr>
+                    <w:t>MSTest</w:t>
+                  </w:r>
+                  <w:proofErr w:type="spellEnd"/>
+                  <w:r>
+                    <w:rPr>
+                      <w:szCs w:val="20"/>
+                    </w:rPr>
+                    <w:t xml:space="preserve"> provide automation, test suites, and consistent test reporting.</w:t>
                   </w:r>
                 </w:p>
                 <w:p>
@@ -10874,7 +10921,6 @@
                     <w:rPr>
                       <w:szCs w:val="20"/>
                     </w:rPr>
-                    <w:lastRenderedPageBreak/>
                     <w:t>Testing improves code reliability and reduces bugs in later development stages.</w:t>
                   </w:r>
                 </w:p>
@@ -10929,7 +10975,6 @@
                 <w:bCs/>
                 <w:szCs w:val="20"/>
               </w:rPr>
-              <w:lastRenderedPageBreak/>
               <w:t>2.4</w:t>
             </w:r>
             <w:r>
@@ -10968,12 +11013,21 @@
                 <w:lang w:val="en-US"/>
               </w:rPr>
             </w:pPr>
+            <w:proofErr w:type="spellStart"/>
             <w:r>
               <w:rPr>
                 <w:szCs w:val="20"/>
                 <w:lang w:val="en-US"/>
               </w:rPr>
-              <w:t>Organisational Guidelines:</w:t>
+              <w:t>Organisational</w:t>
+            </w:r>
+            <w:proofErr w:type="spellEnd"/>
+            <w:r>
+              <w:rPr>
+                <w:szCs w:val="20"/>
+                <w:lang w:val="en-US"/>
+              </w:rPr>
+              <w:t xml:space="preserve"> Guidelines:</w:t>
             </w:r>
           </w:p>
           <w:p>
@@ -11225,12 +11279,21 @@
                 <w:lang w:val="en-US"/>
               </w:rPr>
             </w:pPr>
+            <w:proofErr w:type="spellStart"/>
             <w:r>
               <w:rPr>
                 <w:szCs w:val="20"/>
                 <w:lang w:val="en-US"/>
               </w:rPr>
-              <w:t>MSTest (commonly used in C# for unit testing)</w:t>
+              <w:t>MSTest</w:t>
+            </w:r>
+            <w:proofErr w:type="spellEnd"/>
+            <w:r>
+              <w:rPr>
+                <w:szCs w:val="20"/>
+                <w:lang w:val="en-US"/>
+              </w:rPr>
+              <w:t xml:space="preserve"> (commonly used in C# for unit testing)</w:t>
             </w:r>
           </w:p>
           <w:p>
@@ -11245,12 +11308,21 @@
                 <w:lang w:val="en-US"/>
               </w:rPr>
             </w:pPr>
+            <w:proofErr w:type="spellStart"/>
             <w:r>
               <w:rPr>
                 <w:szCs w:val="20"/>
                 <w:lang w:val="en-US"/>
               </w:rPr>
-              <w:t>xUnit (another unit testing framework for .NET)</w:t>
+              <w:t>xUnit</w:t>
+            </w:r>
+            <w:proofErr w:type="spellEnd"/>
+            <w:r>
+              <w:rPr>
+                <w:szCs w:val="20"/>
+                <w:lang w:val="en-US"/>
+              </w:rPr>
+              <w:t xml:space="preserve"> (another unit testing framework for .NET)</w:t>
             </w:r>
           </w:p>
           <w:p>
@@ -11265,12 +11337,21 @@
                 <w:lang w:val="en-US"/>
               </w:rPr>
             </w:pPr>
+            <w:proofErr w:type="spellStart"/>
             <w:r>
               <w:rPr>
                 <w:szCs w:val="20"/>
                 <w:lang w:val="en-US"/>
               </w:rPr>
-              <w:t>NUnit (popular open-source testing framework for C#)</w:t>
+              <w:t>NUnit</w:t>
+            </w:r>
+            <w:proofErr w:type="spellEnd"/>
+            <w:r>
+              <w:rPr>
+                <w:szCs w:val="20"/>
+                <w:lang w:val="en-US"/>
+              </w:rPr>
+              <w:t xml:space="preserve"> (popular open-source testing framework for C#)</w:t>
             </w:r>
           </w:p>
           <w:p>
@@ -11373,6 +11454,7 @@
               <w:rPr>
                 <w:szCs w:val="20"/>
               </w:rPr>
+              <w:lastRenderedPageBreak/>
               <w:t>T</w:t>
             </w:r>
             <w:r>
@@ -11533,6 +11615,7 @@
                       <w:lang w:val="en-US"/>
                     </w:rPr>
                   </w:pPr>
+                  <w:proofErr w:type="spellStart"/>
                   <w:r>
                     <w:rPr>
                       <w:i/>
@@ -11540,7 +11623,17 @@
                       <w:szCs w:val="20"/>
                       <w:lang w:val="en-US"/>
                     </w:rPr>
-                    <w:t>Rectangle.Area():</w:t>
+                    <w:t>Rectangle.Area</w:t>
+                  </w:r>
+                  <w:proofErr w:type="spellEnd"/>
+                  <w:r>
+                    <w:rPr>
+                      <w:i/>
+                      <w:iCs/>
+                      <w:szCs w:val="20"/>
+                      <w:lang w:val="en-US"/>
+                    </w:rPr>
+                    <w:t>():</w:t>
                   </w:r>
                 </w:p>
                 <w:p>
@@ -11557,6 +11650,7 @@
                       <w:lang w:val="en-US"/>
                     </w:rPr>
                   </w:pPr>
+                  <w:proofErr w:type="spellStart"/>
                   <w:r>
                     <w:rPr>
                       <w:i/>
@@ -11571,7 +11665,15 @@
                       <w:szCs w:val="20"/>
                       <w:lang w:val="en-US"/>
                     </w:rPr>
-                    <w:t>Perimeter()</w:t>
+                    <w:t>Perimeter</w:t>
+                  </w:r>
+                  <w:proofErr w:type="spellEnd"/>
+                  <w:r>
+                    <w:rPr>
+                      <w:szCs w:val="20"/>
+                      <w:lang w:val="en-US"/>
+                    </w:rPr>
+                    <w:t>()</w:t>
                   </w:r>
                   <w:r>
                     <w:rPr>
@@ -12008,6 +12110,7 @@
                       <w:lang w:val="en-US"/>
                     </w:rPr>
                   </w:pPr>
+                  <w:proofErr w:type="spellStart"/>
                   <w:r>
                     <w:rPr>
                       <w:i/>
@@ -12017,6 +12120,7 @@
                     </w:rPr>
                     <w:t>Rectangle.Area</w:t>
                   </w:r>
+                  <w:proofErr w:type="spellEnd"/>
                   <w:r>
                     <w:rPr>
                       <w:i/>
@@ -12050,6 +12154,7 @@
                       <w:lang w:val="en-US"/>
                     </w:rPr>
                   </w:pPr>
+                  <w:proofErr w:type="spellStart"/>
                   <w:r>
                     <w:rPr>
                       <w:i/>
@@ -12066,6 +12171,7 @@
                     </w:rPr>
                     <w:t>Perimeter</w:t>
                   </w:r>
+                  <w:proofErr w:type="spellEnd"/>
                   <w:r>
                     <w:rPr>
                       <w:szCs w:val="20"/>
@@ -12813,6 +12919,7 @@
                 <w:bCs/>
                 <w:szCs w:val="20"/>
               </w:rPr>
+              <w:lastRenderedPageBreak/>
               <w:t>Answer:</w:t>
             </w:r>
           </w:p>
@@ -12935,7 +13042,7 @@
                           <pic:cNvPicPr/>
                         </pic:nvPicPr>
                         <pic:blipFill>
-                          <a:blip r:embed="rId40"/>
+                          <a:blip r:embed="rId39"/>
                           <a:stretch>
                             <a:fillRect/>
                           </a:stretch>
@@ -12987,7 +13094,6 @@
                 <w:noProof/>
                 <w:szCs w:val="20"/>
               </w:rPr>
-              <w:lastRenderedPageBreak/>
               <w:drawing>
                 <wp:inline distT="0" distB="0" distL="0" distR="0" wp14:anchorId="223969F9" wp14:editId="0F820316">
                   <wp:extent cx="2210409" cy="2435961"/>
@@ -13004,7 +13110,7 @@
                           <pic:cNvPicPr/>
                         </pic:nvPicPr>
                         <pic:blipFill>
-                          <a:blip r:embed="rId41"/>
+                          <a:blip r:embed="rId40"/>
                           <a:stretch>
                             <a:fillRect/>
                           </a:stretch>
@@ -13046,7 +13152,6 @@
                 <w:bCs/>
                 <w:szCs w:val="20"/>
               </w:rPr>
-              <w:lastRenderedPageBreak/>
               <w:t xml:space="preserve">2.8 </w:t>
             </w:r>
             <w:r>
@@ -14108,7 +14213,6 @@
                 <w:noProof/>
                 <w:szCs w:val="20"/>
               </w:rPr>
-              <w:lastRenderedPageBreak/>
               <w:drawing>
                 <wp:inline distT="0" distB="0" distL="0" distR="0" wp14:anchorId="6D7085BF" wp14:editId="10C7D698">
                   <wp:extent cx="5017563" cy="3599078"/>
@@ -14125,7 +14229,7 @@
                           <pic:cNvPicPr/>
                         </pic:nvPicPr>
                         <pic:blipFill>
-                          <a:blip r:embed="rId42"/>
+                          <a:blip r:embed="rId41"/>
                           <a:stretch>
                             <a:fillRect/>
                           </a:stretch>
@@ -14181,6 +14285,7 @@
                 <w:noProof/>
                 <w:szCs w:val="20"/>
               </w:rPr>
+              <w:lastRenderedPageBreak/>
               <w:drawing>
                 <wp:inline distT="0" distB="0" distL="0" distR="0" wp14:anchorId="2F28E813" wp14:editId="4029917B">
                   <wp:extent cx="5029242" cy="3555187"/>
@@ -14197,7 +14302,7 @@
                           <pic:cNvPicPr/>
                         </pic:nvPicPr>
                         <pic:blipFill>
-                          <a:blip r:embed="rId43"/>
+                          <a:blip r:embed="rId42"/>
                           <a:stretch>
                             <a:fillRect/>
                           </a:stretch>
@@ -14300,7 +14405,6 @@
                 <w:noProof/>
                 <w:szCs w:val="20"/>
               </w:rPr>
-              <w:lastRenderedPageBreak/>
               <w:drawing>
                 <wp:inline distT="0" distB="0" distL="0" distR="0" wp14:anchorId="01BD5578" wp14:editId="15CE36F5">
                   <wp:extent cx="3981301" cy="2709081"/>
@@ -14317,7 +14421,7 @@
                           <pic:cNvPicPr/>
                         </pic:nvPicPr>
                         <pic:blipFill>
-                          <a:blip r:embed="rId44"/>
+                          <a:blip r:embed="rId43"/>
                           <a:stretch>
                             <a:fillRect/>
                           </a:stretch>
@@ -14356,6 +14460,7 @@
                 <w:noProof/>
                 <w:szCs w:val="20"/>
               </w:rPr>
+              <w:lastRenderedPageBreak/>
               <w:drawing>
                 <wp:inline distT="0" distB="0" distL="0" distR="0" wp14:anchorId="608D744D" wp14:editId="2DB399CC">
                   <wp:extent cx="6373114" cy="3219899"/>
@@ -14372,7 +14477,7 @@
                           <pic:cNvPicPr/>
                         </pic:nvPicPr>
                         <pic:blipFill>
-                          <a:blip r:embed="rId45"/>
+                          <a:blip r:embed="rId44"/>
                           <a:stretch>
                             <a:fillRect/>
                           </a:stretch>
@@ -14752,7 +14857,21 @@
                     <w:rPr>
                       <w:szCs w:val="20"/>
                     </w:rPr>
-                    <w:t>via command-line operation, confirmed correct input/output behavior.</w:t>
+                    <w:t xml:space="preserve">via command-line operation, confirmed correct input/output </w:t>
+                  </w:r>
+                  <w:proofErr w:type="spellStart"/>
+                  <w:r>
+                    <w:rPr>
+                      <w:szCs w:val="20"/>
+                    </w:rPr>
+                    <w:t>behavior</w:t>
+                  </w:r>
+                  <w:proofErr w:type="spellEnd"/>
+                  <w:r>
+                    <w:rPr>
+                      <w:szCs w:val="20"/>
+                    </w:rPr>
+                    <w:t>.</w:t>
                   </w:r>
                 </w:p>
                 <w:p>
@@ -14814,7 +14933,6 @@
                 <w:bCs/>
                 <w:szCs w:val="20"/>
               </w:rPr>
-              <w:lastRenderedPageBreak/>
               <w:t xml:space="preserve">2.11 </w:t>
             </w:r>
             <w:r>
@@ -15197,7 +15315,25 @@
                       <w:szCs w:val="20"/>
                       <w:lang w:val="en-US"/>
                     </w:rPr>
-                    <w:t>Unit tests with [ExpectedException] attributes were used to verify correctness.</w:t>
+                    <w:t>Unit tests with [</w:t>
+                  </w:r>
+                  <w:proofErr w:type="spellStart"/>
+                  <w:r>
+                    <w:rPr>
+                      <w:rFonts w:eastAsia="Times New Roman" w:cs="Arial"/>
+                      <w:szCs w:val="20"/>
+                      <w:lang w:val="en-US"/>
+                    </w:rPr>
+                    <w:t>ExpectedException</w:t>
+                  </w:r>
+                  <w:proofErr w:type="spellEnd"/>
+                  <w:r>
+                    <w:rPr>
+                      <w:rFonts w:eastAsia="Times New Roman" w:cs="Arial"/>
+                      <w:szCs w:val="20"/>
+                      <w:lang w:val="en-US"/>
+                    </w:rPr>
+                    <w:t>] attributes were used to verify correctness.</w:t>
                   </w:r>
                 </w:p>
               </w:tc>
@@ -15272,6 +15408,7 @@
                 <w:b/>
                 <w:color w:val="000000"/>
               </w:rPr>
+              <w:lastRenderedPageBreak/>
               <w:t xml:space="preserve">Skills to be observed </w:t>
             </w:r>
             <w:r>
@@ -18035,10 +18172,10 @@
     </w:tbl>
     <w:p/>
     <w:sectPr>
-      <w:headerReference w:type="default" r:id="rId46"/>
-      <w:footerReference w:type="even" r:id="rId47"/>
-      <w:footerReference w:type="default" r:id="rId48"/>
-      <w:footerReference w:type="first" r:id="rId49"/>
+      <w:headerReference w:type="default" r:id="rId45"/>
+      <w:footerReference w:type="even" r:id="rId46"/>
+      <w:footerReference w:type="default" r:id="rId47"/>
+      <w:footerReference w:type="first" r:id="rId48"/>
       <w:pgSz w:w="11906" w:h="16838"/>
       <w:pgMar w:top="1559" w:right="709" w:bottom="737" w:left="709" w:header="425" w:footer="556" w:gutter="0"/>
       <w:pgNumType w:start="1"/>
@@ -18050,7 +18187,7 @@
 </file>
 
 <file path=word/endnotes.xml><?xml version="1.0" encoding="utf-8"?>
-<w:endnotes xmlns:wpc="http://schemas.microsoft.com/office/word/2010/wordprocessingCanvas" xmlns:cx="http://schemas.microsoft.com/office/drawing/2014/chartex" xmlns:cx1="http://schemas.microsoft.com/office/drawing/2015/9/8/chartex" xmlns:cx2="http://schemas.microsoft.com/office/drawing/2015/10/21/chartex" xmlns:cx3="http://schemas.microsoft.com/office/drawing/2016/5/9/chartex" xmlns:cx4="http://schemas.microsoft.com/office/drawing/2016/5/10/chartex" xmlns:cx5="http://schemas.microsoft.com/office/drawing/2016/5/11/chartex" xmlns:cx6="http://schemas.microsoft.com/office/drawing/2016/5/12/chartex" xmlns:cx7="http://schemas.microsoft.com/office/drawing/2016/5/13/chartex" xmlns:cx8="http://schemas.microsoft.com/office/drawing/2016/5/14/chartex" xmlns:mc="http://schemas.openxmlformats.org/markup-compatibility/2006" xmlns:aink="http://schemas.microsoft.com/office/drawing/2016/ink" xmlns:am3d="http://schemas.microsoft.com/office/drawing/2017/model3d" xmlns:o="urn:schemas-microsoft-com:office:office" xmlns:oel="http://schemas.microsoft.com/office/2019/extlst" xmlns:r="http://schemas.openxmlformats.org/officeDocument/2006/relationships" xmlns:m="http://schemas.openxmlformats.org/officeDocument/2006/math" xmlns:v="urn:schemas-microsoft-com:vml" xmlns:wp14="http://schemas.microsoft.com/office/word/2010/wordprocessingDrawing" xmlns:wp="http://schemas.openxmlformats.org/drawingml/2006/wordprocessingDrawing" xmlns:w10="urn:schemas-microsoft-com:office:word" xmlns:w="http://schemas.openxmlformats.org/wordprocessingml/2006/main" xmlns:w14="http://schemas.microsoft.com/office/word/2010/wordml" xmlns:w15="http://schemas.microsoft.com/office/word/2012/wordml" xmlns:w16cex="http://schemas.microsoft.com/office/word/2018/wordml/cex" xmlns:w16cid="http://schemas.microsoft.com/office/word/2016/wordml/cid" xmlns:w16="http://schemas.microsoft.com/office/word/2018/wordml" xmlns:w16du="http://schemas.microsoft.com/office/word/2023/wordml/word16du" xmlns:w16sdtdh="http://schemas.microsoft.com/office/word/2020/wordml/sdtdatahash" xmlns:w16sdtfl="http://schemas.microsoft.com/office/word/2024/wordml/sdtformatlock" xmlns:w16se="http://schemas.microsoft.com/office/word/2015/wordml/symex" xmlns:wpg="http://schemas.microsoft.com/office/word/2010/wordprocessingGroup" xmlns:wpi="http://schemas.microsoft.com/office/word/2010/wordprocessingInk" xmlns:wne="http://schemas.microsoft.com/office/word/2006/wordml" xmlns:wps="http://schemas.microsoft.com/office/word/2010/wordprocessingShape" mc:Ignorable="w14 w15 w16se w16cid w16 w16cex w16sdtdh w16sdtfl w16du wp14">
+<w:endnotes xmlns:wpc="http://schemas.microsoft.com/office/word/2010/wordprocessingCanvas" xmlns:cx="http://schemas.microsoft.com/office/drawing/2014/chartex" xmlns:cx1="http://schemas.microsoft.com/office/drawing/2015/9/8/chartex" xmlns:cx2="http://schemas.microsoft.com/office/drawing/2015/10/21/chartex" xmlns:cx3="http://schemas.microsoft.com/office/drawing/2016/5/9/chartex" xmlns:cx4="http://schemas.microsoft.com/office/drawing/2016/5/10/chartex" xmlns:cx5="http://schemas.microsoft.com/office/drawing/2016/5/11/chartex" xmlns:cx6="http://schemas.microsoft.com/office/drawing/2016/5/12/chartex" xmlns:cx7="http://schemas.microsoft.com/office/drawing/2016/5/13/chartex" xmlns:cx8="http://schemas.microsoft.com/office/drawing/2016/5/14/chartex" xmlns:mc="http://schemas.openxmlformats.org/markup-compatibility/2006" xmlns:aink="http://schemas.microsoft.com/office/drawing/2016/ink" xmlns:am3d="http://schemas.microsoft.com/office/drawing/2017/model3d" xmlns:o="urn:schemas-microsoft-com:office:office" xmlns:r="http://schemas.openxmlformats.org/officeDocument/2006/relationships" xmlns:m="http://schemas.openxmlformats.org/officeDocument/2006/math" xmlns:v="urn:schemas-microsoft-com:vml" xmlns:wp14="http://schemas.microsoft.com/office/word/2010/wordprocessingDrawing" xmlns:wp="http://schemas.openxmlformats.org/drawingml/2006/wordprocessingDrawing" xmlns:w10="urn:schemas-microsoft-com:office:word" xmlns:w="http://schemas.openxmlformats.org/wordprocessingml/2006/main" xmlns:w14="http://schemas.microsoft.com/office/word/2010/wordml" xmlns:w15="http://schemas.microsoft.com/office/word/2012/wordml" xmlns:w16cid="http://schemas.microsoft.com/office/word/2016/wordml/cid" xmlns:w16se="http://schemas.microsoft.com/office/word/2015/wordml/symex" xmlns:wpg="http://schemas.microsoft.com/office/word/2010/wordprocessingGroup" xmlns:wpi="http://schemas.microsoft.com/office/word/2010/wordprocessingInk" xmlns:wne="http://schemas.microsoft.com/office/word/2006/wordml" xmlns:wps="http://schemas.microsoft.com/office/word/2010/wordprocessingShape" mc:Ignorable="w14 w15 w16se w16cid wp14">
   <w:endnote w:type="separator" w:id="-1">
     <w:p>
       <w:r>
@@ -18069,7 +18206,7 @@
 </file>
 
 <file path=word/footer1.xml><?xml version="1.0" encoding="utf-8"?>
-<w:ftr xmlns:wpc="http://schemas.microsoft.com/office/word/2010/wordprocessingCanvas" xmlns:cx="http://schemas.microsoft.com/office/drawing/2014/chartex" xmlns:cx1="http://schemas.microsoft.com/office/drawing/2015/9/8/chartex" xmlns:cx2="http://schemas.microsoft.com/office/drawing/2015/10/21/chartex" xmlns:cx3="http://schemas.microsoft.com/office/drawing/2016/5/9/chartex" xmlns:cx4="http://schemas.microsoft.com/office/drawing/2016/5/10/chartex" xmlns:cx5="http://schemas.microsoft.com/office/drawing/2016/5/11/chartex" xmlns:cx6="http://schemas.microsoft.com/office/drawing/2016/5/12/chartex" xmlns:cx7="http://schemas.microsoft.com/office/drawing/2016/5/13/chartex" xmlns:cx8="http://schemas.microsoft.com/office/drawing/2016/5/14/chartex" xmlns:mc="http://schemas.openxmlformats.org/markup-compatibility/2006" xmlns:aink="http://schemas.microsoft.com/office/drawing/2016/ink" xmlns:am3d="http://schemas.microsoft.com/office/drawing/2017/model3d" xmlns:o="urn:schemas-microsoft-com:office:office" xmlns:oel="http://schemas.microsoft.com/office/2019/extlst" xmlns:r="http://schemas.openxmlformats.org/officeDocument/2006/relationships" xmlns:m="http://schemas.openxmlformats.org/officeDocument/2006/math" xmlns:v="urn:schemas-microsoft-com:vml" xmlns:wp14="http://schemas.microsoft.com/office/word/2010/wordprocessingDrawing" xmlns:wp="http://schemas.openxmlformats.org/drawingml/2006/wordprocessingDrawing" xmlns:w10="urn:schemas-microsoft-com:office:word" xmlns:w="http://schemas.openxmlformats.org/wordprocessingml/2006/main" xmlns:w14="http://schemas.microsoft.com/office/word/2010/wordml" xmlns:w15="http://schemas.microsoft.com/office/word/2012/wordml" xmlns:w16cex="http://schemas.microsoft.com/office/word/2018/wordml/cex" xmlns:w16cid="http://schemas.microsoft.com/office/word/2016/wordml/cid" xmlns:w16="http://schemas.microsoft.com/office/word/2018/wordml" xmlns:w16du="http://schemas.microsoft.com/office/word/2023/wordml/word16du" xmlns:w16sdtdh="http://schemas.microsoft.com/office/word/2020/wordml/sdtdatahash" xmlns:w16sdtfl="http://schemas.microsoft.com/office/word/2024/wordml/sdtformatlock" xmlns:w16se="http://schemas.microsoft.com/office/word/2015/wordml/symex" xmlns:wpg="http://schemas.microsoft.com/office/word/2010/wordprocessingGroup" xmlns:wpi="http://schemas.microsoft.com/office/word/2010/wordprocessingInk" xmlns:wne="http://schemas.microsoft.com/office/word/2006/wordml" xmlns:wps="http://schemas.microsoft.com/office/word/2010/wordprocessingShape" mc:Ignorable="w14 w15 w16se w16cid w16 w16cex w16sdtdh w16sdtfl w16du wp14">
+<w:ftr xmlns:wpc="http://schemas.microsoft.com/office/word/2010/wordprocessingCanvas" xmlns:cx="http://schemas.microsoft.com/office/drawing/2014/chartex" xmlns:cx1="http://schemas.microsoft.com/office/drawing/2015/9/8/chartex" xmlns:cx2="http://schemas.microsoft.com/office/drawing/2015/10/21/chartex" xmlns:cx3="http://schemas.microsoft.com/office/drawing/2016/5/9/chartex" xmlns:cx4="http://schemas.microsoft.com/office/drawing/2016/5/10/chartex" xmlns:cx5="http://schemas.microsoft.com/office/drawing/2016/5/11/chartex" xmlns:cx6="http://schemas.microsoft.com/office/drawing/2016/5/12/chartex" xmlns:cx7="http://schemas.microsoft.com/office/drawing/2016/5/13/chartex" xmlns:cx8="http://schemas.microsoft.com/office/drawing/2016/5/14/chartex" xmlns:mc="http://schemas.openxmlformats.org/markup-compatibility/2006" xmlns:aink="http://schemas.microsoft.com/office/drawing/2016/ink" xmlns:am3d="http://schemas.microsoft.com/office/drawing/2017/model3d" xmlns:o="urn:schemas-microsoft-com:office:office" xmlns:r="http://schemas.openxmlformats.org/officeDocument/2006/relationships" xmlns:m="http://schemas.openxmlformats.org/officeDocument/2006/math" xmlns:v="urn:schemas-microsoft-com:vml" xmlns:wp14="http://schemas.microsoft.com/office/word/2010/wordprocessingDrawing" xmlns:wp="http://schemas.openxmlformats.org/drawingml/2006/wordprocessingDrawing" xmlns:w10="urn:schemas-microsoft-com:office:word" xmlns:w="http://schemas.openxmlformats.org/wordprocessingml/2006/main" xmlns:w14="http://schemas.microsoft.com/office/word/2010/wordml" xmlns:w15="http://schemas.microsoft.com/office/word/2012/wordml" xmlns:w16cid="http://schemas.microsoft.com/office/word/2016/wordml/cid" xmlns:w16se="http://schemas.microsoft.com/office/word/2015/wordml/symex" xmlns:wpg="http://schemas.microsoft.com/office/word/2010/wordprocessingGroup" xmlns:wpi="http://schemas.microsoft.com/office/word/2010/wordprocessingInk" xmlns:wne="http://schemas.microsoft.com/office/word/2006/wordml" xmlns:wps="http://schemas.microsoft.com/office/word/2010/wordprocessingShape" mc:Ignorable="w14 w15 w16se w16cid wp14">
   <w:p>
     <w:pPr>
       <w:pStyle w:val="Footer"/>
@@ -18095,7 +18232,7 @@
               <wp:docPr id="6" name="Text Box 6" descr="OFFICIAL">
                 <a:extLst xmlns:a="http://schemas.openxmlformats.org/drawingml/2006/main">
                   <a:ext uri="{5AE41FA2-C0FF-4470-9BD4-5FADCA87CBE2}">
-                    <aclsh:classification xmlns:aclsh="http://schemas.microsoft.com/office/drawing/2020/classificationShape" classificationOutcomeType="ftr"/>
+                    <aclsh:classification xmlns:aclsh="http://schemas.microsoft.com/office/drawing/2020/classificationShape" xmlns:w16sdtfl="http://schemas.microsoft.com/office/word/2024/wordml/sdtformatlock" xmlns:w16sdtdh="http://schemas.microsoft.com/office/word/2020/wordml/sdtdatahash" xmlns:w16du="http://schemas.microsoft.com/office/word/2023/wordml/word16du" xmlns:w16="http://schemas.microsoft.com/office/word/2018/wordml" xmlns:w16cex="http://schemas.microsoft.com/office/word/2018/wordml/cex" xmlns:w="http://schemas.openxmlformats.org/wordprocessingml/2006/main" xmlns:w10="urn:schemas-microsoft-com:office:word" xmlns:v="urn:schemas-microsoft-com:vml" xmlns:oel="http://schemas.microsoft.com/office/2019/extlst" xmlns:o="urn:schemas-microsoft-com:office:office" xmlns="" classificationOutcomeType="ftr"/>
                   </a:ext>
                 </a:extLst>
               </wp:docPr>
@@ -18152,7 +18289,7 @@
             </wp:anchor>
           </w:drawing>
         </mc:Choice>
-        <mc:Fallback>
+        <mc:Fallback xmlns:w16sdtfl="http://schemas.microsoft.com/office/word/2024/wordml/sdtformatlock" xmlns:w16sdtdh="http://schemas.microsoft.com/office/word/2020/wordml/sdtdatahash" xmlns:w16du="http://schemas.microsoft.com/office/word/2023/wordml/word16du" xmlns:w16="http://schemas.microsoft.com/office/word/2018/wordml" xmlns:w16cex="http://schemas.microsoft.com/office/word/2018/wordml/cex" xmlns:oel="http://schemas.microsoft.com/office/2019/extlst">
           <w:pict>
             <v:shapetype w14:anchorId="7E240B10" id="_x0000_t202" coordsize="21600,21600" o:spt="202" path="m,l,21600r21600,l21600,xe">
               <v:stroke joinstyle="miter"/>
@@ -18193,7 +18330,7 @@
 </file>
 
 <file path=word/footer2.xml><?xml version="1.0" encoding="utf-8"?>
-<w:ftr xmlns:wpc="http://schemas.microsoft.com/office/word/2010/wordprocessingCanvas" xmlns:cx="http://schemas.microsoft.com/office/drawing/2014/chartex" xmlns:cx1="http://schemas.microsoft.com/office/drawing/2015/9/8/chartex" xmlns:cx2="http://schemas.microsoft.com/office/drawing/2015/10/21/chartex" xmlns:cx3="http://schemas.microsoft.com/office/drawing/2016/5/9/chartex" xmlns:cx4="http://schemas.microsoft.com/office/drawing/2016/5/10/chartex" xmlns:cx5="http://schemas.microsoft.com/office/drawing/2016/5/11/chartex" xmlns:cx6="http://schemas.microsoft.com/office/drawing/2016/5/12/chartex" xmlns:cx7="http://schemas.microsoft.com/office/drawing/2016/5/13/chartex" xmlns:cx8="http://schemas.microsoft.com/office/drawing/2016/5/14/chartex" xmlns:mc="http://schemas.openxmlformats.org/markup-compatibility/2006" xmlns:aink="http://schemas.microsoft.com/office/drawing/2016/ink" xmlns:am3d="http://schemas.microsoft.com/office/drawing/2017/model3d" xmlns:o="urn:schemas-microsoft-com:office:office" xmlns:oel="http://schemas.microsoft.com/office/2019/extlst" xmlns:r="http://schemas.openxmlformats.org/officeDocument/2006/relationships" xmlns:m="http://schemas.openxmlformats.org/officeDocument/2006/math" xmlns:v="urn:schemas-microsoft-com:vml" xmlns:wp14="http://schemas.microsoft.com/office/word/2010/wordprocessingDrawing" xmlns:wp="http://schemas.openxmlformats.org/drawingml/2006/wordprocessingDrawing" xmlns:w10="urn:schemas-microsoft-com:office:word" xmlns:w="http://schemas.openxmlformats.org/wordprocessingml/2006/main" xmlns:w14="http://schemas.microsoft.com/office/word/2010/wordml" xmlns:w15="http://schemas.microsoft.com/office/word/2012/wordml" xmlns:w16cex="http://schemas.microsoft.com/office/word/2018/wordml/cex" xmlns:w16cid="http://schemas.microsoft.com/office/word/2016/wordml/cid" xmlns:w16="http://schemas.microsoft.com/office/word/2018/wordml" xmlns:w16du="http://schemas.microsoft.com/office/word/2023/wordml/word16du" xmlns:w16sdtdh="http://schemas.microsoft.com/office/word/2020/wordml/sdtdatahash" xmlns:w16sdtfl="http://schemas.microsoft.com/office/word/2024/wordml/sdtformatlock" xmlns:w16se="http://schemas.microsoft.com/office/word/2015/wordml/symex" xmlns:wpg="http://schemas.microsoft.com/office/word/2010/wordprocessingGroup" xmlns:wpi="http://schemas.microsoft.com/office/word/2010/wordprocessingInk" xmlns:wne="http://schemas.microsoft.com/office/word/2006/wordml" xmlns:wps="http://schemas.microsoft.com/office/word/2010/wordprocessingShape" mc:Ignorable="w14 w15 w16se w16cid w16 w16cex w16sdtdh w16sdtfl w16du wp14">
+<w:ftr xmlns:wpc="http://schemas.microsoft.com/office/word/2010/wordprocessingCanvas" xmlns:cx="http://schemas.microsoft.com/office/drawing/2014/chartex" xmlns:cx1="http://schemas.microsoft.com/office/drawing/2015/9/8/chartex" xmlns:cx2="http://schemas.microsoft.com/office/drawing/2015/10/21/chartex" xmlns:cx3="http://schemas.microsoft.com/office/drawing/2016/5/9/chartex" xmlns:cx4="http://schemas.microsoft.com/office/drawing/2016/5/10/chartex" xmlns:cx5="http://schemas.microsoft.com/office/drawing/2016/5/11/chartex" xmlns:cx6="http://schemas.microsoft.com/office/drawing/2016/5/12/chartex" xmlns:cx7="http://schemas.microsoft.com/office/drawing/2016/5/13/chartex" xmlns:cx8="http://schemas.microsoft.com/office/drawing/2016/5/14/chartex" xmlns:mc="http://schemas.openxmlformats.org/markup-compatibility/2006" xmlns:aink="http://schemas.microsoft.com/office/drawing/2016/ink" xmlns:am3d="http://schemas.microsoft.com/office/drawing/2017/model3d" xmlns:o="urn:schemas-microsoft-com:office:office" xmlns:r="http://schemas.openxmlformats.org/officeDocument/2006/relationships" xmlns:m="http://schemas.openxmlformats.org/officeDocument/2006/math" xmlns:v="urn:schemas-microsoft-com:vml" xmlns:wp14="http://schemas.microsoft.com/office/word/2010/wordprocessingDrawing" xmlns:wp="http://schemas.openxmlformats.org/drawingml/2006/wordprocessingDrawing" xmlns:w10="urn:schemas-microsoft-com:office:word" xmlns:w="http://schemas.openxmlformats.org/wordprocessingml/2006/main" xmlns:w14="http://schemas.microsoft.com/office/word/2010/wordml" xmlns:w15="http://schemas.microsoft.com/office/word/2012/wordml" xmlns:w16cid="http://schemas.microsoft.com/office/word/2016/wordml/cid" xmlns:w16se="http://schemas.microsoft.com/office/word/2015/wordml/symex" xmlns:wpg="http://schemas.microsoft.com/office/word/2010/wordprocessingGroup" xmlns:wpi="http://schemas.microsoft.com/office/word/2010/wordprocessingInk" xmlns:wne="http://schemas.microsoft.com/office/word/2006/wordml" xmlns:wps="http://schemas.microsoft.com/office/word/2010/wordprocessingShape" mc:Ignorable="w14 w15 w16se w16cid wp14">
   <w:p>
     <w:pPr>
       <w:rPr>
@@ -18226,7 +18363,7 @@
               <wp:docPr id="7" name="Text Box 7" descr="OFFICIAL">
                 <a:extLst xmlns:a="http://schemas.openxmlformats.org/drawingml/2006/main">
                   <a:ext uri="{5AE41FA2-C0FF-4470-9BD4-5FADCA87CBE2}">
-                    <aclsh:classification xmlns:aclsh="http://schemas.microsoft.com/office/drawing/2020/classificationShape" classificationOutcomeType="ftr"/>
+                    <aclsh:classification xmlns:aclsh="http://schemas.microsoft.com/office/drawing/2020/classificationShape" xmlns:w16sdtfl="http://schemas.microsoft.com/office/word/2024/wordml/sdtformatlock" xmlns:w16sdtdh="http://schemas.microsoft.com/office/word/2020/wordml/sdtdatahash" xmlns:w16du="http://schemas.microsoft.com/office/word/2023/wordml/word16du" xmlns:w16="http://schemas.microsoft.com/office/word/2018/wordml" xmlns:w16cex="http://schemas.microsoft.com/office/word/2018/wordml/cex" xmlns:w="http://schemas.openxmlformats.org/wordprocessingml/2006/main" xmlns:w10="urn:schemas-microsoft-com:office:word" xmlns:v="urn:schemas-microsoft-com:vml" xmlns:oel="http://schemas.microsoft.com/office/2019/extlst" xmlns:o="urn:schemas-microsoft-com:office:office" xmlns="" classificationOutcomeType="ftr"/>
                   </a:ext>
                 </a:extLst>
               </wp:docPr>
@@ -18283,7 +18420,7 @@
             </wp:anchor>
           </w:drawing>
         </mc:Choice>
-        <mc:Fallback>
+        <mc:Fallback xmlns:w16sdtfl="http://schemas.microsoft.com/office/word/2024/wordml/sdtformatlock" xmlns:w16sdtdh="http://schemas.microsoft.com/office/word/2020/wordml/sdtdatahash" xmlns:w16du="http://schemas.microsoft.com/office/word/2023/wordml/word16du" xmlns:w16="http://schemas.microsoft.com/office/word/2018/wordml" xmlns:w16cex="http://schemas.microsoft.com/office/word/2018/wordml/cex" xmlns:oel="http://schemas.microsoft.com/office/2019/extlst">
           <w:pict>
             <v:shapetype w14:anchorId="484DD24A" id="_x0000_t202" coordsize="21600,21600" o:spt="202" path="m,l,21600r21600,l21600,xe">
               <v:stroke joinstyle="miter"/>
@@ -18342,30 +18479,14 @@
         <w:rFonts w:cs="Arial"/>
         <w:sz w:val="10"/>
       </w:rPr>
-      <w:t>:  QL CAIT  12-Jul-</w:t>
-    </w:r>
-    <w:proofErr w:type="gramStart"/>
-    <w:r>
-      <w:rPr>
-        <w:rFonts w:cs="Arial"/>
-        <w:sz w:val="10"/>
-      </w:rPr>
-      <w:t>2022  L:\CAIT\Teaching\T</w:t>
-    </w:r>
-    <w:proofErr w:type="gramEnd"/>
-    <w:r>
-      <w:rPr>
-        <w:rFonts w:cs="Arial"/>
-        <w:sz w:val="10"/>
-      </w:rPr>
-      <w:t>&amp;L\202220\ICT40120 - Programming\C# Programming\MASTER\CRS180_ICTPRG430-ICTPRG432_ICTPRG433_AT1of2_MASTER.docx</w:t>
+      <w:t>:  QL CAIT  12-Jul-2022  L:\CAIT\Teaching\T&amp;L\202220\ICT40120 - Programming\C# Programming\MASTER\CRS180_ICTPRG430-ICTPRG432_ICTPRG433_AT1of2_MASTER.docx</w:t>
     </w:r>
   </w:p>
 </w:ftr>
 </file>
 
 <file path=word/footer3.xml><?xml version="1.0" encoding="utf-8"?>
-<w:ftr xmlns:wpc="http://schemas.microsoft.com/office/word/2010/wordprocessingCanvas" xmlns:cx="http://schemas.microsoft.com/office/drawing/2014/chartex" xmlns:cx1="http://schemas.microsoft.com/office/drawing/2015/9/8/chartex" xmlns:cx2="http://schemas.microsoft.com/office/drawing/2015/10/21/chartex" xmlns:cx3="http://schemas.microsoft.com/office/drawing/2016/5/9/chartex" xmlns:cx4="http://schemas.microsoft.com/office/drawing/2016/5/10/chartex" xmlns:cx5="http://schemas.microsoft.com/office/drawing/2016/5/11/chartex" xmlns:cx6="http://schemas.microsoft.com/office/drawing/2016/5/12/chartex" xmlns:cx7="http://schemas.microsoft.com/office/drawing/2016/5/13/chartex" xmlns:cx8="http://schemas.microsoft.com/office/drawing/2016/5/14/chartex" xmlns:mc="http://schemas.openxmlformats.org/markup-compatibility/2006" xmlns:aink="http://schemas.microsoft.com/office/drawing/2016/ink" xmlns:am3d="http://schemas.microsoft.com/office/drawing/2017/model3d" xmlns:o="urn:schemas-microsoft-com:office:office" xmlns:oel="http://schemas.microsoft.com/office/2019/extlst" xmlns:r="http://schemas.openxmlformats.org/officeDocument/2006/relationships" xmlns:m="http://schemas.openxmlformats.org/officeDocument/2006/math" xmlns:v="urn:schemas-microsoft-com:vml" xmlns:wp14="http://schemas.microsoft.com/office/word/2010/wordprocessingDrawing" xmlns:wp="http://schemas.openxmlformats.org/drawingml/2006/wordprocessingDrawing" xmlns:w10="urn:schemas-microsoft-com:office:word" xmlns:w="http://schemas.openxmlformats.org/wordprocessingml/2006/main" xmlns:w14="http://schemas.microsoft.com/office/word/2010/wordml" xmlns:w15="http://schemas.microsoft.com/office/word/2012/wordml" xmlns:w16cex="http://schemas.microsoft.com/office/word/2018/wordml/cex" xmlns:w16cid="http://schemas.microsoft.com/office/word/2016/wordml/cid" xmlns:w16="http://schemas.microsoft.com/office/word/2018/wordml" xmlns:w16du="http://schemas.microsoft.com/office/word/2023/wordml/word16du" xmlns:w16sdtdh="http://schemas.microsoft.com/office/word/2020/wordml/sdtdatahash" xmlns:w16sdtfl="http://schemas.microsoft.com/office/word/2024/wordml/sdtformatlock" xmlns:w16se="http://schemas.microsoft.com/office/word/2015/wordml/symex" xmlns:wpg="http://schemas.microsoft.com/office/word/2010/wordprocessingGroup" xmlns:wpi="http://schemas.microsoft.com/office/word/2010/wordprocessingInk" xmlns:wne="http://schemas.microsoft.com/office/word/2006/wordml" xmlns:wps="http://schemas.microsoft.com/office/word/2010/wordprocessingShape" mc:Ignorable="w14 w15 w16se w16cid w16 w16cex w16sdtdh w16sdtfl w16du wp14">
+<w:ftr xmlns:wpc="http://schemas.microsoft.com/office/word/2010/wordprocessingCanvas" xmlns:cx="http://schemas.microsoft.com/office/drawing/2014/chartex" xmlns:cx1="http://schemas.microsoft.com/office/drawing/2015/9/8/chartex" xmlns:cx2="http://schemas.microsoft.com/office/drawing/2015/10/21/chartex" xmlns:cx3="http://schemas.microsoft.com/office/drawing/2016/5/9/chartex" xmlns:cx4="http://schemas.microsoft.com/office/drawing/2016/5/10/chartex" xmlns:cx5="http://schemas.microsoft.com/office/drawing/2016/5/11/chartex" xmlns:cx6="http://schemas.microsoft.com/office/drawing/2016/5/12/chartex" xmlns:cx7="http://schemas.microsoft.com/office/drawing/2016/5/13/chartex" xmlns:cx8="http://schemas.microsoft.com/office/drawing/2016/5/14/chartex" xmlns:mc="http://schemas.openxmlformats.org/markup-compatibility/2006" xmlns:aink="http://schemas.microsoft.com/office/drawing/2016/ink" xmlns:am3d="http://schemas.microsoft.com/office/drawing/2017/model3d" xmlns:o="urn:schemas-microsoft-com:office:office" xmlns:r="http://schemas.openxmlformats.org/officeDocument/2006/relationships" xmlns:m="http://schemas.openxmlformats.org/officeDocument/2006/math" xmlns:v="urn:schemas-microsoft-com:vml" xmlns:wp14="http://schemas.microsoft.com/office/word/2010/wordprocessingDrawing" xmlns:wp="http://schemas.openxmlformats.org/drawingml/2006/wordprocessingDrawing" xmlns:w10="urn:schemas-microsoft-com:office:word" xmlns:w="http://schemas.openxmlformats.org/wordprocessingml/2006/main" xmlns:w14="http://schemas.microsoft.com/office/word/2010/wordml" xmlns:w15="http://schemas.microsoft.com/office/word/2012/wordml" xmlns:w16cid="http://schemas.microsoft.com/office/word/2016/wordml/cid" xmlns:w16se="http://schemas.microsoft.com/office/word/2015/wordml/symex" xmlns:wpg="http://schemas.microsoft.com/office/word/2010/wordprocessingGroup" xmlns:wpi="http://schemas.microsoft.com/office/word/2010/wordprocessingInk" xmlns:wne="http://schemas.microsoft.com/office/word/2006/wordml" xmlns:wps="http://schemas.microsoft.com/office/word/2010/wordprocessingShape" mc:Ignorable="w14 w15 w16se w16cid wp14">
   <w:p>
     <w:pPr>
       <w:pStyle w:val="Footer"/>
@@ -18391,7 +18512,7 @@
               <wp:docPr id="4" name="Text Box 4" descr="OFFICIAL">
                 <a:extLst xmlns:a="http://schemas.openxmlformats.org/drawingml/2006/main">
                   <a:ext uri="{5AE41FA2-C0FF-4470-9BD4-5FADCA87CBE2}">
-                    <aclsh:classification xmlns:aclsh="http://schemas.microsoft.com/office/drawing/2020/classificationShape" classificationOutcomeType="ftr"/>
+                    <aclsh:classification xmlns:aclsh="http://schemas.microsoft.com/office/drawing/2020/classificationShape" xmlns:w16sdtfl="http://schemas.microsoft.com/office/word/2024/wordml/sdtformatlock" xmlns:w16sdtdh="http://schemas.microsoft.com/office/word/2020/wordml/sdtdatahash" xmlns:w16du="http://schemas.microsoft.com/office/word/2023/wordml/word16du" xmlns:w16="http://schemas.microsoft.com/office/word/2018/wordml" xmlns:w16cex="http://schemas.microsoft.com/office/word/2018/wordml/cex" xmlns:w="http://schemas.openxmlformats.org/wordprocessingml/2006/main" xmlns:w10="urn:schemas-microsoft-com:office:word" xmlns:v="urn:schemas-microsoft-com:vml" xmlns:oel="http://schemas.microsoft.com/office/2019/extlst" xmlns:o="urn:schemas-microsoft-com:office:office" xmlns="" classificationOutcomeType="ftr"/>
                   </a:ext>
                 </a:extLst>
               </wp:docPr>
@@ -18448,7 +18569,7 @@
             </wp:anchor>
           </w:drawing>
         </mc:Choice>
-        <mc:Fallback>
+        <mc:Fallback xmlns:w16sdtfl="http://schemas.microsoft.com/office/word/2024/wordml/sdtformatlock" xmlns:w16sdtdh="http://schemas.microsoft.com/office/word/2020/wordml/sdtdatahash" xmlns:w16du="http://schemas.microsoft.com/office/word/2023/wordml/word16du" xmlns:w16="http://schemas.microsoft.com/office/word/2018/wordml" xmlns:w16cex="http://schemas.microsoft.com/office/word/2018/wordml/cex" xmlns:oel="http://schemas.microsoft.com/office/2019/extlst">
           <w:pict>
             <v:shapetype w14:anchorId="06A9EE1B" id="_x0000_t202" coordsize="21600,21600" o:spt="202" path="m,l,21600r21600,l21600,xe">
               <v:stroke joinstyle="miter"/>
@@ -18489,7 +18610,7 @@
 </file>
 
 <file path=word/footnotes.xml><?xml version="1.0" encoding="utf-8"?>
-<w:footnotes xmlns:wpc="http://schemas.microsoft.com/office/word/2010/wordprocessingCanvas" xmlns:cx="http://schemas.microsoft.com/office/drawing/2014/chartex" xmlns:cx1="http://schemas.microsoft.com/office/drawing/2015/9/8/chartex" xmlns:cx2="http://schemas.microsoft.com/office/drawing/2015/10/21/chartex" xmlns:cx3="http://schemas.microsoft.com/office/drawing/2016/5/9/chartex" xmlns:cx4="http://schemas.microsoft.com/office/drawing/2016/5/10/chartex" xmlns:cx5="http://schemas.microsoft.com/office/drawing/2016/5/11/chartex" xmlns:cx6="http://schemas.microsoft.com/office/drawing/2016/5/12/chartex" xmlns:cx7="http://schemas.microsoft.com/office/drawing/2016/5/13/chartex" xmlns:cx8="http://schemas.microsoft.com/office/drawing/2016/5/14/chartex" xmlns:mc="http://schemas.openxmlformats.org/markup-compatibility/2006" xmlns:aink="http://schemas.microsoft.com/office/drawing/2016/ink" xmlns:am3d="http://schemas.microsoft.com/office/drawing/2017/model3d" xmlns:o="urn:schemas-microsoft-com:office:office" xmlns:oel="http://schemas.microsoft.com/office/2019/extlst" xmlns:r="http://schemas.openxmlformats.org/officeDocument/2006/relationships" xmlns:m="http://schemas.openxmlformats.org/officeDocument/2006/math" xmlns:v="urn:schemas-microsoft-com:vml" xmlns:wp14="http://schemas.microsoft.com/office/word/2010/wordprocessingDrawing" xmlns:wp="http://schemas.openxmlformats.org/drawingml/2006/wordprocessingDrawing" xmlns:w10="urn:schemas-microsoft-com:office:word" xmlns:w="http://schemas.openxmlformats.org/wordprocessingml/2006/main" xmlns:w14="http://schemas.microsoft.com/office/word/2010/wordml" xmlns:w15="http://schemas.microsoft.com/office/word/2012/wordml" xmlns:w16cex="http://schemas.microsoft.com/office/word/2018/wordml/cex" xmlns:w16cid="http://schemas.microsoft.com/office/word/2016/wordml/cid" xmlns:w16="http://schemas.microsoft.com/office/word/2018/wordml" xmlns:w16du="http://schemas.microsoft.com/office/word/2023/wordml/word16du" xmlns:w16sdtdh="http://schemas.microsoft.com/office/word/2020/wordml/sdtdatahash" xmlns:w16sdtfl="http://schemas.microsoft.com/office/word/2024/wordml/sdtformatlock" xmlns:w16se="http://schemas.microsoft.com/office/word/2015/wordml/symex" xmlns:wpg="http://schemas.microsoft.com/office/word/2010/wordprocessingGroup" xmlns:wpi="http://schemas.microsoft.com/office/word/2010/wordprocessingInk" xmlns:wne="http://schemas.microsoft.com/office/word/2006/wordml" xmlns:wps="http://schemas.microsoft.com/office/word/2010/wordprocessingShape" mc:Ignorable="w14 w15 w16se w16cid w16 w16cex w16sdtdh w16sdtfl w16du wp14">
+<w:footnotes xmlns:wpc="http://schemas.microsoft.com/office/word/2010/wordprocessingCanvas" xmlns:cx="http://schemas.microsoft.com/office/drawing/2014/chartex" xmlns:cx1="http://schemas.microsoft.com/office/drawing/2015/9/8/chartex" xmlns:cx2="http://schemas.microsoft.com/office/drawing/2015/10/21/chartex" xmlns:cx3="http://schemas.microsoft.com/office/drawing/2016/5/9/chartex" xmlns:cx4="http://schemas.microsoft.com/office/drawing/2016/5/10/chartex" xmlns:cx5="http://schemas.microsoft.com/office/drawing/2016/5/11/chartex" xmlns:cx6="http://schemas.microsoft.com/office/drawing/2016/5/12/chartex" xmlns:cx7="http://schemas.microsoft.com/office/drawing/2016/5/13/chartex" xmlns:cx8="http://schemas.microsoft.com/office/drawing/2016/5/14/chartex" xmlns:mc="http://schemas.openxmlformats.org/markup-compatibility/2006" xmlns:aink="http://schemas.microsoft.com/office/drawing/2016/ink" xmlns:am3d="http://schemas.microsoft.com/office/drawing/2017/model3d" xmlns:o="urn:schemas-microsoft-com:office:office" xmlns:r="http://schemas.openxmlformats.org/officeDocument/2006/relationships" xmlns:m="http://schemas.openxmlformats.org/officeDocument/2006/math" xmlns:v="urn:schemas-microsoft-com:vml" xmlns:wp14="http://schemas.microsoft.com/office/word/2010/wordprocessingDrawing" xmlns:wp="http://schemas.openxmlformats.org/drawingml/2006/wordprocessingDrawing" xmlns:w10="urn:schemas-microsoft-com:office:word" xmlns:w="http://schemas.openxmlformats.org/wordprocessingml/2006/main" xmlns:w14="http://schemas.microsoft.com/office/word/2010/wordml" xmlns:w15="http://schemas.microsoft.com/office/word/2012/wordml" xmlns:w16cid="http://schemas.microsoft.com/office/word/2016/wordml/cid" xmlns:w16se="http://schemas.microsoft.com/office/word/2015/wordml/symex" xmlns:wpg="http://schemas.microsoft.com/office/word/2010/wordprocessingGroup" xmlns:wpi="http://schemas.microsoft.com/office/word/2010/wordprocessingInk" xmlns:wne="http://schemas.microsoft.com/office/word/2006/wordml" xmlns:wps="http://schemas.microsoft.com/office/word/2010/wordprocessingShape" mc:Ignorable="w14 w15 w16se w16cid wp14">
   <w:footnote w:type="separator" w:id="-1">
     <w:p>
       <w:r>
@@ -18508,7 +18629,7 @@
 </file>
 
 <file path=word/header1.xml><?xml version="1.0" encoding="utf-8"?>
-<w:hdr xmlns:wpc="http://schemas.microsoft.com/office/word/2010/wordprocessingCanvas" xmlns:cx="http://schemas.microsoft.com/office/drawing/2014/chartex" xmlns:cx1="http://schemas.microsoft.com/office/drawing/2015/9/8/chartex" xmlns:cx2="http://schemas.microsoft.com/office/drawing/2015/10/21/chartex" xmlns:cx3="http://schemas.microsoft.com/office/drawing/2016/5/9/chartex" xmlns:cx4="http://schemas.microsoft.com/office/drawing/2016/5/10/chartex" xmlns:cx5="http://schemas.microsoft.com/office/drawing/2016/5/11/chartex" xmlns:cx6="http://schemas.microsoft.com/office/drawing/2016/5/12/chartex" xmlns:cx7="http://schemas.microsoft.com/office/drawing/2016/5/13/chartex" xmlns:cx8="http://schemas.microsoft.com/office/drawing/2016/5/14/chartex" xmlns:mc="http://schemas.openxmlformats.org/markup-compatibility/2006" xmlns:aink="http://schemas.microsoft.com/office/drawing/2016/ink" xmlns:am3d="http://schemas.microsoft.com/office/drawing/2017/model3d" xmlns:o="urn:schemas-microsoft-com:office:office" xmlns:oel="http://schemas.microsoft.com/office/2019/extlst" xmlns:r="http://schemas.openxmlformats.org/officeDocument/2006/relationships" xmlns:m="http://schemas.openxmlformats.org/officeDocument/2006/math" xmlns:v="urn:schemas-microsoft-com:vml" xmlns:wp14="http://schemas.microsoft.com/office/word/2010/wordprocessingDrawing" xmlns:wp="http://schemas.openxmlformats.org/drawingml/2006/wordprocessingDrawing" xmlns:w10="urn:schemas-microsoft-com:office:word" xmlns:w="http://schemas.openxmlformats.org/wordprocessingml/2006/main" xmlns:w14="http://schemas.microsoft.com/office/word/2010/wordml" xmlns:w15="http://schemas.microsoft.com/office/word/2012/wordml" xmlns:w16cex="http://schemas.microsoft.com/office/word/2018/wordml/cex" xmlns:w16cid="http://schemas.microsoft.com/office/word/2016/wordml/cid" xmlns:w16="http://schemas.microsoft.com/office/word/2018/wordml" xmlns:w16du="http://schemas.microsoft.com/office/word/2023/wordml/word16du" xmlns:w16sdtdh="http://schemas.microsoft.com/office/word/2020/wordml/sdtdatahash" xmlns:w16sdtfl="http://schemas.microsoft.com/office/word/2024/wordml/sdtformatlock" xmlns:w16se="http://schemas.microsoft.com/office/word/2015/wordml/symex" xmlns:wpg="http://schemas.microsoft.com/office/word/2010/wordprocessingGroup" xmlns:wpi="http://schemas.microsoft.com/office/word/2010/wordprocessingInk" xmlns:wne="http://schemas.microsoft.com/office/word/2006/wordml" xmlns:wps="http://schemas.microsoft.com/office/word/2010/wordprocessingShape" mc:Ignorable="w14 w15 w16se w16cid w16 w16cex w16sdtdh w16sdtfl w16du wp14">
+<w:hdr xmlns:wpc="http://schemas.microsoft.com/office/word/2010/wordprocessingCanvas" xmlns:cx="http://schemas.microsoft.com/office/drawing/2014/chartex" xmlns:cx1="http://schemas.microsoft.com/office/drawing/2015/9/8/chartex" xmlns:cx2="http://schemas.microsoft.com/office/drawing/2015/10/21/chartex" xmlns:cx3="http://schemas.microsoft.com/office/drawing/2016/5/9/chartex" xmlns:cx4="http://schemas.microsoft.com/office/drawing/2016/5/10/chartex" xmlns:cx5="http://schemas.microsoft.com/office/drawing/2016/5/11/chartex" xmlns:cx6="http://schemas.microsoft.com/office/drawing/2016/5/12/chartex" xmlns:cx7="http://schemas.microsoft.com/office/drawing/2016/5/13/chartex" xmlns:cx8="http://schemas.microsoft.com/office/drawing/2016/5/14/chartex" xmlns:mc="http://schemas.openxmlformats.org/markup-compatibility/2006" xmlns:aink="http://schemas.microsoft.com/office/drawing/2016/ink" xmlns:am3d="http://schemas.microsoft.com/office/drawing/2017/model3d" xmlns:o="urn:schemas-microsoft-com:office:office" xmlns:r="http://schemas.openxmlformats.org/officeDocument/2006/relationships" xmlns:m="http://schemas.openxmlformats.org/officeDocument/2006/math" xmlns:v="urn:schemas-microsoft-com:vml" xmlns:wp14="http://schemas.microsoft.com/office/word/2010/wordprocessingDrawing" xmlns:wp="http://schemas.openxmlformats.org/drawingml/2006/wordprocessingDrawing" xmlns:w10="urn:schemas-microsoft-com:office:word" xmlns:w="http://schemas.openxmlformats.org/wordprocessingml/2006/main" xmlns:w14="http://schemas.microsoft.com/office/word/2010/wordml" xmlns:w15="http://schemas.microsoft.com/office/word/2012/wordml" xmlns:w16cid="http://schemas.microsoft.com/office/word/2016/wordml/cid" xmlns:w16se="http://schemas.microsoft.com/office/word/2015/wordml/symex" xmlns:wpg="http://schemas.microsoft.com/office/word/2010/wordprocessingGroup" xmlns:wpi="http://schemas.microsoft.com/office/word/2010/wordprocessingInk" xmlns:wne="http://schemas.microsoft.com/office/word/2006/wordml" xmlns:wps="http://schemas.microsoft.com/office/word/2010/wordprocessingShape" mc:Ignorable="w14 w15 w16se w16cid wp14">
   <w:p>
     <w:r>
       <w:rPr>
@@ -18718,7 +18839,7 @@
             </wp:anchor>
           </w:drawing>
         </mc:Choice>
-        <mc:Fallback>
+        <mc:Fallback xmlns:w16sdtfl="http://schemas.microsoft.com/office/word/2024/wordml/sdtformatlock" xmlns:w16sdtdh="http://schemas.microsoft.com/office/word/2020/wordml/sdtdatahash" xmlns:w16du="http://schemas.microsoft.com/office/word/2023/wordml/word16du" xmlns:w16="http://schemas.microsoft.com/office/word/2018/wordml" xmlns:w16cex="http://schemas.microsoft.com/office/word/2018/wordml/cex" xmlns:oel="http://schemas.microsoft.com/office/2019/extlst">
           <w:pict>
             <v:shapetype w14:anchorId="40619C37" id="_x0000_t202" coordsize="21600,21600" o:spt="202" path="m,l,21600r21600,l21600,xe">
               <v:stroke joinstyle="miter"/>
@@ -19045,7 +19166,7 @@
 </file>
 
 <file path=word/numbering.xml><?xml version="1.0" encoding="utf-8"?>
-<w:numbering xmlns:wpc="http://schemas.microsoft.com/office/word/2010/wordprocessingCanvas" xmlns:cx="http://schemas.microsoft.com/office/drawing/2014/chartex" xmlns:cx1="http://schemas.microsoft.com/office/drawing/2015/9/8/chartex" xmlns:cx2="http://schemas.microsoft.com/office/drawing/2015/10/21/chartex" xmlns:cx3="http://schemas.microsoft.com/office/drawing/2016/5/9/chartex" xmlns:cx4="http://schemas.microsoft.com/office/drawing/2016/5/10/chartex" xmlns:cx5="http://schemas.microsoft.com/office/drawing/2016/5/11/chartex" xmlns:cx6="http://schemas.microsoft.com/office/drawing/2016/5/12/chartex" xmlns:cx7="http://schemas.microsoft.com/office/drawing/2016/5/13/chartex" xmlns:cx8="http://schemas.microsoft.com/office/drawing/2016/5/14/chartex" xmlns:mc="http://schemas.openxmlformats.org/markup-compatibility/2006" xmlns:aink="http://schemas.microsoft.com/office/drawing/2016/ink" xmlns:am3d="http://schemas.microsoft.com/office/drawing/2017/model3d" xmlns:o="urn:schemas-microsoft-com:office:office" xmlns:oel="http://schemas.microsoft.com/office/2019/extlst" xmlns:r="http://schemas.openxmlformats.org/officeDocument/2006/relationships" xmlns:m="http://schemas.openxmlformats.org/officeDocument/2006/math" xmlns:v="urn:schemas-microsoft-com:vml" xmlns:wp14="http://schemas.microsoft.com/office/word/2010/wordprocessingDrawing" xmlns:wp="http://schemas.openxmlformats.org/drawingml/2006/wordprocessingDrawing" xmlns:w10="urn:schemas-microsoft-com:office:word" xmlns:w="http://schemas.openxmlformats.org/wordprocessingml/2006/main" xmlns:w14="http://schemas.microsoft.com/office/word/2010/wordml" xmlns:w15="http://schemas.microsoft.com/office/word/2012/wordml" xmlns:w16cex="http://schemas.microsoft.com/office/word/2018/wordml/cex" xmlns:w16cid="http://schemas.microsoft.com/office/word/2016/wordml/cid" xmlns:w16="http://schemas.microsoft.com/office/word/2018/wordml" xmlns:w16du="http://schemas.microsoft.com/office/word/2023/wordml/word16du" xmlns:w16sdtdh="http://schemas.microsoft.com/office/word/2020/wordml/sdtdatahash" xmlns:w16sdtfl="http://schemas.microsoft.com/office/word/2024/wordml/sdtformatlock" xmlns:w16se="http://schemas.microsoft.com/office/word/2015/wordml/symex" xmlns:wpg="http://schemas.microsoft.com/office/word/2010/wordprocessingGroup" xmlns:wpi="http://schemas.microsoft.com/office/word/2010/wordprocessingInk" xmlns:wne="http://schemas.microsoft.com/office/word/2006/wordml" xmlns:wps="http://schemas.microsoft.com/office/word/2010/wordprocessingShape" mc:Ignorable="w14 w15 w16se w16cid w16 w16cex w16sdtdh w16sdtfl w16du wp14">
+<w:numbering xmlns:wpc="http://schemas.microsoft.com/office/word/2010/wordprocessingCanvas" xmlns:cx="http://schemas.microsoft.com/office/drawing/2014/chartex" xmlns:cx1="http://schemas.microsoft.com/office/drawing/2015/9/8/chartex" xmlns:cx2="http://schemas.microsoft.com/office/drawing/2015/10/21/chartex" xmlns:cx3="http://schemas.microsoft.com/office/drawing/2016/5/9/chartex" xmlns:cx4="http://schemas.microsoft.com/office/drawing/2016/5/10/chartex" xmlns:cx5="http://schemas.microsoft.com/office/drawing/2016/5/11/chartex" xmlns:cx6="http://schemas.microsoft.com/office/drawing/2016/5/12/chartex" xmlns:cx7="http://schemas.microsoft.com/office/drawing/2016/5/13/chartex" xmlns:cx8="http://schemas.microsoft.com/office/drawing/2016/5/14/chartex" xmlns:mc="http://schemas.openxmlformats.org/markup-compatibility/2006" xmlns:aink="http://schemas.microsoft.com/office/drawing/2016/ink" xmlns:am3d="http://schemas.microsoft.com/office/drawing/2017/model3d" xmlns:o="urn:schemas-microsoft-com:office:office" xmlns:r="http://schemas.openxmlformats.org/officeDocument/2006/relationships" xmlns:m="http://schemas.openxmlformats.org/officeDocument/2006/math" xmlns:v="urn:schemas-microsoft-com:vml" xmlns:wp14="http://schemas.microsoft.com/office/word/2010/wordprocessingDrawing" xmlns:wp="http://schemas.openxmlformats.org/drawingml/2006/wordprocessingDrawing" xmlns:w10="urn:schemas-microsoft-com:office:word" xmlns:w="http://schemas.openxmlformats.org/wordprocessingml/2006/main" xmlns:w14="http://schemas.microsoft.com/office/word/2010/wordml" xmlns:w15="http://schemas.microsoft.com/office/word/2012/wordml" xmlns:w16cid="http://schemas.microsoft.com/office/word/2016/wordml/cid" xmlns:w16se="http://schemas.microsoft.com/office/word/2015/wordml/symex" xmlns:wpg="http://schemas.microsoft.com/office/word/2010/wordprocessingGroup" xmlns:wpi="http://schemas.microsoft.com/office/word/2010/wordprocessingInk" xmlns:wne="http://schemas.microsoft.com/office/word/2006/wordml" xmlns:wps="http://schemas.microsoft.com/office/word/2010/wordprocessingShape" mc:Ignorable="w14 w15 w16se w16cid wp14">
   <w:abstractNum w:abstractNumId="0" w15:restartNumberingAfterBreak="0">
     <w:nsid w:val="02885D6C"/>
     <w:multiLevelType w:val="hybridMultilevel"/>
@@ -21905,79 +22026,79 @@
       </w:rPr>
     </w:lvl>
   </w:abstractNum>
-  <w:num w:numId="1" w16cid:durableId="1986658849">
+  <w:num w:numId="1">
     <w:abstractNumId w:val="14"/>
   </w:num>
-  <w:num w:numId="2" w16cid:durableId="419258869">
+  <w:num w:numId="2">
     <w:abstractNumId w:val="16"/>
   </w:num>
-  <w:num w:numId="3" w16cid:durableId="27681892">
+  <w:num w:numId="3">
     <w:abstractNumId w:val="0"/>
   </w:num>
-  <w:num w:numId="4" w16cid:durableId="1674070512">
+  <w:num w:numId="4">
     <w:abstractNumId w:val="8"/>
   </w:num>
-  <w:num w:numId="5" w16cid:durableId="161822273">
+  <w:num w:numId="5">
     <w:abstractNumId w:val="23"/>
   </w:num>
-  <w:num w:numId="6" w16cid:durableId="317345442">
+  <w:num w:numId="6">
     <w:abstractNumId w:val="3"/>
   </w:num>
-  <w:num w:numId="7" w16cid:durableId="146242769">
+  <w:num w:numId="7">
     <w:abstractNumId w:val="5"/>
   </w:num>
-  <w:num w:numId="8" w16cid:durableId="749234138">
+  <w:num w:numId="8">
     <w:abstractNumId w:val="20"/>
   </w:num>
-  <w:num w:numId="9" w16cid:durableId="821460945">
+  <w:num w:numId="9">
     <w:abstractNumId w:val="11"/>
   </w:num>
-  <w:num w:numId="10" w16cid:durableId="1688290517">
+  <w:num w:numId="10">
     <w:abstractNumId w:val="18"/>
   </w:num>
-  <w:num w:numId="11" w16cid:durableId="2063409430">
+  <w:num w:numId="11">
     <w:abstractNumId w:val="24"/>
   </w:num>
-  <w:num w:numId="12" w16cid:durableId="1723555785">
+  <w:num w:numId="12">
     <w:abstractNumId w:val="17"/>
   </w:num>
-  <w:num w:numId="13" w16cid:durableId="322271893">
+  <w:num w:numId="13">
     <w:abstractNumId w:val="21"/>
   </w:num>
-  <w:num w:numId="14" w16cid:durableId="948514877">
+  <w:num w:numId="14">
     <w:abstractNumId w:val="12"/>
   </w:num>
-  <w:num w:numId="15" w16cid:durableId="17777444">
+  <w:num w:numId="15">
     <w:abstractNumId w:val="22"/>
   </w:num>
-  <w:num w:numId="16" w16cid:durableId="172425774">
+  <w:num w:numId="16">
     <w:abstractNumId w:val="13"/>
   </w:num>
-  <w:num w:numId="17" w16cid:durableId="432943217">
+  <w:num w:numId="17">
     <w:abstractNumId w:val="6"/>
   </w:num>
-  <w:num w:numId="18" w16cid:durableId="606084335">
+  <w:num w:numId="18">
     <w:abstractNumId w:val="7"/>
   </w:num>
-  <w:num w:numId="19" w16cid:durableId="917638688">
+  <w:num w:numId="19">
     <w:abstractNumId w:val="4"/>
   </w:num>
-  <w:num w:numId="20" w16cid:durableId="1396782063">
+  <w:num w:numId="20">
     <w:abstractNumId w:val="2"/>
   </w:num>
-  <w:num w:numId="21" w16cid:durableId="1517763956">
+  <w:num w:numId="21">
     <w:abstractNumId w:val="10"/>
   </w:num>
-  <w:num w:numId="22" w16cid:durableId="144472107">
+  <w:num w:numId="22">
     <w:abstractNumId w:val="15"/>
   </w:num>
-  <w:num w:numId="23" w16cid:durableId="1406799067">
+  <w:num w:numId="23">
     <w:abstractNumId w:val="19"/>
   </w:num>
-  <w:num w:numId="24" w16cid:durableId="539901855">
+  <w:num w:numId="24">
     <w:abstractNumId w:val="9"/>
   </w:num>
-  <w:num w:numId="25" w16cid:durableId="1139374952">
+  <w:num w:numId="25">
     <w:abstractNumId w:val="1"/>
   </w:num>
   <w:numIdMacAtCleanup w:val="6"/>
@@ -21985,7 +22106,7 @@
 </file>
 
 <file path=word/styles.xml><?xml version="1.0" encoding="utf-8"?>
-<w:styles xmlns:mc="http://schemas.openxmlformats.org/markup-compatibility/2006" xmlns:r="http://schemas.openxmlformats.org/officeDocument/2006/relationships" xmlns:w="http://schemas.openxmlformats.org/wordprocessingml/2006/main" xmlns:w14="http://schemas.microsoft.com/office/word/2010/wordml" xmlns:w15="http://schemas.microsoft.com/office/word/2012/wordml" xmlns:w16cex="http://schemas.microsoft.com/office/word/2018/wordml/cex" xmlns:w16cid="http://schemas.microsoft.com/office/word/2016/wordml/cid" xmlns:w16="http://schemas.microsoft.com/office/word/2018/wordml" xmlns:w16du="http://schemas.microsoft.com/office/word/2023/wordml/word16du" xmlns:w16sdtdh="http://schemas.microsoft.com/office/word/2020/wordml/sdtdatahash" xmlns:w16sdtfl="http://schemas.microsoft.com/office/word/2024/wordml/sdtformatlock" xmlns:w16se="http://schemas.microsoft.com/office/word/2015/wordml/symex" mc:Ignorable="w14 w15 w16se w16cid w16 w16cex w16sdtdh w16sdtfl w16du">
+<w:styles xmlns:mc="http://schemas.openxmlformats.org/markup-compatibility/2006" xmlns:r="http://schemas.openxmlformats.org/officeDocument/2006/relationships" xmlns:w="http://schemas.openxmlformats.org/wordprocessingml/2006/main" xmlns:w14="http://schemas.microsoft.com/office/word/2010/wordml" xmlns:w15="http://schemas.microsoft.com/office/word/2012/wordml" xmlns:w16cid="http://schemas.microsoft.com/office/word/2016/wordml/cid" xmlns:w16se="http://schemas.microsoft.com/office/word/2015/wordml/symex" mc:Ignorable="w14 w15 w16se w16cid">
   <w:docDefaults>
     <w:rPrDefault>
       <w:rPr>
@@ -21995,7 +22116,7 @@
     </w:rPrDefault>
     <w:pPrDefault/>
   </w:docDefaults>
-  <w:latentStyles w:defLockedState="0" w:defUIPriority="99" w:defSemiHidden="0" w:defUnhideWhenUsed="0" w:defQFormat="0" w:count="376">
+  <w:latentStyles w:defLockedState="0" w:defUIPriority="99" w:defSemiHidden="0" w:defUnhideWhenUsed="0" w:defQFormat="0" w:count="375">
     <w:lsdException w:name="Normal" w:uiPriority="0" w:qFormat="1"/>
     <w:lsdException w:name="heading 1" w:uiPriority="9"/>
     <w:lsdException w:name="heading 2" w:uiPriority="9"/>
@@ -22371,7 +22492,6 @@
     <w:lsdException w:name="Smart Hyperlink" w:semiHidden="1" w:unhideWhenUsed="1"/>
     <w:lsdException w:name="Hashtag" w:semiHidden="1" w:unhideWhenUsed="1"/>
     <w:lsdException w:name="Unresolved Mention" w:semiHidden="1" w:unhideWhenUsed="1"/>
-    <w:lsdException w:name="Smart Link" w:semiHidden="1" w:unhideWhenUsed="1"/>
   </w:latentStyles>
   <w:style w:type="paragraph" w:default="1" w:styleId="Normal">
     <w:name w:val="Normal"/>
@@ -23259,22 +23379,19 @@
 </file>
 
 <file path=customXml/item2.xml><?xml version="1.0" encoding="utf-8"?>
-<b:Sources xmlns:b="http://schemas.openxmlformats.org/officeDocument/2006/bibliography" xmlns="http://schemas.openxmlformats.org/officeDocument/2006/bibliography" SelectedStyle="\APASixthEditionOfficeOnline.xsl" StyleName="APA" Version="6"/>
+<Fcrs180_3XMLNode xmlns="CRS180_3">
+  <StName/>
+  <StID/>
+</Fcrs180_3XMLNode>
 </file>
 
 <file path=customXml/item3.xml><?xml version="1.0" encoding="utf-8"?>
-<Fcrs180_2XMLNode xmlns="CRS180_2">
-  <AssessType/>
-</Fcrs180_2XMLNode>
+<Fcrs180_1XMLNode xmlns="CRS180_1">
+  <OthBox/>
+</Fcrs180_1XMLNode>
 </file>
 
 <file path=customXml/item4.xml><?xml version="1.0" encoding="utf-8"?>
-<Fcrs180_4XMLNode xmlns="CRS180_4">
-  <DeptName>BDIT, Computer and Information Technology</DeptName>
-</Fcrs180_4XMLNode>
-</file>
-
-<file path=customXml/item5.xml><?xml version="1.0" encoding="utf-8"?>
 <Fcrs180XMLNode xmlns="CRS180">
   <SName/>
   <SID/>
@@ -23290,23 +23407,26 @@
 </Fcrs180XMLNode>
 </file>
 
+<file path=customXml/item5.xml><?xml version="1.0" encoding="utf-8"?>
+<Fcrs180_4XMLNode xmlns="CRS180_4">
+  <DeptName>BDIT, Computer and Information Technology</DeptName>
+</Fcrs180_4XMLNode>
+</file>
+
 <file path=customXml/item6.xml><?xml version="1.0" encoding="utf-8"?>
-<Fcrs180_1XMLNode xmlns="CRS180_1">
-  <OthBox/>
-</Fcrs180_1XMLNode>
+<Fcrs180_5XMLNode xmlns="CRS180_5">
+  <AssessTypeR>Observation/Portfolio</AssessTypeR>
+</Fcrs180_5XMLNode>
 </file>
 
 <file path=customXml/item7.xml><?xml version="1.0" encoding="utf-8"?>
-<Fcrs180_3XMLNode xmlns="CRS180_3">
-  <StName/>
-  <StID/>
-</Fcrs180_3XMLNode>
+<Fcrs180_2XMLNode xmlns="CRS180_2">
+  <AssessType/>
+</Fcrs180_2XMLNode>
 </file>
 
 <file path=customXml/item8.xml><?xml version="1.0" encoding="utf-8"?>
-<Fcrs180_5XMLNode xmlns="CRS180_5">
-  <AssessTypeR>Observation/Portfolio</AssessTypeR>
-</Fcrs180_5XMLNode>
+<b:Sources xmlns:b="http://schemas.openxmlformats.org/officeDocument/2006/bibliography" xmlns="http://schemas.openxmlformats.org/officeDocument/2006/bibliography" SelectedStyle="\APASixthEditionOfficeOnline.xsl" StyleName="APA" Version="6"/>
 </file>
 
 <file path=customXml/itemProps1.xml><?xml version="1.0" encoding="utf-8"?>
@@ -23318,14 +23438,46 @@
 </file>
 
 <file path=customXml/itemProps2.xml><?xml version="1.0" encoding="utf-8"?>
-<ds:datastoreItem xmlns:ds="http://schemas.openxmlformats.org/officeDocument/2006/customXml" ds:itemID="{AAD7C83C-D912-42F8-8DFC-C8FB8A29DBD9}">
+<ds:datastoreItem xmlns:ds="http://schemas.openxmlformats.org/officeDocument/2006/customXml" ds:itemID="{EADE9EF3-1304-43E5-9865-7510817D635D}">
   <ds:schemaRefs>
-    <ds:schemaRef ds:uri="http://schemas.openxmlformats.org/officeDocument/2006/bibliography"/>
+    <ds:schemaRef ds:uri="CRS180_3"/>
   </ds:schemaRefs>
 </ds:datastoreItem>
 </file>
 
 <file path=customXml/itemProps3.xml><?xml version="1.0" encoding="utf-8"?>
+<ds:datastoreItem xmlns:ds="http://schemas.openxmlformats.org/officeDocument/2006/customXml" ds:itemID="{93E8A757-17F0-4CC7-B32F-5C21CEC8E169}">
+  <ds:schemaRefs>
+    <ds:schemaRef ds:uri="CRS180_1"/>
+  </ds:schemaRefs>
+</ds:datastoreItem>
+</file>
+
+<file path=customXml/itemProps4.xml><?xml version="1.0" encoding="utf-8"?>
+<ds:datastoreItem xmlns:ds="http://schemas.openxmlformats.org/officeDocument/2006/customXml" ds:itemID="{AEAA7968-AA76-4AEA-864E-618A3CDCDA91}">
+  <ds:schemaRefs>
+    <ds:schemaRef ds:uri="CRS180"/>
+  </ds:schemaRefs>
+</ds:datastoreItem>
+</file>
+
+<file path=customXml/itemProps5.xml><?xml version="1.0" encoding="utf-8"?>
+<ds:datastoreItem xmlns:ds="http://schemas.openxmlformats.org/officeDocument/2006/customXml" ds:itemID="{BCCE98C7-93E3-46B4-9136-8583CF4B79F7}">
+  <ds:schemaRefs>
+    <ds:schemaRef ds:uri="CRS180_4"/>
+  </ds:schemaRefs>
+</ds:datastoreItem>
+</file>
+
+<file path=customXml/itemProps6.xml><?xml version="1.0" encoding="utf-8"?>
+<ds:datastoreItem xmlns:ds="http://schemas.openxmlformats.org/officeDocument/2006/customXml" ds:itemID="{8EEE6C64-7878-4D06-B4F9-6A63DFC5E605}">
+  <ds:schemaRefs>
+    <ds:schemaRef ds:uri="CRS180_5"/>
+  </ds:schemaRefs>
+</ds:datastoreItem>
+</file>
+
+<file path=customXml/itemProps7.xml><?xml version="1.0" encoding="utf-8"?>
 <ds:datastoreItem xmlns:ds="http://schemas.openxmlformats.org/officeDocument/2006/customXml" ds:itemID="{150D0C82-7BC9-456F-A768-C6ED423A975C}">
   <ds:schemaRefs>
     <ds:schemaRef ds:uri="CRS180_2"/>
@@ -23333,42 +23485,10 @@
 </ds:datastoreItem>
 </file>
 
-<file path=customXml/itemProps4.xml><?xml version="1.0" encoding="utf-8"?>
-<ds:datastoreItem xmlns:ds="http://schemas.openxmlformats.org/officeDocument/2006/customXml" ds:itemID="{BCCE98C7-93E3-46B4-9136-8583CF4B79F7}">
+<file path=customXml/itemProps8.xml><?xml version="1.0" encoding="utf-8"?>
+<ds:datastoreItem xmlns:ds="http://schemas.openxmlformats.org/officeDocument/2006/customXml" ds:itemID="{D5864E95-F250-4FA0-B5A3-6607D39E1AE8}">
   <ds:schemaRefs>
-    <ds:schemaRef ds:uri="CRS180_4"/>
-  </ds:schemaRefs>
-</ds:datastoreItem>
-</file>
-
-<file path=customXml/itemProps5.xml><?xml version="1.0" encoding="utf-8"?>
-<ds:datastoreItem xmlns:ds="http://schemas.openxmlformats.org/officeDocument/2006/customXml" ds:itemID="{AEAA7968-AA76-4AEA-864E-618A3CDCDA91}">
-  <ds:schemaRefs>
-    <ds:schemaRef ds:uri="CRS180"/>
-  </ds:schemaRefs>
-</ds:datastoreItem>
-</file>
-
-<file path=customXml/itemProps6.xml><?xml version="1.0" encoding="utf-8"?>
-<ds:datastoreItem xmlns:ds="http://schemas.openxmlformats.org/officeDocument/2006/customXml" ds:itemID="{93E8A757-17F0-4CC7-B32F-5C21CEC8E169}">
-  <ds:schemaRefs>
-    <ds:schemaRef ds:uri="CRS180_1"/>
-  </ds:schemaRefs>
-</ds:datastoreItem>
-</file>
-
-<file path=customXml/itemProps7.xml><?xml version="1.0" encoding="utf-8"?>
-<ds:datastoreItem xmlns:ds="http://schemas.openxmlformats.org/officeDocument/2006/customXml" ds:itemID="{EADE9EF3-1304-43E5-9865-7510817D635D}">
-  <ds:schemaRefs>
-    <ds:schemaRef ds:uri="CRS180_3"/>
-  </ds:schemaRefs>
-</ds:datastoreItem>
-</file>
-
-<file path=customXml/itemProps8.xml><?xml version="1.0" encoding="utf-8"?>
-<ds:datastoreItem xmlns:ds="http://schemas.openxmlformats.org/officeDocument/2006/customXml" ds:itemID="{8EEE6C64-7878-4D06-B4F9-6A63DFC5E605}">
-  <ds:schemaRefs>
-    <ds:schemaRef ds:uri="CRS180_5"/>
+    <ds:schemaRef ds:uri="http://schemas.openxmlformats.org/officeDocument/2006/bibliography"/>
   </ds:schemaRefs>
 </ds:datastoreItem>
 </file>
--- a/C#/Assessment2/Part2/VANMINHLE_Data_Driven_Programming_AT2of2_Part2of3.docx
+++ b/C#/Assessment2/Part2/VANMINHLE_Data_Driven_Programming_AT2of2_Part2of3.docx
@@ -579,7 +579,7 @@
           <v:shape id="_x0000_i1025" type="#_x0000_t75" style="width:76.8pt;height:55.2pt" o:ole="">
             <v:imagedata r:id="rId16" o:title=""/>
           </v:shape>
-          <o:OLEObject Type="Embed" ProgID="Word.Document.12" ShapeID="_x0000_i1025" DrawAspect="Icon" ObjectID="_1810028672" r:id="rId17">
+          <o:OLEObject Type="Embed" ProgID="Word.Document.12" ShapeID="_x0000_i1025" DrawAspect="Icon" ObjectID="_1810029384" r:id="rId17">
             <o:FieldCodes>\s</o:FieldCodes>
           </o:OLEObject>
         </w:object>
@@ -3906,6 +3906,7 @@
                   <w14:uncheckedState w14:val="2610" w14:font="MS Gothic"/>
                 </w14:checkbox>
               </w:sdtPr>
+              <w:sdtEndPr/>
               <w:sdtContent>
                 <w:r>
                   <w:rPr>
@@ -3949,6 +3950,7 @@
                   <w14:uncheckedState w14:val="2610" w14:font="MS Gothic"/>
                 </w14:checkbox>
               </w:sdtPr>
+              <w:sdtEndPr/>
               <w:sdtContent>
                 <w:r>
                   <w:rPr>
@@ -5147,6 +5149,8 @@
               </w:rPr>
               <w:t>Your screenshot</w:t>
             </w:r>
+            <w:bookmarkStart w:id="2" w:name="_GoBack"/>
+            <w:bookmarkEnd w:id="2"/>
           </w:p>
           <w:p>
             <w:pPr>
@@ -5160,10 +5164,10 @@
               </w:rPr>
               <w:lastRenderedPageBreak/>
               <w:drawing>
-                <wp:inline distT="0" distB="0" distL="0" distR="0" wp14:anchorId="0F221998" wp14:editId="7E6EDC0E">
-                  <wp:extent cx="5644866" cy="8437418"/>
-                  <wp:effectExtent l="0" t="0" r="0" b="1905"/>
-                  <wp:docPr id="9" name="Picture 9"/>
+                <wp:inline distT="0" distB="0" distL="0" distR="0" wp14:anchorId="6427E891" wp14:editId="64C4F54F">
+                  <wp:extent cx="5901004" cy="8660920"/>
+                  <wp:effectExtent l="0" t="0" r="5080" b="6985"/>
+                  <wp:docPr id="11" name="Picture 11"/>
                   <wp:cNvGraphicFramePr>
                     <a:graphicFrameLocks xmlns:a="http://schemas.openxmlformats.org/drawingml/2006/main" noChangeAspect="1"/>
                   </wp:cNvGraphicFramePr>
@@ -5183,7 +5187,7 @@
                         <pic:spPr>
                           <a:xfrm>
                             <a:off x="0" y="0"/>
-                            <a:ext cx="5666715" cy="8470076"/>
+                            <a:ext cx="5911697" cy="8676614"/>
                           </a:xfrm>
                           <a:prstGeom prst="rect">
                             <a:avLst/>
@@ -5203,6 +5207,7 @@
             </w:r>
             <w:r>
               <w:rPr>
+                <w:noProof/>
                 <w:szCs w:val="20"/>
               </w:rPr>
               <w:lastRenderedPageBreak/>
@@ -5250,14 +5255,15 @@
             </w:r>
             <w:r>
               <w:rPr>
+                <w:noProof/>
                 <w:szCs w:val="20"/>
               </w:rPr>
               <w:lastRenderedPageBreak/>
               <w:drawing>
-                <wp:inline distT="0" distB="0" distL="0" distR="0" wp14:anchorId="431BEFD0" wp14:editId="4AB54472">
-                  <wp:extent cx="5945226" cy="8003968"/>
+                <wp:inline distT="0" distB="0" distL="0" distR="0" wp14:anchorId="6C3714C5" wp14:editId="571EC6A6">
+                  <wp:extent cx="6060782" cy="8065698"/>
                   <wp:effectExtent l="0" t="0" r="0" b="0"/>
-                  <wp:docPr id="11" name="Picture 11"/>
+                  <wp:docPr id="8" name="Picture 8"/>
                   <wp:cNvGraphicFramePr>
                     <a:graphicFrameLocks xmlns:a="http://schemas.openxmlformats.org/drawingml/2006/main" noChangeAspect="1"/>
                   </wp:cNvGraphicFramePr>
@@ -5277,7 +5283,7 @@
                         <pic:spPr>
                           <a:xfrm>
                             <a:off x="0" y="0"/>
-                            <a:ext cx="5961719" cy="8026172"/>
+                            <a:ext cx="6063641" cy="8069503"/>
                           </a:xfrm>
                           <a:prstGeom prst="rect">
                             <a:avLst/>
@@ -5320,6 +5326,7 @@
                   <w14:uncheckedState w14:val="2610" w14:font="MS Gothic"/>
                 </w14:checkbox>
               </w:sdtPr>
+              <w:sdtEndPr/>
               <w:sdtContent>
                 <w:r>
                   <w:rPr>
@@ -5363,6 +5370,7 @@
                   <w14:uncheckedState w14:val="2610" w14:font="MS Gothic"/>
                 </w14:checkbox>
               </w:sdtPr>
+              <w:sdtEndPr/>
               <w:sdtContent>
                 <w:r>
                   <w:rPr>
@@ -5489,8 +5497,6 @@
               </w:rPr>
               <w:t xml:space="preserve"> by assessor</w:t>
             </w:r>
-            <w:bookmarkStart w:id="2" w:name="_GoBack"/>
-            <w:bookmarkEnd w:id="2"/>
           </w:p>
         </w:tc>
         <w:tc>
@@ -6080,6 +6086,7 @@
               <w14:uncheckedState w14:val="2610" w14:font="MS Gothic"/>
             </w14:checkbox>
           </w:sdtPr>
+          <w:sdtEndPr/>
           <w:sdtContent>
             <w:tc>
               <w:tcPr>
@@ -6128,6 +6135,7 @@
               <w14:uncheckedState w14:val="2610" w14:font="MS Gothic"/>
             </w14:checkbox>
           </w:sdtPr>
+          <w:sdtEndPr/>
           <w:sdtContent>
             <w:tc>
               <w:tcPr>
@@ -6174,6 +6182,7 @@
               <w14:uncheckedState w14:val="2610" w14:font="MS Gothic"/>
             </w14:checkbox>
           </w:sdtPr>
+          <w:sdtEndPr/>
           <w:sdtContent>
             <w:tc>
               <w:tcPr>
@@ -6220,6 +6229,7 @@
               <w14:uncheckedState w14:val="2610" w14:font="MS Gothic"/>
             </w14:checkbox>
           </w:sdtPr>
+          <w:sdtEndPr/>
           <w:sdtContent>
             <w:tc>
               <w:tcPr>
@@ -6345,6 +6355,7 @@
               <w14:uncheckedState w14:val="2610" w14:font="MS Gothic"/>
             </w14:checkbox>
           </w:sdtPr>
+          <w:sdtEndPr/>
           <w:sdtContent>
             <w:tc>
               <w:tcPr>
@@ -6393,6 +6404,7 @@
               <w14:uncheckedState w14:val="2610" w14:font="MS Gothic"/>
             </w14:checkbox>
           </w:sdtPr>
+          <w:sdtEndPr/>
           <w:sdtContent>
             <w:tc>
               <w:tcPr>
@@ -6439,6 +6451,7 @@
               <w14:uncheckedState w14:val="2610" w14:font="MS Gothic"/>
             </w14:checkbox>
           </w:sdtPr>
+          <w:sdtEndPr/>
           <w:sdtContent>
             <w:tc>
               <w:tcPr>
@@ -6485,6 +6498,7 @@
               <w14:uncheckedState w14:val="2610" w14:font="MS Gothic"/>
             </w14:checkbox>
           </w:sdtPr>
+          <w:sdtEndPr/>
           <w:sdtContent>
             <w:tc>
               <w:tcPr>
@@ -6610,6 +6624,7 @@
               <w14:uncheckedState w14:val="2610" w14:font="MS Gothic"/>
             </w14:checkbox>
           </w:sdtPr>
+          <w:sdtEndPr/>
           <w:sdtContent>
             <w:tc>
               <w:tcPr>
@@ -6658,6 +6673,7 @@
               <w14:uncheckedState w14:val="2610" w14:font="MS Gothic"/>
             </w14:checkbox>
           </w:sdtPr>
+          <w:sdtEndPr/>
           <w:sdtContent>
             <w:tc>
               <w:tcPr>
@@ -6704,6 +6720,7 @@
               <w14:uncheckedState w14:val="2610" w14:font="MS Gothic"/>
             </w14:checkbox>
           </w:sdtPr>
+          <w:sdtEndPr/>
           <w:sdtContent>
             <w:tc>
               <w:tcPr>
@@ -6750,6 +6767,7 @@
               <w14:uncheckedState w14:val="2610" w14:font="MS Gothic"/>
             </w14:checkbox>
           </w:sdtPr>
+          <w:sdtEndPr/>
           <w:sdtContent>
             <w:tc>
               <w:tcPr>
@@ -6895,6 +6913,7 @@
               <w14:uncheckedState w14:val="2610" w14:font="MS Gothic"/>
             </w14:checkbox>
           </w:sdtPr>
+          <w:sdtEndPr/>
           <w:sdtContent>
             <w:tc>
               <w:tcPr>
@@ -6943,6 +6962,7 @@
               <w14:uncheckedState w14:val="2610" w14:font="MS Gothic"/>
             </w14:checkbox>
           </w:sdtPr>
+          <w:sdtEndPr/>
           <w:sdtContent>
             <w:tc>
               <w:tcPr>
@@ -6989,6 +7009,7 @@
               <w14:uncheckedState w14:val="2610" w14:font="MS Gothic"/>
             </w14:checkbox>
           </w:sdtPr>
+          <w:sdtEndPr/>
           <w:sdtContent>
             <w:tc>
               <w:tcPr>
@@ -7035,6 +7056,7 @@
               <w14:uncheckedState w14:val="2610" w14:font="MS Gothic"/>
             </w14:checkbox>
           </w:sdtPr>
+          <w:sdtEndPr/>
           <w:sdtContent>
             <w:tc>
               <w:tcPr>
@@ -7166,6 +7188,7 @@
               <w14:uncheckedState w14:val="2610" w14:font="MS Gothic"/>
             </w14:checkbox>
           </w:sdtPr>
+          <w:sdtEndPr/>
           <w:sdtContent>
             <w:tc>
               <w:tcPr>
@@ -7214,6 +7237,7 @@
               <w14:uncheckedState w14:val="2610" w14:font="MS Gothic"/>
             </w14:checkbox>
           </w:sdtPr>
+          <w:sdtEndPr/>
           <w:sdtContent>
             <w:tc>
               <w:tcPr>
@@ -7260,6 +7284,7 @@
               <w14:uncheckedState w14:val="2610" w14:font="MS Gothic"/>
             </w14:checkbox>
           </w:sdtPr>
+          <w:sdtEndPr/>
           <w:sdtContent>
             <w:tc>
               <w:tcPr>
@@ -7306,6 +7331,7 @@
               <w14:uncheckedState w14:val="2610" w14:font="MS Gothic"/>
             </w14:checkbox>
           </w:sdtPr>
+          <w:sdtEndPr/>
           <w:sdtContent>
             <w:tc>
               <w:tcPr>
@@ -7434,6 +7460,7 @@
               <w14:uncheckedState w14:val="2610" w14:font="MS Gothic"/>
             </w14:checkbox>
           </w:sdtPr>
+          <w:sdtEndPr/>
           <w:sdtContent>
             <w:tc>
               <w:tcPr>
@@ -7479,6 +7506,7 @@
               <w14:uncheckedState w14:val="2610" w14:font="MS Gothic"/>
             </w14:checkbox>
           </w:sdtPr>
+          <w:sdtEndPr/>
           <w:sdtContent>
             <w:tc>
               <w:tcPr>
@@ -7524,6 +7552,7 @@
               <w14:uncheckedState w14:val="2610" w14:font="MS Gothic"/>
             </w14:checkbox>
           </w:sdtPr>
+          <w:sdtEndPr/>
           <w:sdtContent>
             <w:tc>
               <w:tcPr>
@@ -7569,6 +7598,7 @@
               <w14:uncheckedState w14:val="2610" w14:font="MS Gothic"/>
             </w14:checkbox>
           </w:sdtPr>
+          <w:sdtEndPr/>
           <w:sdtContent>
             <w:tc>
               <w:tcPr>
@@ -7690,6 +7720,7 @@
               <w14:uncheckedState w14:val="2610" w14:font="MS Gothic"/>
             </w14:checkbox>
           </w:sdtPr>
+          <w:sdtEndPr/>
           <w:sdtContent>
             <w:tc>
               <w:tcPr>
@@ -7735,6 +7766,7 @@
               <w14:uncheckedState w14:val="2610" w14:font="MS Gothic"/>
             </w14:checkbox>
           </w:sdtPr>
+          <w:sdtEndPr/>
           <w:sdtContent>
             <w:tc>
               <w:tcPr>
@@ -7780,6 +7812,7 @@
               <w14:uncheckedState w14:val="2610" w14:font="MS Gothic"/>
             </w14:checkbox>
           </w:sdtPr>
+          <w:sdtEndPr/>
           <w:sdtContent>
             <w:tc>
               <w:tcPr>
@@ -7825,6 +7858,7 @@
               <w14:uncheckedState w14:val="2610" w14:font="MS Gothic"/>
             </w14:checkbox>
           </w:sdtPr>
+          <w:sdtEndPr/>
           <w:sdtContent>
             <w:tc>
               <w:tcPr>
@@ -7946,6 +7980,7 @@
               <w14:uncheckedState w14:val="2610" w14:font="MS Gothic"/>
             </w14:checkbox>
           </w:sdtPr>
+          <w:sdtEndPr/>
           <w:sdtContent>
             <w:tc>
               <w:tcPr>
@@ -7991,6 +8026,7 @@
               <w14:uncheckedState w14:val="2610" w14:font="MS Gothic"/>
             </w14:checkbox>
           </w:sdtPr>
+          <w:sdtEndPr/>
           <w:sdtContent>
             <w:tc>
               <w:tcPr>
@@ -8036,6 +8072,7 @@
               <w14:uncheckedState w14:val="2610" w14:font="MS Gothic"/>
             </w14:checkbox>
           </w:sdtPr>
+          <w:sdtEndPr/>
           <w:sdtContent>
             <w:tc>
               <w:tcPr>
@@ -8081,6 +8118,7 @@
               <w14:uncheckedState w14:val="2610" w14:font="MS Gothic"/>
             </w14:checkbox>
           </w:sdtPr>
+          <w:sdtEndPr/>
           <w:sdtContent>
             <w:tc>
               <w:tcPr>
@@ -8202,6 +8240,7 @@
               <w14:uncheckedState w14:val="2610" w14:font="MS Gothic"/>
             </w14:checkbox>
           </w:sdtPr>
+          <w:sdtEndPr/>
           <w:sdtContent>
             <w:tc>
               <w:tcPr>
@@ -8247,6 +8286,7 @@
               <w14:uncheckedState w14:val="2610" w14:font="MS Gothic"/>
             </w14:checkbox>
           </w:sdtPr>
+          <w:sdtEndPr/>
           <w:sdtContent>
             <w:tc>
               <w:tcPr>
@@ -8292,6 +8332,7 @@
               <w14:uncheckedState w14:val="2610" w14:font="MS Gothic"/>
             </w14:checkbox>
           </w:sdtPr>
+          <w:sdtEndPr/>
           <w:sdtContent>
             <w:tc>
               <w:tcPr>
@@ -8337,6 +8378,7 @@
               <w14:uncheckedState w14:val="2610" w14:font="MS Gothic"/>
             </w14:checkbox>
           </w:sdtPr>
+          <w:sdtEndPr/>
           <w:sdtContent>
             <w:tc>
               <w:tcPr>
@@ -8458,6 +8500,7 @@
               <w14:uncheckedState w14:val="2610" w14:font="MS Gothic"/>
             </w14:checkbox>
           </w:sdtPr>
+          <w:sdtEndPr/>
           <w:sdtContent>
             <w:tc>
               <w:tcPr>
@@ -8503,6 +8546,7 @@
               <w14:uncheckedState w14:val="2610" w14:font="MS Gothic"/>
             </w14:checkbox>
           </w:sdtPr>
+          <w:sdtEndPr/>
           <w:sdtContent>
             <w:tc>
               <w:tcPr>
@@ -8548,6 +8592,7 @@
               <w14:uncheckedState w14:val="2610" w14:font="MS Gothic"/>
             </w14:checkbox>
           </w:sdtPr>
+          <w:sdtEndPr/>
           <w:sdtContent>
             <w:tc>
               <w:tcPr>
@@ -8593,6 +8638,7 @@
               <w14:uncheckedState w14:val="2610" w14:font="MS Gothic"/>
             </w14:checkbox>
           </w:sdtPr>
+          <w:sdtEndPr/>
           <w:sdtContent>
             <w:tc>
               <w:tcPr>
@@ -8714,6 +8760,7 @@
               <w14:uncheckedState w14:val="2610" w14:font="MS Gothic"/>
             </w14:checkbox>
           </w:sdtPr>
+          <w:sdtEndPr/>
           <w:sdtContent>
             <w:tc>
               <w:tcPr>
@@ -8759,6 +8806,7 @@
               <w14:uncheckedState w14:val="2610" w14:font="MS Gothic"/>
             </w14:checkbox>
           </w:sdtPr>
+          <w:sdtEndPr/>
           <w:sdtContent>
             <w:tc>
               <w:tcPr>
@@ -8804,6 +8852,7 @@
               <w14:uncheckedState w14:val="2610" w14:font="MS Gothic"/>
             </w14:checkbox>
           </w:sdtPr>
+          <w:sdtEndPr/>
           <w:sdtContent>
             <w:tc>
               <w:tcPr>
@@ -8849,6 +8898,7 @@
               <w14:uncheckedState w14:val="2610" w14:font="MS Gothic"/>
             </w14:checkbox>
           </w:sdtPr>
+          <w:sdtEndPr/>
           <w:sdtContent>
             <w:tc>
               <w:tcPr>
@@ -8970,6 +9020,7 @@
               <w14:uncheckedState w14:val="2610" w14:font="MS Gothic"/>
             </w14:checkbox>
           </w:sdtPr>
+          <w:sdtEndPr/>
           <w:sdtContent>
             <w:tc>
               <w:tcPr>
@@ -9015,6 +9066,7 @@
               <w14:uncheckedState w14:val="2610" w14:font="MS Gothic"/>
             </w14:checkbox>
           </w:sdtPr>
+          <w:sdtEndPr/>
           <w:sdtContent>
             <w:tc>
               <w:tcPr>
@@ -9060,6 +9112,7 @@
               <w14:uncheckedState w14:val="2610" w14:font="MS Gothic"/>
             </w14:checkbox>
           </w:sdtPr>
+          <w:sdtEndPr/>
           <w:sdtContent>
             <w:tc>
               <w:tcPr>
@@ -9105,6 +9158,7 @@
               <w14:uncheckedState w14:val="2610" w14:font="MS Gothic"/>
             </w14:checkbox>
           </w:sdtPr>
+          <w:sdtEndPr/>
           <w:sdtContent>
             <w:tc>
               <w:tcPr>
@@ -16036,6 +16090,7 @@
               <w14:uncheckedState w14:val="2610" w14:font="MS Gothic"/>
             </w14:checkbox>
           </w:sdtPr>
+          <w:sdtEndPr/>
           <w:sdtContent>
             <w:tc>
               <w:tcPr>
@@ -16084,6 +16139,7 @@
               <w14:uncheckedState w14:val="2610" w14:font="MS Gothic"/>
             </w14:checkbox>
           </w:sdtPr>
+          <w:sdtEndPr/>
           <w:sdtContent>
             <w:tc>
               <w:tcPr>
@@ -16130,6 +16186,7 @@
               <w14:uncheckedState w14:val="2610" w14:font="MS Gothic"/>
             </w14:checkbox>
           </w:sdtPr>
+          <w:sdtEndPr/>
           <w:sdtContent>
             <w:tc>
               <w:tcPr>
@@ -16176,6 +16233,7 @@
               <w14:uncheckedState w14:val="2610" w14:font="MS Gothic"/>
             </w14:checkbox>
           </w:sdtPr>
+          <w:sdtEndPr/>
           <w:sdtContent>
             <w:tc>
               <w:tcPr>
@@ -16309,6 +16367,7 @@
               <w14:uncheckedState w14:val="2610" w14:font="MS Gothic"/>
             </w14:checkbox>
           </w:sdtPr>
+          <w:sdtEndPr/>
           <w:sdtContent>
             <w:tc>
               <w:tcPr>
@@ -16357,6 +16416,7 @@
               <w14:uncheckedState w14:val="2610" w14:font="MS Gothic"/>
             </w14:checkbox>
           </w:sdtPr>
+          <w:sdtEndPr/>
           <w:sdtContent>
             <w:tc>
               <w:tcPr>
@@ -16403,6 +16463,7 @@
               <w14:uncheckedState w14:val="2610" w14:font="MS Gothic"/>
             </w14:checkbox>
           </w:sdtPr>
+          <w:sdtEndPr/>
           <w:sdtContent>
             <w:tc>
               <w:tcPr>
@@ -16449,6 +16510,7 @@
               <w14:uncheckedState w14:val="2610" w14:font="MS Gothic"/>
             </w14:checkbox>
           </w:sdtPr>
+          <w:sdtEndPr/>
           <w:sdtContent>
             <w:tc>
               <w:tcPr>
@@ -16582,6 +16644,7 @@
               <w14:uncheckedState w14:val="2610" w14:font="MS Gothic"/>
             </w14:checkbox>
           </w:sdtPr>
+          <w:sdtEndPr/>
           <w:sdtContent>
             <w:tc>
               <w:tcPr>
@@ -16630,6 +16693,7 @@
               <w14:uncheckedState w14:val="2610" w14:font="MS Gothic"/>
             </w14:checkbox>
           </w:sdtPr>
+          <w:sdtEndPr/>
           <w:sdtContent>
             <w:tc>
               <w:tcPr>
@@ -16676,6 +16740,7 @@
               <w14:uncheckedState w14:val="2610" w14:font="MS Gothic"/>
             </w14:checkbox>
           </w:sdtPr>
+          <w:sdtEndPr/>
           <w:sdtContent>
             <w:tc>
               <w:tcPr>
@@ -16722,6 +16787,7 @@
               <w14:uncheckedState w14:val="2610" w14:font="MS Gothic"/>
             </w14:checkbox>
           </w:sdtPr>
+          <w:sdtEndPr/>
           <w:sdtContent>
             <w:tc>
               <w:tcPr>
@@ -16855,6 +16921,7 @@
               <w14:uncheckedState w14:val="2610" w14:font="MS Gothic"/>
             </w14:checkbox>
           </w:sdtPr>
+          <w:sdtEndPr/>
           <w:sdtContent>
             <w:tc>
               <w:tcPr>
@@ -16903,6 +16970,7 @@
               <w14:uncheckedState w14:val="2610" w14:font="MS Gothic"/>
             </w14:checkbox>
           </w:sdtPr>
+          <w:sdtEndPr/>
           <w:sdtContent>
             <w:tc>
               <w:tcPr>
@@ -16949,6 +17017,7 @@
               <w14:uncheckedState w14:val="2610" w14:font="MS Gothic"/>
             </w14:checkbox>
           </w:sdtPr>
+          <w:sdtEndPr/>
           <w:sdtContent>
             <w:tc>
               <w:tcPr>
@@ -16995,6 +17064,7 @@
               <w14:uncheckedState w14:val="2610" w14:font="MS Gothic"/>
             </w14:checkbox>
           </w:sdtPr>
+          <w:sdtEndPr/>
           <w:sdtContent>
             <w:tc>
               <w:tcPr>
@@ -17128,6 +17198,7 @@
               <w14:uncheckedState w14:val="2610" w14:font="MS Gothic"/>
             </w14:checkbox>
           </w:sdtPr>
+          <w:sdtEndPr/>
           <w:sdtContent>
             <w:tc>
               <w:tcPr>
@@ -17176,6 +17247,7 @@
               <w14:uncheckedState w14:val="2610" w14:font="MS Gothic"/>
             </w14:checkbox>
           </w:sdtPr>
+          <w:sdtEndPr/>
           <w:sdtContent>
             <w:tc>
               <w:tcPr>
@@ -17222,6 +17294,7 @@
               <w14:uncheckedState w14:val="2610" w14:font="MS Gothic"/>
             </w14:checkbox>
           </w:sdtPr>
+          <w:sdtEndPr/>
           <w:sdtContent>
             <w:tc>
               <w:tcPr>
@@ -17268,6 +17341,7 @@
               <w14:uncheckedState w14:val="2610" w14:font="MS Gothic"/>
             </w14:checkbox>
           </w:sdtPr>
+          <w:sdtEndPr/>
           <w:sdtContent>
             <w:tc>
               <w:tcPr>
@@ -17398,6 +17472,7 @@
               <w14:uncheckedState w14:val="2610" w14:font="MS Gothic"/>
             </w14:checkbox>
           </w:sdtPr>
+          <w:sdtEndPr/>
           <w:sdtContent>
             <w:tc>
               <w:tcPr>
@@ -17443,6 +17518,7 @@
               <w14:uncheckedState w14:val="2610" w14:font="MS Gothic"/>
             </w14:checkbox>
           </w:sdtPr>
+          <w:sdtEndPr/>
           <w:sdtContent>
             <w:tc>
               <w:tcPr>
@@ -17488,6 +17564,7 @@
               <w14:uncheckedState w14:val="2610" w14:font="MS Gothic"/>
             </w14:checkbox>
           </w:sdtPr>
+          <w:sdtEndPr/>
           <w:sdtContent>
             <w:tc>
               <w:tcPr>
@@ -17533,6 +17610,7 @@
               <w14:uncheckedState w14:val="2610" w14:font="MS Gothic"/>
             </w14:checkbox>
           </w:sdtPr>
+          <w:sdtEndPr/>
           <w:sdtContent>
             <w:tc>
               <w:tcPr>
@@ -17730,6 +17808,7 @@
                   <w14:uncheckedState w14:val="2610" w14:font="MS Gothic"/>
                 </w14:checkbox>
               </w:sdtPr>
+              <w:sdtEndPr/>
               <w:sdtContent>
                 <w:r>
                   <w:rPr>
@@ -17815,6 +17894,7 @@
                   <w14:uncheckedState w14:val="2610" w14:font="MS Gothic"/>
                 </w14:checkbox>
               </w:sdtPr>
+              <w:sdtEndPr/>
               <w:sdtContent>
                 <w:r>
                   <w:rPr>
@@ -17900,6 +17980,7 @@
                   <w14:uncheckedState w14:val="2610" w14:font="MS Gothic"/>
                 </w14:checkbox>
               </w:sdtPr>
+              <w:sdtEndPr/>
               <w:sdtContent>
                 <w:r>
                   <w:rPr>
@@ -17985,6 +18066,7 @@
                   <w14:uncheckedState w14:val="2610" w14:font="MS Gothic"/>
                 </w14:checkbox>
               </w:sdtPr>
+              <w:sdtEndPr/>
               <w:sdtContent>
                 <w:r>
                   <w:rPr>
@@ -18070,6 +18152,7 @@
                   <w14:uncheckedState w14:val="2610" w14:font="MS Gothic"/>
                 </w14:checkbox>
               </w:sdtPr>
+              <w:sdtEndPr/>
               <w:sdtContent>
                 <w:r>
                   <w:rPr>
@@ -18155,6 +18238,7 @@
                   <w14:uncheckedState w14:val="2610" w14:font="MS Gothic"/>
                 </w14:checkbox>
               </w:sdtPr>
+              <w:sdtEndPr/>
               <w:sdtContent>
                 <w:r>
                   <w:rPr>
@@ -18289,13 +18373,13 @@
             </wp:anchor>
           </w:drawing>
         </mc:Choice>
-        <mc:Fallback xmlns:w16sdtfl="http://schemas.microsoft.com/office/word/2024/wordml/sdtformatlock" xmlns:w16sdtdh="http://schemas.microsoft.com/office/word/2020/wordml/sdtdatahash" xmlns:w16du="http://schemas.microsoft.com/office/word/2023/wordml/word16du" xmlns:w16="http://schemas.microsoft.com/office/word/2018/wordml" xmlns:w16cex="http://schemas.microsoft.com/office/word/2018/wordml/cex" xmlns:oel="http://schemas.microsoft.com/office/2019/extlst">
+        <mc:Fallback>
           <w:pict>
             <v:shapetype w14:anchorId="7E240B10" id="_x0000_t202" coordsize="21600,21600" o:spt="202" path="m,l,21600r21600,l21600,xe">
               <v:stroke joinstyle="miter"/>
               <v:path gradientshapeok="t" o:connecttype="rect"/>
             </v:shapetype>
-            <v:shape id="Text Box 6" o:spid="_x0000_s1027" type="#_x0000_t202" alt="OFFICIAL" style="position:absolute;margin-left:0;margin-top:0;width:34.95pt;height:34.95pt;z-index:251662336;visibility:visible;mso-wrap-style:none;mso-wrap-distance-left:0;mso-wrap-distance-top:0;mso-wrap-distance-right:0;mso-wrap-distance-bottom:0;mso-position-horizontal:center;mso-position-horizontal-relative:page;mso-position-vertical:bottom;mso-position-vertical-relative:page;v-text-anchor:bottom" o:gfxdata="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" filled="f" stroked="f">
+            <v:shape id="Text Box 6" o:spid="_x0000_s1027" type="#_x0000_t202" alt="OFFICIAL" style="position:absolute;margin-left:0;margin-top:0;width:34.95pt;height:34.95pt;z-index:251662336;visibility:visible;mso-wrap-style:none;mso-wrap-distance-left:0;mso-wrap-distance-top:0;mso-wrap-distance-right:0;mso-wrap-distance-bottom:0;mso-position-horizontal:center;mso-position-horizontal-relative:page;mso-position-vertical:bottom;mso-position-vertical-relative:page;v-text-anchor:bottom" o:gfxdata="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" filled="f" stroked="f">
               <v:textbox style="mso-fit-shape-to-text:t" inset="0,0,0,15pt">
                 <w:txbxContent>
                   <w:p>
@@ -18420,13 +18504,13 @@
             </wp:anchor>
           </w:drawing>
         </mc:Choice>
-        <mc:Fallback xmlns:w16sdtfl="http://schemas.microsoft.com/office/word/2024/wordml/sdtformatlock" xmlns:w16sdtdh="http://schemas.microsoft.com/office/word/2020/wordml/sdtdatahash" xmlns:w16du="http://schemas.microsoft.com/office/word/2023/wordml/word16du" xmlns:w16="http://schemas.microsoft.com/office/word/2018/wordml" xmlns:w16cex="http://schemas.microsoft.com/office/word/2018/wordml/cex" xmlns:oel="http://schemas.microsoft.com/office/2019/extlst">
+        <mc:Fallback>
           <w:pict>
             <v:shapetype w14:anchorId="484DD24A" id="_x0000_t202" coordsize="21600,21600" o:spt="202" path="m,l,21600r21600,l21600,xe">
               <v:stroke joinstyle="miter"/>
               <v:path gradientshapeok="t" o:connecttype="rect"/>
             </v:shapetype>
-            <v:shape id="Text Box 7" o:spid="_x0000_s1028" type="#_x0000_t202" alt="OFFICIAL" style="position:absolute;margin-left:0;margin-top:0;width:34.95pt;height:34.95pt;z-index:251663360;visibility:visible;mso-wrap-style:none;mso-wrap-distance-left:0;mso-wrap-distance-top:0;mso-wrap-distance-right:0;mso-wrap-distance-bottom:0;mso-position-horizontal:center;mso-position-horizontal-relative:page;mso-position-vertical:bottom;mso-position-vertical-relative:page;v-text-anchor:bottom" o:gfxdata="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" filled="f" stroked="f">
+            <v:shape id="Text Box 7" o:spid="_x0000_s1028" type="#_x0000_t202" alt="OFFICIAL" style="position:absolute;margin-left:0;margin-top:0;width:34.95pt;height:34.95pt;z-index:251663360;visibility:visible;mso-wrap-style:none;mso-wrap-distance-left:0;mso-wrap-distance-top:0;mso-wrap-distance-right:0;mso-wrap-distance-bottom:0;mso-position-horizontal:center;mso-position-horizontal-relative:page;mso-position-vertical:bottom;mso-position-vertical-relative:page;v-text-anchor:bottom" o:gfxdata="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" filled="f" stroked="f">
               <v:textbox style="mso-fit-shape-to-text:t" inset="0,0,0,15pt">
                 <w:txbxContent>
                   <w:p>
@@ -18569,13 +18653,13 @@
             </wp:anchor>
           </w:drawing>
         </mc:Choice>
-        <mc:Fallback xmlns:w16sdtfl="http://schemas.microsoft.com/office/word/2024/wordml/sdtformatlock" xmlns:w16sdtdh="http://schemas.microsoft.com/office/word/2020/wordml/sdtdatahash" xmlns:w16du="http://schemas.microsoft.com/office/word/2023/wordml/word16du" xmlns:w16="http://schemas.microsoft.com/office/word/2018/wordml" xmlns:w16cex="http://schemas.microsoft.com/office/word/2018/wordml/cex" xmlns:oel="http://schemas.microsoft.com/office/2019/extlst">
+        <mc:Fallback>
           <w:pict>
             <v:shapetype w14:anchorId="06A9EE1B" id="_x0000_t202" coordsize="21600,21600" o:spt="202" path="m,l,21600r21600,l21600,xe">
               <v:stroke joinstyle="miter"/>
               <v:path gradientshapeok="t" o:connecttype="rect"/>
             </v:shapetype>
-            <v:shape id="Text Box 4" o:spid="_x0000_s1029" type="#_x0000_t202" alt="OFFICIAL" style="position:absolute;margin-left:0;margin-top:0;width:34.95pt;height:34.95pt;z-index:251661312;visibility:visible;mso-wrap-style:none;mso-wrap-distance-left:0;mso-wrap-distance-top:0;mso-wrap-distance-right:0;mso-wrap-distance-bottom:0;mso-position-horizontal:center;mso-position-horizontal-relative:page;mso-position-vertical:bottom;mso-position-vertical-relative:page;v-text-anchor:bottom" o:gfxdata="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" filled="f" stroked="f">
+            <v:shape id="Text Box 4" o:spid="_x0000_s1029" type="#_x0000_t202" alt="OFFICIAL" style="position:absolute;margin-left:0;margin-top:0;width:34.95pt;height:34.95pt;z-index:251661312;visibility:visible;mso-wrap-style:none;mso-wrap-distance-left:0;mso-wrap-distance-top:0;mso-wrap-distance-right:0;mso-wrap-distance-bottom:0;mso-position-horizontal:center;mso-position-horizontal-relative:page;mso-position-vertical:bottom;mso-position-vertical-relative:page;v-text-anchor:bottom" o:gfxdata="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" filled="f" stroked="f">
               <v:textbox style="mso-fit-shape-to-text:t" inset="0,0,0,15pt">
                 <w:txbxContent>
                   <w:p>
@@ -18839,13 +18923,13 @@
             </wp:anchor>
           </w:drawing>
         </mc:Choice>
-        <mc:Fallback xmlns:w16sdtfl="http://schemas.microsoft.com/office/word/2024/wordml/sdtformatlock" xmlns:w16sdtdh="http://schemas.microsoft.com/office/word/2020/wordml/sdtdatahash" xmlns:w16du="http://schemas.microsoft.com/office/word/2023/wordml/word16du" xmlns:w16="http://schemas.microsoft.com/office/word/2018/wordml" xmlns:w16cex="http://schemas.microsoft.com/office/word/2018/wordml/cex" xmlns:oel="http://schemas.microsoft.com/office/2019/extlst">
+        <mc:Fallback>
           <w:pict>
             <v:shapetype w14:anchorId="40619C37" id="_x0000_t202" coordsize="21600,21600" o:spt="202" path="m,l,21600r21600,l21600,xe">
               <v:stroke joinstyle="miter"/>
               <v:path gradientshapeok="t" o:connecttype="rect"/>
             </v:shapetype>
-            <v:shape id="Text Box 2" o:spid="_x0000_s1026" type="#_x0000_t202" style="position:absolute;margin-left:-8pt;margin-top:-9.7pt;width:79.5pt;height:55.65pt;z-index:251659264;visibility:visible;mso-wrap-style:square;mso-width-percent:0;mso-height-percent:0;mso-wrap-distance-left:9pt;mso-wrap-distance-top:0;mso-wrap-distance-right:9pt;mso-wrap-distance-bottom:0;mso-position-horizontal:absolute;mso-position-horizontal-relative:text;mso-position-vertical:absolute;mso-position-vertical-relative:text;mso-width-percent:0;mso-height-percent:0;mso-width-relative:page;mso-height-relative:page;v-text-anchor:top" o:gfxdata="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" filled="f" stroked="f">
+            <v:shape id="Text Box 2" o:spid="_x0000_s1026" type="#_x0000_t202" style="position:absolute;margin-left:-8pt;margin-top:-9.7pt;width:79.5pt;height:55.65pt;z-index:251659264;visibility:visible;mso-wrap-style:square;mso-width-percent:0;mso-height-percent:0;mso-wrap-distance-left:9pt;mso-wrap-distance-top:0;mso-wrap-distance-right:9pt;mso-wrap-distance-bottom:0;mso-position-horizontal:absolute;mso-position-horizontal-relative:text;mso-position-vertical:absolute;mso-position-vertical-relative:text;mso-width-percent:0;mso-height-percent:0;mso-width-relative:page;mso-height-relative:page;v-text-anchor:top" o:gfxdata="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" filled="f" stroked="f">
               <v:textbox>
                 <w:txbxContent>
                   <w:p>
@@ -19104,6 +19188,7 @@
         </w:rPr>
         <w:id w:val="1982649043"/>
       </w:sdtPr>
+      <w:sdtEndPr/>
       <w:sdtContent>
         <w:r>
           <w:rPr>
@@ -19135,6 +19220,7 @@
         </w:rPr>
         <w:id w:val="1450979425"/>
       </w:sdtPr>
+      <w:sdtEndPr/>
       <w:sdtContent>
         <w:r>
           <w:rPr>
@@ -23379,19 +23465,12 @@
 </file>
 
 <file path=customXml/item2.xml><?xml version="1.0" encoding="utf-8"?>
-<Fcrs180_3XMLNode xmlns="CRS180_3">
-  <StName/>
-  <StID/>
-</Fcrs180_3XMLNode>
+<Fcrs180_2XMLNode xmlns="CRS180_2">
+  <AssessType/>
+</Fcrs180_2XMLNode>
 </file>
 
 <file path=customXml/item3.xml><?xml version="1.0" encoding="utf-8"?>
-<Fcrs180_1XMLNode xmlns="CRS180_1">
-  <OthBox/>
-</Fcrs180_1XMLNode>
-</file>
-
-<file path=customXml/item4.xml><?xml version="1.0" encoding="utf-8"?>
 <Fcrs180XMLNode xmlns="CRS180">
   <SName/>
   <SID/>
@@ -23407,6 +23486,12 @@
 </Fcrs180XMLNode>
 </file>
 
+<file path=customXml/item4.xml><?xml version="1.0" encoding="utf-8"?>
+<Fcrs180_1XMLNode xmlns="CRS180_1">
+  <OthBox/>
+</Fcrs180_1XMLNode>
+</file>
+
 <file path=customXml/item5.xml><?xml version="1.0" encoding="utf-8"?>
 <Fcrs180_4XMLNode xmlns="CRS180_4">
   <DeptName>BDIT, Computer and Information Technology</DeptName>
@@ -23420,9 +23505,10 @@
 </file>
 
 <file path=customXml/item7.xml><?xml version="1.0" encoding="utf-8"?>
-<Fcrs180_2XMLNode xmlns="CRS180_2">
-  <AssessType/>
-</Fcrs180_2XMLNode>
+<Fcrs180_3XMLNode xmlns="CRS180_3">
+  <StName/>
+  <StID/>
+</Fcrs180_3XMLNode>
 </file>
 
 <file path=customXml/item8.xml><?xml version="1.0" encoding="utf-8"?>
@@ -23438,25 +23524,25 @@
 </file>
 
 <file path=customXml/itemProps2.xml><?xml version="1.0" encoding="utf-8"?>
-<ds:datastoreItem xmlns:ds="http://schemas.openxmlformats.org/officeDocument/2006/customXml" ds:itemID="{EADE9EF3-1304-43E5-9865-7510817D635D}">
+<ds:datastoreItem xmlns:ds="http://schemas.openxmlformats.org/officeDocument/2006/customXml" ds:itemID="{150D0C82-7BC9-456F-A768-C6ED423A975C}">
   <ds:schemaRefs>
-    <ds:schemaRef ds:uri="CRS180_3"/>
+    <ds:schemaRef ds:uri="CRS180_2"/>
   </ds:schemaRefs>
 </ds:datastoreItem>
 </file>
 
 <file path=customXml/itemProps3.xml><?xml version="1.0" encoding="utf-8"?>
-<ds:datastoreItem xmlns:ds="http://schemas.openxmlformats.org/officeDocument/2006/customXml" ds:itemID="{93E8A757-17F0-4CC7-B32F-5C21CEC8E169}">
+<ds:datastoreItem xmlns:ds="http://schemas.openxmlformats.org/officeDocument/2006/customXml" ds:itemID="{AEAA7968-AA76-4AEA-864E-618A3CDCDA91}">
   <ds:schemaRefs>
-    <ds:schemaRef ds:uri="CRS180_1"/>
+    <ds:schemaRef ds:uri="CRS180"/>
   </ds:schemaRefs>
 </ds:datastoreItem>
 </file>
 
 <file path=customXml/itemProps4.xml><?xml version="1.0" encoding="utf-8"?>
-<ds:datastoreItem xmlns:ds="http://schemas.openxmlformats.org/officeDocument/2006/customXml" ds:itemID="{AEAA7968-AA76-4AEA-864E-618A3CDCDA91}">
+<ds:datastoreItem xmlns:ds="http://schemas.openxmlformats.org/officeDocument/2006/customXml" ds:itemID="{93E8A757-17F0-4CC7-B32F-5C21CEC8E169}">
   <ds:schemaRefs>
-    <ds:schemaRef ds:uri="CRS180"/>
+    <ds:schemaRef ds:uri="CRS180_1"/>
   </ds:schemaRefs>
 </ds:datastoreItem>
 </file>
@@ -23478,15 +23564,15 @@
 </file>
 
 <file path=customXml/itemProps7.xml><?xml version="1.0" encoding="utf-8"?>
-<ds:datastoreItem xmlns:ds="http://schemas.openxmlformats.org/officeDocument/2006/customXml" ds:itemID="{150D0C82-7BC9-456F-A768-C6ED423A975C}">
+<ds:datastoreItem xmlns:ds="http://schemas.openxmlformats.org/officeDocument/2006/customXml" ds:itemID="{EADE9EF3-1304-43E5-9865-7510817D635D}">
   <ds:schemaRefs>
-    <ds:schemaRef ds:uri="CRS180_2"/>
+    <ds:schemaRef ds:uri="CRS180_3"/>
   </ds:schemaRefs>
 </ds:datastoreItem>
 </file>
 
 <file path=customXml/itemProps8.xml><?xml version="1.0" encoding="utf-8"?>
-<ds:datastoreItem xmlns:ds="http://schemas.openxmlformats.org/officeDocument/2006/customXml" ds:itemID="{D5864E95-F250-4FA0-B5A3-6607D39E1AE8}">
+<ds:datastoreItem xmlns:ds="http://schemas.openxmlformats.org/officeDocument/2006/customXml" ds:itemID="{2AA8C976-CD30-4E7E-BF4E-9E695054DDCB}">
   <ds:schemaRefs>
     <ds:schemaRef ds:uri="http://schemas.openxmlformats.org/officeDocument/2006/bibliography"/>
   </ds:schemaRefs>

--- a/C#/Assessment2/Part2/VANMINHLE_Data_Driven_Programming_AT2of2_Part2of3.docx
+++ b/C#/Assessment2/Part2/VANMINHLE_Data_Driven_Programming_AT2of2_Part2of3.docx
@@ -1,6 +1,6 @@
 
 <file path=word/document.xml><?xml version="1.0" encoding="utf-8"?>
-<w:document xmlns:wpc="http://schemas.microsoft.com/office/word/2010/wordprocessingCanvas" xmlns:cx="http://schemas.microsoft.com/office/drawing/2014/chartex" xmlns:cx1="http://schemas.microsoft.com/office/drawing/2015/9/8/chartex" xmlns:cx2="http://schemas.microsoft.com/office/drawing/2015/10/21/chartex" xmlns:cx3="http://schemas.microsoft.com/office/drawing/2016/5/9/chartex" xmlns:cx4="http://schemas.microsoft.com/office/drawing/2016/5/10/chartex" xmlns:cx5="http://schemas.microsoft.com/office/drawing/2016/5/11/chartex" xmlns:cx6="http://schemas.microsoft.com/office/drawing/2016/5/12/chartex" xmlns:cx7="http://schemas.microsoft.com/office/drawing/2016/5/13/chartex" xmlns:cx8="http://schemas.microsoft.com/office/drawing/2016/5/14/chartex" xmlns:mc="http://schemas.openxmlformats.org/markup-compatibility/2006" xmlns:aink="http://schemas.microsoft.com/office/drawing/2016/ink" xmlns:am3d="http://schemas.microsoft.com/office/drawing/2017/model3d" xmlns:o="urn:schemas-microsoft-com:office:office" xmlns:r="http://schemas.openxmlformats.org/officeDocument/2006/relationships" xmlns:m="http://schemas.openxmlformats.org/officeDocument/2006/math" xmlns:v="urn:schemas-microsoft-com:vml" xmlns:wp14="http://schemas.microsoft.com/office/word/2010/wordprocessingDrawing" xmlns:wp="http://schemas.openxmlformats.org/drawingml/2006/wordprocessingDrawing" xmlns:w10="urn:schemas-microsoft-com:office:word" xmlns:w="http://schemas.openxmlformats.org/wordprocessingml/2006/main" xmlns:w14="http://schemas.microsoft.com/office/word/2010/wordml" xmlns:w15="http://schemas.microsoft.com/office/word/2012/wordml" xmlns:w16cid="http://schemas.microsoft.com/office/word/2016/wordml/cid" xmlns:w16se="http://schemas.microsoft.com/office/word/2015/wordml/symex" xmlns:wpg="http://schemas.microsoft.com/office/word/2010/wordprocessingGroup" xmlns:wpi="http://schemas.microsoft.com/office/word/2010/wordprocessingInk" xmlns:wne="http://schemas.microsoft.com/office/word/2006/wordml" xmlns:wps="http://schemas.microsoft.com/office/word/2010/wordprocessingShape" mc:Ignorable="w14 w15 w16se w16cid wp14">
+<w:document xmlns:wpc="http://schemas.microsoft.com/office/word/2010/wordprocessingCanvas" xmlns:cx="http://schemas.microsoft.com/office/drawing/2014/chartex" xmlns:cx1="http://schemas.microsoft.com/office/drawing/2015/9/8/chartex" xmlns:cx2="http://schemas.microsoft.com/office/drawing/2015/10/21/chartex" xmlns:cx3="http://schemas.microsoft.com/office/drawing/2016/5/9/chartex" xmlns:cx4="http://schemas.microsoft.com/office/drawing/2016/5/10/chartex" xmlns:cx5="http://schemas.microsoft.com/office/drawing/2016/5/11/chartex" xmlns:cx6="http://schemas.microsoft.com/office/drawing/2016/5/12/chartex" xmlns:cx7="http://schemas.microsoft.com/office/drawing/2016/5/13/chartex" xmlns:cx8="http://schemas.microsoft.com/office/drawing/2016/5/14/chartex" xmlns:mc="http://schemas.openxmlformats.org/markup-compatibility/2006" xmlns:aink="http://schemas.microsoft.com/office/drawing/2016/ink" xmlns:am3d="http://schemas.microsoft.com/office/drawing/2017/model3d" xmlns:o="urn:schemas-microsoft-com:office:office" xmlns:oel="http://schemas.microsoft.com/office/2019/extlst" xmlns:r="http://schemas.openxmlformats.org/officeDocument/2006/relationships" xmlns:m="http://schemas.openxmlformats.org/officeDocument/2006/math" xmlns:v="urn:schemas-microsoft-com:vml" xmlns:wp14="http://schemas.microsoft.com/office/word/2010/wordprocessingDrawing" xmlns:wp="http://schemas.openxmlformats.org/drawingml/2006/wordprocessingDrawing" xmlns:w10="urn:schemas-microsoft-com:office:word" xmlns:w="http://schemas.openxmlformats.org/wordprocessingml/2006/main" xmlns:w14="http://schemas.microsoft.com/office/word/2010/wordml" xmlns:w15="http://schemas.microsoft.com/office/word/2012/wordml" xmlns:w16cex="http://schemas.microsoft.com/office/word/2018/wordml/cex" xmlns:w16cid="http://schemas.microsoft.com/office/word/2016/wordml/cid" xmlns:w16="http://schemas.microsoft.com/office/word/2018/wordml" xmlns:w16du="http://schemas.microsoft.com/office/word/2023/wordml/word16du" xmlns:w16sdtdh="http://schemas.microsoft.com/office/word/2020/wordml/sdtdatahash" xmlns:w16sdtfl="http://schemas.microsoft.com/office/word/2024/wordml/sdtformatlock" xmlns:w16se="http://schemas.microsoft.com/office/word/2015/wordml/symex" xmlns:wpg="http://schemas.microsoft.com/office/word/2010/wordprocessingGroup" xmlns:wpi="http://schemas.microsoft.com/office/word/2010/wordprocessingInk" xmlns:wne="http://schemas.microsoft.com/office/word/2006/wordml" xmlns:wps="http://schemas.microsoft.com/office/word/2010/wordprocessingShape" mc:Ignorable="w14 w15 w16se w16cid w16 w16cex w16sdtdh w16sdtfl w16du wp14">
   <w:body>
     <w:p>
       <w:pPr>
@@ -171,7 +171,21 @@
               <w:rPr>
                 <w:szCs w:val="20"/>
               </w:rPr>
-              <w:t>User is able to use a command line-based console interface to operate the calculator.</w:t>
+              <w:t xml:space="preserve">User </w:t>
+            </w:r>
+            <w:proofErr w:type="gramStart"/>
+            <w:r>
+              <w:rPr>
+                <w:szCs w:val="20"/>
+              </w:rPr>
+              <w:t>is able to</w:t>
+            </w:r>
+            <w:proofErr w:type="gramEnd"/>
+            <w:r>
+              <w:rPr>
+                <w:szCs w:val="20"/>
+              </w:rPr>
+              <w:t xml:space="preserve"> use a command line-based console interface to operate the calculator.</w:t>
             </w:r>
           </w:p>
         </w:tc>
@@ -231,7 +245,21 @@
               <w:rPr>
                 <w:szCs w:val="20"/>
               </w:rPr>
-              <w:t>User is able to choose the target shape from a predefined list, including square, rectangle, circle, trapezoid.</w:t>
+              <w:t xml:space="preserve">User </w:t>
+            </w:r>
+            <w:proofErr w:type="gramStart"/>
+            <w:r>
+              <w:rPr>
+                <w:szCs w:val="20"/>
+              </w:rPr>
+              <w:t>is able to</w:t>
+            </w:r>
+            <w:proofErr w:type="gramEnd"/>
+            <w:r>
+              <w:rPr>
+                <w:szCs w:val="20"/>
+              </w:rPr>
+              <w:t xml:space="preserve"> choose the target shape from a predefined list, including square, rectangle, circle, trapezoid.</w:t>
             </w:r>
           </w:p>
         </w:tc>
@@ -294,7 +322,21 @@
               <w:rPr>
                 <w:szCs w:val="20"/>
               </w:rPr>
-              <w:t>User is able to choose what to calculate for each selected geometry shape from a predefined list, including area and perimeter.</w:t>
+              <w:t xml:space="preserve">User </w:t>
+            </w:r>
+            <w:proofErr w:type="gramStart"/>
+            <w:r>
+              <w:rPr>
+                <w:szCs w:val="20"/>
+              </w:rPr>
+              <w:t>is able to</w:t>
+            </w:r>
+            <w:proofErr w:type="gramEnd"/>
+            <w:r>
+              <w:rPr>
+                <w:szCs w:val="20"/>
+              </w:rPr>
+              <w:t xml:space="preserve"> choose what to calculate for each selected geometry shape from a predefined list, including area and perimeter.</w:t>
             </w:r>
           </w:p>
         </w:tc>
@@ -576,10 +618,10 @@
             <v:path o:extrusionok="f" gradientshapeok="t" o:connecttype="rect"/>
             <o:lock v:ext="edit" aspectratio="t"/>
           </v:shapetype>
-          <v:shape id="_x0000_i1025" type="#_x0000_t75" style="width:76.8pt;height:55.2pt" o:ole="">
+          <v:shape id="_x0000_i1025" type="#_x0000_t75" style="width:76.5pt;height:55.5pt" o:ole="">
             <v:imagedata r:id="rId16" o:title=""/>
           </v:shape>
-          <o:OLEObject Type="Embed" ProgID="Word.Document.12" ShapeID="_x0000_i1025" DrawAspect="Icon" ObjectID="_1810029384" r:id="rId17">
+          <o:OLEObject Type="Embed" ProgID="Word.Document.12" ShapeID="_x0000_i1025" DrawAspect="Icon" ObjectID="_1810453092" r:id="rId17">
             <o:FieldCodes>\s</o:FieldCodes>
           </o:OLEObject>
         </w:object>
@@ -977,7 +1019,7 @@
                 <w:szCs w:val="20"/>
               </w:rPr>
               <w:drawing>
-                <wp:inline distT="0" distB="0" distL="0" distR="0" wp14:anchorId="7E7E9312" wp14:editId="4B38B4CC">
+                <wp:inline distT="0" distB="0" distL="0" distR="0" wp14:anchorId="7E7E9312" wp14:editId="49C2101C">
                   <wp:extent cx="6410380" cy="4001414"/>
                   <wp:effectExtent l="0" t="0" r="0" b="0"/>
                   <wp:docPr id="2135934242" name="Picture 5" descr="A diagram of a class&#10;&#10;AI-generated content may be incorrect."/>
@@ -1943,22 +1985,13 @@
                     </w:rPr>
                     <w:t xml:space="preserve">public virtual double </w:t>
                   </w:r>
-                  <w:proofErr w:type="spellStart"/>
                   <w:proofErr w:type="gramStart"/>
                   <w:r>
                     <w:rPr>
                       <w:sz w:val="17"/>
                       <w:szCs w:val="17"/>
                     </w:rPr>
-                    <w:t>CalculateArea</w:t>
-                  </w:r>
-                  <w:proofErr w:type="spellEnd"/>
-                  <w:r>
-                    <w:rPr>
-                      <w:sz w:val="17"/>
-                      <w:szCs w:val="17"/>
-                    </w:rPr>
-                    <w:t>(</w:t>
+                    <w:t>CalculateArea(</w:t>
                   </w:r>
                   <w:proofErr w:type="gramEnd"/>
                   <w:r>
@@ -1989,22 +2022,13 @@
                     </w:rPr>
                     <w:t xml:space="preserve">public override double </w:t>
                   </w:r>
-                  <w:proofErr w:type="spellStart"/>
                   <w:proofErr w:type="gramStart"/>
                   <w:r>
                     <w:rPr>
                       <w:sz w:val="17"/>
                       <w:szCs w:val="17"/>
                     </w:rPr>
-                    <w:t>CalculateArea</w:t>
-                  </w:r>
-                  <w:proofErr w:type="spellEnd"/>
-                  <w:r>
-                    <w:rPr>
-                      <w:sz w:val="17"/>
-                      <w:szCs w:val="17"/>
-                    </w:rPr>
-                    <w:t>(</w:t>
+                    <w:t>CalculateArea(</w:t>
                   </w:r>
                   <w:proofErr w:type="gramEnd"/>
                   <w:r>
@@ -2035,22 +2059,13 @@
                     </w:rPr>
                     <w:t xml:space="preserve">public override double </w:t>
                   </w:r>
-                  <w:proofErr w:type="spellStart"/>
                   <w:proofErr w:type="gramStart"/>
                   <w:r>
                     <w:rPr>
                       <w:sz w:val="17"/>
                       <w:szCs w:val="17"/>
                     </w:rPr>
-                    <w:t>CalculateArea</w:t>
-                  </w:r>
-                  <w:proofErr w:type="spellEnd"/>
-                  <w:r>
-                    <w:rPr>
-                      <w:sz w:val="17"/>
-                      <w:szCs w:val="17"/>
-                    </w:rPr>
-                    <w:t>(</w:t>
+                    <w:t>CalculateArea(</w:t>
                   </w:r>
                   <w:proofErr w:type="gramEnd"/>
                   <w:r>
@@ -2081,22 +2096,13 @@
                     </w:rPr>
                     <w:t xml:space="preserve">public override double </w:t>
                   </w:r>
-                  <w:proofErr w:type="spellStart"/>
                   <w:proofErr w:type="gramStart"/>
                   <w:r>
                     <w:rPr>
                       <w:sz w:val="17"/>
                       <w:szCs w:val="17"/>
                     </w:rPr>
-                    <w:t>CalculateArea</w:t>
-                  </w:r>
-                  <w:proofErr w:type="spellEnd"/>
-                  <w:r>
-                    <w:rPr>
-                      <w:sz w:val="17"/>
-                      <w:szCs w:val="17"/>
-                    </w:rPr>
-                    <w:t>(</w:t>
+                    <w:t>CalculateArea(</w:t>
                   </w:r>
                   <w:proofErr w:type="gramEnd"/>
                   <w:r>
@@ -2127,22 +2133,13 @@
                     </w:rPr>
                     <w:t xml:space="preserve">public override double </w:t>
                   </w:r>
-                  <w:proofErr w:type="spellStart"/>
                   <w:proofErr w:type="gramStart"/>
                   <w:r>
                     <w:rPr>
                       <w:sz w:val="17"/>
                       <w:szCs w:val="17"/>
                     </w:rPr>
-                    <w:t>CalculateArea</w:t>
-                  </w:r>
-                  <w:proofErr w:type="spellEnd"/>
-                  <w:r>
-                    <w:rPr>
-                      <w:sz w:val="17"/>
-                      <w:szCs w:val="17"/>
-                    </w:rPr>
-                    <w:t>(</w:t>
+                    <w:t>CalculateArea(</w:t>
                   </w:r>
                   <w:proofErr w:type="gramEnd"/>
                   <w:r>
@@ -2198,22 +2195,13 @@
                     </w:rPr>
                     <w:t xml:space="preserve">public virtual double </w:t>
                   </w:r>
-                  <w:proofErr w:type="spellStart"/>
                   <w:proofErr w:type="gramStart"/>
                   <w:r>
                     <w:rPr>
                       <w:sz w:val="17"/>
                       <w:szCs w:val="17"/>
                     </w:rPr>
-                    <w:t>CalculatePerimeter</w:t>
-                  </w:r>
-                  <w:proofErr w:type="spellEnd"/>
-                  <w:r>
-                    <w:rPr>
-                      <w:sz w:val="17"/>
-                      <w:szCs w:val="17"/>
-                    </w:rPr>
-                    <w:t>(</w:t>
+                    <w:t>CalculatePerimeter(</w:t>
                   </w:r>
                   <w:proofErr w:type="gramEnd"/>
                   <w:r>
@@ -2244,22 +2232,13 @@
                     </w:rPr>
                     <w:t xml:space="preserve">public override double </w:t>
                   </w:r>
-                  <w:proofErr w:type="spellStart"/>
                   <w:proofErr w:type="gramStart"/>
                   <w:r>
                     <w:rPr>
                       <w:sz w:val="17"/>
                       <w:szCs w:val="17"/>
                     </w:rPr>
-                    <w:t>CalculatePerimeter</w:t>
-                  </w:r>
-                  <w:proofErr w:type="spellEnd"/>
-                  <w:r>
-                    <w:rPr>
-                      <w:sz w:val="17"/>
-                      <w:szCs w:val="17"/>
-                    </w:rPr>
-                    <w:t>(</w:t>
+                    <w:t>CalculatePerimeter(</w:t>
                   </w:r>
                   <w:proofErr w:type="gramEnd"/>
                   <w:r>
@@ -2290,22 +2269,13 @@
                     </w:rPr>
                     <w:t xml:space="preserve">public override double </w:t>
                   </w:r>
-                  <w:proofErr w:type="spellStart"/>
                   <w:proofErr w:type="gramStart"/>
                   <w:r>
                     <w:rPr>
                       <w:sz w:val="17"/>
                       <w:szCs w:val="17"/>
                     </w:rPr>
-                    <w:t>CalculatePerimeter</w:t>
-                  </w:r>
-                  <w:proofErr w:type="spellEnd"/>
-                  <w:r>
-                    <w:rPr>
-                      <w:sz w:val="17"/>
-                      <w:szCs w:val="17"/>
-                    </w:rPr>
-                    <w:t>(</w:t>
+                    <w:t>CalculatePerimeter(</w:t>
                   </w:r>
                   <w:proofErr w:type="gramEnd"/>
                   <w:r>
@@ -2336,22 +2306,13 @@
                     </w:rPr>
                     <w:t xml:space="preserve">public override double </w:t>
                   </w:r>
-                  <w:proofErr w:type="spellStart"/>
                   <w:proofErr w:type="gramStart"/>
                   <w:r>
                     <w:rPr>
                       <w:sz w:val="17"/>
                       <w:szCs w:val="17"/>
                     </w:rPr>
-                    <w:t>CalculatePerimeter</w:t>
-                  </w:r>
-                  <w:proofErr w:type="spellEnd"/>
-                  <w:r>
-                    <w:rPr>
-                      <w:sz w:val="17"/>
-                      <w:szCs w:val="17"/>
-                    </w:rPr>
-                    <w:t>(</w:t>
+                    <w:t>CalculatePerimeter(</w:t>
                   </w:r>
                   <w:proofErr w:type="gramEnd"/>
                   <w:r>
@@ -2382,22 +2343,13 @@
                     </w:rPr>
                     <w:t xml:space="preserve">public override double </w:t>
                   </w:r>
-                  <w:proofErr w:type="spellStart"/>
                   <w:proofErr w:type="gramStart"/>
                   <w:r>
                     <w:rPr>
                       <w:sz w:val="17"/>
                       <w:szCs w:val="17"/>
                     </w:rPr>
-                    <w:t>CalculatePerimeter</w:t>
-                  </w:r>
-                  <w:proofErr w:type="spellEnd"/>
-                  <w:r>
-                    <w:rPr>
-                      <w:sz w:val="17"/>
-                      <w:szCs w:val="17"/>
-                    </w:rPr>
-                    <w:t>(</w:t>
+                    <w:t>CalculatePerimeter(</w:t>
                   </w:r>
                   <w:proofErr w:type="gramEnd"/>
                   <w:r>
@@ -2853,11 +2805,19 @@
                     </w:rPr>
                     <w:t>“</w:t>
                   </w:r>
-                  <w:r>
-                    <w:rPr>
-                      <w:szCs w:val="20"/>
-                    </w:rPr>
-                    <w:t>Perimeter()</w:t>
+                  <w:proofErr w:type="gramStart"/>
+                  <w:r>
+                    <w:rPr>
+                      <w:szCs w:val="20"/>
+                    </w:rPr>
+                    <w:t>Perimeter(</w:t>
+                  </w:r>
+                  <w:proofErr w:type="gramEnd"/>
+                  <w:r>
+                    <w:rPr>
+                      <w:szCs w:val="20"/>
+                    </w:rPr>
+                    <w:t>)</w:t>
                   </w:r>
                   <w:r>
                     <w:rPr>
@@ -2998,50 +2958,36 @@
                     <w:rPr>
                       <w:szCs w:val="20"/>
                     </w:rPr>
-                    <w:t xml:space="preserve">) or Perimeter(), the method of the actual object type will be executed. </w:t>
+                    <w:t xml:space="preserve">) or </w:t>
+                  </w:r>
+                  <w:proofErr w:type="gramStart"/>
+                  <w:r>
+                    <w:rPr>
+                      <w:szCs w:val="20"/>
+                    </w:rPr>
+                    <w:t>Perimeter(</w:t>
+                  </w:r>
+                  <w:proofErr w:type="gramEnd"/>
+                  <w:r>
+                    <w:rPr>
+                      <w:szCs w:val="20"/>
+                    </w:rPr>
+                    <w:t xml:space="preserve">), the method of the actual object type will be executed. </w:t>
                   </w:r>
                   <w:r>
                     <w:rPr>
                       <w:szCs w:val="20"/>
                     </w:rPr>
                     <w:br/>
-                    <w:t xml:space="preserve">Shape </w:t>
-                  </w:r>
-                  <w:proofErr w:type="spellStart"/>
-                  <w:r>
-                    <w:rPr>
-                      <w:szCs w:val="20"/>
-                    </w:rPr>
-                    <w:t>shape</w:t>
-                  </w:r>
-                  <w:proofErr w:type="spellEnd"/>
-                  <w:r>
-                    <w:rPr>
-                      <w:szCs w:val="20"/>
-                    </w:rPr>
-                    <w:t xml:space="preserve"> = new Circle(2.0);</w:t>
+                    <w:t>Shape shape = new Circle(2.0);</w:t>
                   </w:r>
                   <w:r>
                     <w:rPr>
                       <w:szCs w:val="20"/>
                     </w:rPr>
                     <w:br/>
-                  </w:r>
-                  <w:proofErr w:type="spellStart"/>
-                  <w:r>
-                    <w:rPr>
-                      <w:szCs w:val="20"/>
-                    </w:rPr>
-                    <w:t>Console.WriteLine</w:t>
-                  </w:r>
-                  <w:proofErr w:type="spellEnd"/>
-                  <w:r>
-                    <w:rPr>
-                      <w:szCs w:val="20"/>
-                    </w:rPr>
-                    <w:t>(</w:t>
-                  </w:r>
-                  <w:proofErr w:type="spellStart"/>
+                    <w:t>Console.WriteLine(</w:t>
+                  </w:r>
                   <w:proofErr w:type="gramStart"/>
                   <w:r>
                     <w:rPr>
@@ -3049,13 +2995,26 @@
                     </w:rPr>
                     <w:t>shape.Area</w:t>
                   </w:r>
-                  <w:proofErr w:type="spellEnd"/>
                   <w:proofErr w:type="gramEnd"/>
                   <w:r>
                     <w:rPr>
                       <w:szCs w:val="20"/>
                     </w:rPr>
-                    <w:t>()); // Calls Circle's Area()</w:t>
+                    <w:t xml:space="preserve">()); // Calls Circle's </w:t>
+                  </w:r>
+                  <w:proofErr w:type="gramStart"/>
+                  <w:r>
+                    <w:rPr>
+                      <w:szCs w:val="20"/>
+                    </w:rPr>
+                    <w:t>Area(</w:t>
+                  </w:r>
+                  <w:proofErr w:type="gramEnd"/>
+                  <w:r>
+                    <w:rPr>
+                      <w:szCs w:val="20"/>
+                    </w:rPr>
+                    <w:t>)</w:t>
                   </w:r>
                 </w:p>
               </w:tc>
@@ -3229,7 +3188,21 @@
                     <w:rPr>
                       <w:szCs w:val="20"/>
                     </w:rPr>
-                    <w:t>) and Perimeter() methods defined in the base class Shape to provide their own specific implementations.</w:t>
+                    <w:t xml:space="preserve">) and </w:t>
+                  </w:r>
+                  <w:proofErr w:type="gramStart"/>
+                  <w:r>
+                    <w:rPr>
+                      <w:szCs w:val="20"/>
+                    </w:rPr>
+                    <w:t>Perimeter(</w:t>
+                  </w:r>
+                  <w:proofErr w:type="gramEnd"/>
+                  <w:r>
+                    <w:rPr>
+                      <w:szCs w:val="20"/>
+                    </w:rPr>
+                    <w:t>) methods defined in the base class Shape to provide their own specific implementations.</w:t>
                   </w:r>
                 </w:p>
               </w:tc>
@@ -3906,7 +3879,6 @@
                   <w14:uncheckedState w14:val="2610" w14:font="MS Gothic"/>
                 </w14:checkbox>
               </w:sdtPr>
-              <w:sdtEndPr/>
               <w:sdtContent>
                 <w:r>
                   <w:rPr>
@@ -3950,7 +3922,6 @@
                   <w14:uncheckedState w14:val="2610" w14:font="MS Gothic"/>
                 </w14:checkbox>
               </w:sdtPr>
-              <w:sdtEndPr/>
               <w:sdtContent>
                 <w:r>
                   <w:rPr>
@@ -4049,7 +4020,21 @@
               <w:rPr>
                 <w:szCs w:val="20"/>
               </w:rPr>
-              <w:t>One constructor accepts zero parameter and initialize each member fields to a reasonable default value.</w:t>
+              <w:t xml:space="preserve">One constructor accepts zero parameter and </w:t>
+            </w:r>
+            <w:proofErr w:type="gramStart"/>
+            <w:r>
+              <w:rPr>
+                <w:szCs w:val="20"/>
+              </w:rPr>
+              <w:t>initialize</w:t>
+            </w:r>
+            <w:proofErr w:type="gramEnd"/>
+            <w:r>
+              <w:rPr>
+                <w:szCs w:val="20"/>
+              </w:rPr>
+              <w:t xml:space="preserve"> each member fields to a reasonable default value.</w:t>
             </w:r>
           </w:p>
           <w:p>
@@ -4069,12 +4054,14 @@
               </w:rPr>
               <w:t xml:space="preserve">The other constructor accepts </w:t>
             </w:r>
+            <w:proofErr w:type="gramStart"/>
             <w:r>
               <w:rPr>
                 <w:szCs w:val="20"/>
               </w:rPr>
               <w:t>a number of</w:t>
             </w:r>
+            <w:proofErr w:type="gramEnd"/>
             <w:r>
               <w:rPr>
                 <w:szCs w:val="20"/>
@@ -5149,17 +5136,16 @@
               </w:rPr>
               <w:t>Your screenshot</w:t>
             </w:r>
-            <w:bookmarkStart w:id="2" w:name="_GoBack"/>
-            <w:bookmarkEnd w:id="2"/>
-          </w:p>
-          <w:p>
-            <w:pPr>
-              <w:rPr>
-                <w:szCs w:val="20"/>
-              </w:rPr>
-            </w:pPr>
-            <w:r>
-              <w:rPr>
+          </w:p>
+          <w:p>
+            <w:pPr>
+              <w:rPr>
+                <w:szCs w:val="20"/>
+              </w:rPr>
+            </w:pPr>
+            <w:r>
+              <w:rPr>
+                <w:noProof/>
                 <w:szCs w:val="20"/>
               </w:rPr>
               <w:lastRenderedPageBreak/>
@@ -5326,7 +5312,6 @@
                   <w14:uncheckedState w14:val="2610" w14:font="MS Gothic"/>
                 </w14:checkbox>
               </w:sdtPr>
-              <w:sdtEndPr/>
               <w:sdtContent>
                 <w:r>
                   <w:rPr>
@@ -5370,7 +5355,6 @@
                   <w14:uncheckedState w14:val="2610" w14:font="MS Gothic"/>
                 </w14:checkbox>
               </w:sdtPr>
-              <w:sdtEndPr/>
               <w:sdtContent>
                 <w:r>
                   <w:rPr>
@@ -6086,7 +6070,6 @@
               <w14:uncheckedState w14:val="2610" w14:font="MS Gothic"/>
             </w14:checkbox>
           </w:sdtPr>
-          <w:sdtEndPr/>
           <w:sdtContent>
             <w:tc>
               <w:tcPr>
@@ -6135,7 +6118,6 @@
               <w14:uncheckedState w14:val="2610" w14:font="MS Gothic"/>
             </w14:checkbox>
           </w:sdtPr>
-          <w:sdtEndPr/>
           <w:sdtContent>
             <w:tc>
               <w:tcPr>
@@ -6182,7 +6164,6 @@
               <w14:uncheckedState w14:val="2610" w14:font="MS Gothic"/>
             </w14:checkbox>
           </w:sdtPr>
-          <w:sdtEndPr/>
           <w:sdtContent>
             <w:tc>
               <w:tcPr>
@@ -6229,7 +6210,6 @@
               <w14:uncheckedState w14:val="2610" w14:font="MS Gothic"/>
             </w14:checkbox>
           </w:sdtPr>
-          <w:sdtEndPr/>
           <w:sdtContent>
             <w:tc>
               <w:tcPr>
@@ -6355,7 +6335,6 @@
               <w14:uncheckedState w14:val="2610" w14:font="MS Gothic"/>
             </w14:checkbox>
           </w:sdtPr>
-          <w:sdtEndPr/>
           <w:sdtContent>
             <w:tc>
               <w:tcPr>
@@ -6404,7 +6383,6 @@
               <w14:uncheckedState w14:val="2610" w14:font="MS Gothic"/>
             </w14:checkbox>
           </w:sdtPr>
-          <w:sdtEndPr/>
           <w:sdtContent>
             <w:tc>
               <w:tcPr>
@@ -6451,7 +6429,6 @@
               <w14:uncheckedState w14:val="2610" w14:font="MS Gothic"/>
             </w14:checkbox>
           </w:sdtPr>
-          <w:sdtEndPr/>
           <w:sdtContent>
             <w:tc>
               <w:tcPr>
@@ -6498,7 +6475,6 @@
               <w14:uncheckedState w14:val="2610" w14:font="MS Gothic"/>
             </w14:checkbox>
           </w:sdtPr>
-          <w:sdtEndPr/>
           <w:sdtContent>
             <w:tc>
               <w:tcPr>
@@ -6624,7 +6600,6 @@
               <w14:uncheckedState w14:val="2610" w14:font="MS Gothic"/>
             </w14:checkbox>
           </w:sdtPr>
-          <w:sdtEndPr/>
           <w:sdtContent>
             <w:tc>
               <w:tcPr>
@@ -6673,7 +6648,6 @@
               <w14:uncheckedState w14:val="2610" w14:font="MS Gothic"/>
             </w14:checkbox>
           </w:sdtPr>
-          <w:sdtEndPr/>
           <w:sdtContent>
             <w:tc>
               <w:tcPr>
@@ -6720,7 +6694,6 @@
               <w14:uncheckedState w14:val="2610" w14:font="MS Gothic"/>
             </w14:checkbox>
           </w:sdtPr>
-          <w:sdtEndPr/>
           <w:sdtContent>
             <w:tc>
               <w:tcPr>
@@ -6767,7 +6740,6 @@
               <w14:uncheckedState w14:val="2610" w14:font="MS Gothic"/>
             </w14:checkbox>
           </w:sdtPr>
-          <w:sdtEndPr/>
           <w:sdtContent>
             <w:tc>
               <w:tcPr>
@@ -6882,21 +6854,7 @@
               <w:rPr>
                 <w:szCs w:val="20"/>
               </w:rPr>
-              <w:t xml:space="preserve">communicated relationships between ideas and information, in a style appropriate to the audience and purpose, and selects the vocabulary, grammatical structures and conventions appropriate to the text, in relation to coding, recording outcomes, and documenting </w:t>
-            </w:r>
-            <w:proofErr w:type="spellStart"/>
-            <w:r>
-              <w:rPr>
-                <w:szCs w:val="20"/>
-              </w:rPr>
-              <w:t>activitie</w:t>
-            </w:r>
-            <w:proofErr w:type="spellEnd"/>
-            <w:r>
-              <w:rPr>
-                <w:szCs w:val="20"/>
-              </w:rPr>
-              <w:t>.</w:t>
+              <w:t>communicated relationships between ideas and information, in a style appropriate to the audience and purpose, and selects the vocabulary, grammatical structures and conventions appropriate to the text, in relation to coding, recording outcomes, and documenting activitie.</w:t>
             </w:r>
           </w:p>
         </w:tc>
@@ -6913,7 +6871,6 @@
               <w14:uncheckedState w14:val="2610" w14:font="MS Gothic"/>
             </w14:checkbox>
           </w:sdtPr>
-          <w:sdtEndPr/>
           <w:sdtContent>
             <w:tc>
               <w:tcPr>
@@ -6962,7 +6919,6 @@
               <w14:uncheckedState w14:val="2610" w14:font="MS Gothic"/>
             </w14:checkbox>
           </w:sdtPr>
-          <w:sdtEndPr/>
           <w:sdtContent>
             <w:tc>
               <w:tcPr>
@@ -7009,7 +6965,6 @@
               <w14:uncheckedState w14:val="2610" w14:font="MS Gothic"/>
             </w14:checkbox>
           </w:sdtPr>
-          <w:sdtEndPr/>
           <w:sdtContent>
             <w:tc>
               <w:tcPr>
@@ -7056,7 +7011,6 @@
               <w14:uncheckedState w14:val="2610" w14:font="MS Gothic"/>
             </w14:checkbox>
           </w:sdtPr>
-          <w:sdtEndPr/>
           <w:sdtContent>
             <w:tc>
               <w:tcPr>
@@ -7188,7 +7142,6 @@
               <w14:uncheckedState w14:val="2610" w14:font="MS Gothic"/>
             </w14:checkbox>
           </w:sdtPr>
-          <w:sdtEndPr/>
           <w:sdtContent>
             <w:tc>
               <w:tcPr>
@@ -7237,7 +7190,6 @@
               <w14:uncheckedState w14:val="2610" w14:font="MS Gothic"/>
             </w14:checkbox>
           </w:sdtPr>
-          <w:sdtEndPr/>
           <w:sdtContent>
             <w:tc>
               <w:tcPr>
@@ -7284,7 +7236,6 @@
               <w14:uncheckedState w14:val="2610" w14:font="MS Gothic"/>
             </w14:checkbox>
           </w:sdtPr>
-          <w:sdtEndPr/>
           <w:sdtContent>
             <w:tc>
               <w:tcPr>
@@ -7331,7 +7282,6 @@
               <w14:uncheckedState w14:val="2610" w14:font="MS Gothic"/>
             </w14:checkbox>
           </w:sdtPr>
-          <w:sdtEndPr/>
           <w:sdtContent>
             <w:tc>
               <w:tcPr>
@@ -7460,7 +7410,6 @@
               <w14:uncheckedState w14:val="2610" w14:font="MS Gothic"/>
             </w14:checkbox>
           </w:sdtPr>
-          <w:sdtEndPr/>
           <w:sdtContent>
             <w:tc>
               <w:tcPr>
@@ -7506,7 +7455,6 @@
               <w14:uncheckedState w14:val="2610" w14:font="MS Gothic"/>
             </w14:checkbox>
           </w:sdtPr>
-          <w:sdtEndPr/>
           <w:sdtContent>
             <w:tc>
               <w:tcPr>
@@ -7552,7 +7500,6 @@
               <w14:uncheckedState w14:val="2610" w14:font="MS Gothic"/>
             </w14:checkbox>
           </w:sdtPr>
-          <w:sdtEndPr/>
           <w:sdtContent>
             <w:tc>
               <w:tcPr>
@@ -7598,7 +7545,6 @@
               <w14:uncheckedState w14:val="2610" w14:font="MS Gothic"/>
             </w14:checkbox>
           </w:sdtPr>
-          <w:sdtEndPr/>
           <w:sdtContent>
             <w:tc>
               <w:tcPr>
@@ -7720,7 +7666,6 @@
               <w14:uncheckedState w14:val="2610" w14:font="MS Gothic"/>
             </w14:checkbox>
           </w:sdtPr>
-          <w:sdtEndPr/>
           <w:sdtContent>
             <w:tc>
               <w:tcPr>
@@ -7766,7 +7711,6 @@
               <w14:uncheckedState w14:val="2610" w14:font="MS Gothic"/>
             </w14:checkbox>
           </w:sdtPr>
-          <w:sdtEndPr/>
           <w:sdtContent>
             <w:tc>
               <w:tcPr>
@@ -7812,7 +7756,6 @@
               <w14:uncheckedState w14:val="2610" w14:font="MS Gothic"/>
             </w14:checkbox>
           </w:sdtPr>
-          <w:sdtEndPr/>
           <w:sdtContent>
             <w:tc>
               <w:tcPr>
@@ -7858,7 +7801,6 @@
               <w14:uncheckedState w14:val="2610" w14:font="MS Gothic"/>
             </w14:checkbox>
           </w:sdtPr>
-          <w:sdtEndPr/>
           <w:sdtContent>
             <w:tc>
               <w:tcPr>
@@ -7980,7 +7922,6 @@
               <w14:uncheckedState w14:val="2610" w14:font="MS Gothic"/>
             </w14:checkbox>
           </w:sdtPr>
-          <w:sdtEndPr/>
           <w:sdtContent>
             <w:tc>
               <w:tcPr>
@@ -8026,7 +7967,6 @@
               <w14:uncheckedState w14:val="2610" w14:font="MS Gothic"/>
             </w14:checkbox>
           </w:sdtPr>
-          <w:sdtEndPr/>
           <w:sdtContent>
             <w:tc>
               <w:tcPr>
@@ -8072,7 +8012,6 @@
               <w14:uncheckedState w14:val="2610" w14:font="MS Gothic"/>
             </w14:checkbox>
           </w:sdtPr>
-          <w:sdtEndPr/>
           <w:sdtContent>
             <w:tc>
               <w:tcPr>
@@ -8118,7 +8057,6 @@
               <w14:uncheckedState w14:val="2610" w14:font="MS Gothic"/>
             </w14:checkbox>
           </w:sdtPr>
-          <w:sdtEndPr/>
           <w:sdtContent>
             <w:tc>
               <w:tcPr>
@@ -8240,7 +8178,6 @@
               <w14:uncheckedState w14:val="2610" w14:font="MS Gothic"/>
             </w14:checkbox>
           </w:sdtPr>
-          <w:sdtEndPr/>
           <w:sdtContent>
             <w:tc>
               <w:tcPr>
@@ -8286,7 +8223,6 @@
               <w14:uncheckedState w14:val="2610" w14:font="MS Gothic"/>
             </w14:checkbox>
           </w:sdtPr>
-          <w:sdtEndPr/>
           <w:sdtContent>
             <w:tc>
               <w:tcPr>
@@ -8332,7 +8268,6 @@
               <w14:uncheckedState w14:val="2610" w14:font="MS Gothic"/>
             </w14:checkbox>
           </w:sdtPr>
-          <w:sdtEndPr/>
           <w:sdtContent>
             <w:tc>
               <w:tcPr>
@@ -8378,7 +8313,6 @@
               <w14:uncheckedState w14:val="2610" w14:font="MS Gothic"/>
             </w14:checkbox>
           </w:sdtPr>
-          <w:sdtEndPr/>
           <w:sdtContent>
             <w:tc>
               <w:tcPr>
@@ -8483,7 +8417,21 @@
               <w:rPr>
                 <w:szCs w:val="20"/>
               </w:rPr>
-              <w:t>Learner utilised features within applications in order to develop software programs</w:t>
+              <w:t xml:space="preserve">Learner utilised features within applications </w:t>
+            </w:r>
+            <w:proofErr w:type="gramStart"/>
+            <w:r>
+              <w:rPr>
+                <w:szCs w:val="20"/>
+              </w:rPr>
+              <w:t>in order to</w:t>
+            </w:r>
+            <w:proofErr w:type="gramEnd"/>
+            <w:r>
+              <w:rPr>
+                <w:szCs w:val="20"/>
+              </w:rPr>
+              <w:t xml:space="preserve"> develop software programs</w:t>
             </w:r>
           </w:p>
         </w:tc>
@@ -8500,7 +8448,6 @@
               <w14:uncheckedState w14:val="2610" w14:font="MS Gothic"/>
             </w14:checkbox>
           </w:sdtPr>
-          <w:sdtEndPr/>
           <w:sdtContent>
             <w:tc>
               <w:tcPr>
@@ -8546,7 +8493,6 @@
               <w14:uncheckedState w14:val="2610" w14:font="MS Gothic"/>
             </w14:checkbox>
           </w:sdtPr>
-          <w:sdtEndPr/>
           <w:sdtContent>
             <w:tc>
               <w:tcPr>
@@ -8592,7 +8538,6 @@
               <w14:uncheckedState w14:val="2610" w14:font="MS Gothic"/>
             </w14:checkbox>
           </w:sdtPr>
-          <w:sdtEndPr/>
           <w:sdtContent>
             <w:tc>
               <w:tcPr>
@@ -8638,7 +8583,6 @@
               <w14:uncheckedState w14:val="2610" w14:font="MS Gothic"/>
             </w14:checkbox>
           </w:sdtPr>
-          <w:sdtEndPr/>
           <w:sdtContent>
             <w:tc>
               <w:tcPr>
@@ -8760,7 +8704,6 @@
               <w14:uncheckedState w14:val="2610" w14:font="MS Gothic"/>
             </w14:checkbox>
           </w:sdtPr>
-          <w:sdtEndPr/>
           <w:sdtContent>
             <w:tc>
               <w:tcPr>
@@ -8806,7 +8749,6 @@
               <w14:uncheckedState w14:val="2610" w14:font="MS Gothic"/>
             </w14:checkbox>
           </w:sdtPr>
-          <w:sdtEndPr/>
           <w:sdtContent>
             <w:tc>
               <w:tcPr>
@@ -8852,7 +8794,6 @@
               <w14:uncheckedState w14:val="2610" w14:font="MS Gothic"/>
             </w14:checkbox>
           </w:sdtPr>
-          <w:sdtEndPr/>
           <w:sdtContent>
             <w:tc>
               <w:tcPr>
@@ -8898,7 +8839,6 @@
               <w14:uncheckedState w14:val="2610" w14:font="MS Gothic"/>
             </w14:checkbox>
           </w:sdtPr>
-          <w:sdtEndPr/>
           <w:sdtContent>
             <w:tc>
               <w:tcPr>
@@ -9020,7 +8960,6 @@
               <w14:uncheckedState w14:val="2610" w14:font="MS Gothic"/>
             </w14:checkbox>
           </w:sdtPr>
-          <w:sdtEndPr/>
           <w:sdtContent>
             <w:tc>
               <w:tcPr>
@@ -9066,7 +9005,6 @@
               <w14:uncheckedState w14:val="2610" w14:font="MS Gothic"/>
             </w14:checkbox>
           </w:sdtPr>
-          <w:sdtEndPr/>
           <w:sdtContent>
             <w:tc>
               <w:tcPr>
@@ -9112,7 +9050,6 @@
               <w14:uncheckedState w14:val="2610" w14:font="MS Gothic"/>
             </w14:checkbox>
           </w:sdtPr>
-          <w:sdtEndPr/>
           <w:sdtContent>
             <w:tc>
               <w:tcPr>
@@ -9158,7 +9095,6 @@
               <w14:uncheckedState w14:val="2610" w14:font="MS Gothic"/>
             </w14:checkbox>
           </w:sdtPr>
-          <w:sdtEndPr/>
           <w:sdtContent>
             <w:tc>
               <w:tcPr>
@@ -10508,28 +10444,43 @@
                 <w:p>
                   <w:pPr>
                     <w:rPr>
-                      <w:szCs w:val="20"/>
+                      <w:b/>
+                      <w:bCs/>
+                      <w:szCs w:val="20"/>
+                      <w:lang w:val="en-US"/>
                     </w:rPr>
                   </w:pPr>
                   <w:r>
                     <w:rPr>
                       <w:szCs w:val="20"/>
-                      <w:highlight w:val="red"/>
-                    </w:rPr>
-                    <w:t>[Student Name</w:t>
-                  </w:r>
-                  <w:r>
-                    <w:rPr>
-                      <w:szCs w:val="20"/>
-                      <w:highlight w:val="red"/>
-                    </w:rPr>
-                    <w:t>]:</w:t>
-                  </w:r>
-                  <w:r>
-                    <w:rPr>
-                      <w:szCs w:val="20"/>
-                    </w:rPr>
-                    <w:t xml:space="preserve"> A Software development team member</w:t>
+                      <w:lang w:val="en-US"/>
+                    </w:rPr>
+                    <w:t>Qiao Li</w:t>
+                  </w:r>
+                  <w:r>
+                    <w:rPr>
+                      <w:szCs w:val="20"/>
+                      <w:lang w:val="en-US"/>
+                    </w:rPr>
+                    <w:t>:</w:t>
+                  </w:r>
+                  <w:r>
+                    <w:rPr>
+                      <w:szCs w:val="20"/>
+                    </w:rPr>
+                    <w:t xml:space="preserve"> </w:t>
+                  </w:r>
+                  <w:r>
+                    <w:rPr>
+                      <w:szCs w:val="20"/>
+                    </w:rPr>
+                    <w:t xml:space="preserve">Software Developer </w:t>
+                  </w:r>
+                  <w:r>
+                    <w:rPr>
+                      <w:szCs w:val="20"/>
+                    </w:rPr>
+                    <w:t>Mentor</w:t>
                   </w:r>
                 </w:p>
               </w:tc>
@@ -10584,7 +10535,13 @@
                     <w:rPr>
                       <w:szCs w:val="20"/>
                     </w:rPr>
-                    <w:t>18/05/2025</w:t>
+                    <w:t>29/05/20</w:t>
+                  </w:r>
+                  <w:r>
+                    <w:rPr>
+                      <w:szCs w:val="20"/>
+                    </w:rPr>
+                    <w:t>25</w:t>
                   </w:r>
                 </w:p>
               </w:tc>
@@ -10639,16 +10596,8 @@
                     <w:rPr>
                       <w:szCs w:val="20"/>
                     </w:rPr>
-                    <w:t xml:space="preserve">Included: Unit testing of all shape classes (Circle, Rectangle, Square, Trapezoid) and core logic in </w:t>
-                  </w:r>
-                  <w:proofErr w:type="spellStart"/>
-                  <w:r>
-                    <w:rPr>
-                      <w:szCs w:val="20"/>
-                    </w:rPr>
-                    <w:t>Program.cs</w:t>
-                  </w:r>
-                  <w:proofErr w:type="spellEnd"/>
+                    <w:t>Included: Unit testing of all shape classes (Circle, Rectangle, Square, Trapezoid) and core logic in Program.cs</w:t>
+                  </w:r>
                   <w:r>
                     <w:rPr>
                       <w:szCs w:val="20"/>
@@ -10727,21 +10676,7 @@
                     <w:rPr>
                       <w:szCs w:val="20"/>
                     </w:rPr>
-                    <w:t xml:space="preserve">Unit Tests, Functional Tests, Manual Console Tests (for </w:t>
-                  </w:r>
-                  <w:proofErr w:type="spellStart"/>
-                  <w:r>
-                    <w:rPr>
-                      <w:szCs w:val="20"/>
-                    </w:rPr>
-                    <w:t>Program.cs</w:t>
-                  </w:r>
-                  <w:proofErr w:type="spellEnd"/>
-                  <w:r>
-                    <w:rPr>
-                      <w:szCs w:val="20"/>
-                    </w:rPr>
-                    <w:t xml:space="preserve"> interaction)</w:t>
+                    <w:t>Unit Tests, Functional Tests, Manual Console Tests (for Program.cs interaction)</w:t>
                   </w:r>
                 </w:p>
               </w:tc>
@@ -10805,33 +10740,11 @@
                       <w:szCs w:val="20"/>
                     </w:rPr>
                   </w:pPr>
-                  <w:proofErr w:type="spellStart"/>
-                  <w:r>
-                    <w:rPr>
-                      <w:szCs w:val="20"/>
-                    </w:rPr>
-                    <w:t>MSTest</w:t>
-                  </w:r>
-                  <w:proofErr w:type="spellEnd"/>
-                  <w:r>
-                    <w:rPr>
-                      <w:szCs w:val="20"/>
-                    </w:rPr>
-                    <w:t xml:space="preserve"> or </w:t>
-                  </w:r>
-                  <w:proofErr w:type="spellStart"/>
-                  <w:r>
-                    <w:rPr>
-                      <w:szCs w:val="20"/>
-                    </w:rPr>
-                    <w:t>xUnit</w:t>
-                  </w:r>
-                  <w:proofErr w:type="spellEnd"/>
-                  <w:r>
-                    <w:rPr>
-                      <w:szCs w:val="20"/>
-                    </w:rPr>
-                    <w:t xml:space="preserve"> for unit testing</w:t>
+                  <w:r>
+                    <w:rPr>
+                      <w:szCs w:val="20"/>
+                    </w:rPr>
+                    <w:t>MSTest or xUnit for unit testing</w:t>
                   </w:r>
                 </w:p>
                 <w:p>
@@ -10844,21 +10757,7 @@
                     <w:rPr>
                       <w:szCs w:val="20"/>
                     </w:rPr>
-                    <w:t xml:space="preserve">Console window for manual </w:t>
-                  </w:r>
-                  <w:proofErr w:type="spellStart"/>
-                  <w:r>
-                    <w:rPr>
-                      <w:szCs w:val="20"/>
-                    </w:rPr>
-                    <w:t>behavior</w:t>
-                  </w:r>
-                  <w:proofErr w:type="spellEnd"/>
-                  <w:r>
-                    <w:rPr>
-                      <w:szCs w:val="20"/>
-                    </w:rPr>
-                    <w:t xml:space="preserve"> validation</w:t>
+                    <w:t>Console window for manual behavior validation</w:t>
                   </w:r>
                 </w:p>
               </w:tc>
@@ -10913,21 +10812,7 @@
                     <w:rPr>
                       <w:szCs w:val="20"/>
                     </w:rPr>
-                    <w:t xml:space="preserve">Unit Tests help isolate and verify each class's </w:t>
-                  </w:r>
-                  <w:proofErr w:type="spellStart"/>
-                  <w:r>
-                    <w:rPr>
-                      <w:szCs w:val="20"/>
-                    </w:rPr>
-                    <w:t>behavior</w:t>
-                  </w:r>
-                  <w:proofErr w:type="spellEnd"/>
-                  <w:r>
-                    <w:rPr>
-                      <w:szCs w:val="20"/>
-                    </w:rPr>
-                    <w:t xml:space="preserve"> (e.g. correct area/perimeter calculations).</w:t>
+                    <w:t>Unit Tests help isolate and verify each class's behavior (e.g. correct area/perimeter calculations).</w:t>
                   </w:r>
                 </w:p>
                 <w:p>
@@ -10936,33 +10821,11 @@
                       <w:szCs w:val="20"/>
                     </w:rPr>
                   </w:pPr>
-                  <w:proofErr w:type="spellStart"/>
-                  <w:r>
-                    <w:rPr>
-                      <w:szCs w:val="20"/>
-                    </w:rPr>
-                    <w:t>xUnit</w:t>
-                  </w:r>
-                  <w:proofErr w:type="spellEnd"/>
-                  <w:r>
-                    <w:rPr>
-                      <w:szCs w:val="20"/>
-                    </w:rPr>
-                    <w:t>/</w:t>
-                  </w:r>
-                  <w:proofErr w:type="spellStart"/>
-                  <w:r>
-                    <w:rPr>
-                      <w:szCs w:val="20"/>
-                    </w:rPr>
-                    <w:t>MSTest</w:t>
-                  </w:r>
-                  <w:proofErr w:type="spellEnd"/>
-                  <w:r>
-                    <w:rPr>
-                      <w:szCs w:val="20"/>
-                    </w:rPr>
-                    <w:t xml:space="preserve"> provide automation, test suites, and consistent test reporting.</w:t>
+                  <w:r>
+                    <w:rPr>
+                      <w:szCs w:val="20"/>
+                    </w:rPr>
+                    <w:t>xUnit/MSTest provide automation, test suites, and consistent test reporting.</w:t>
                   </w:r>
                 </w:p>
                 <w:p>
@@ -11067,21 +10930,12 @@
                 <w:lang w:val="en-US"/>
               </w:rPr>
             </w:pPr>
-            <w:proofErr w:type="spellStart"/>
             <w:r>
               <w:rPr>
                 <w:szCs w:val="20"/>
                 <w:lang w:val="en-US"/>
               </w:rPr>
-              <w:t>Organisational</w:t>
-            </w:r>
-            <w:proofErr w:type="spellEnd"/>
-            <w:r>
-              <w:rPr>
-                <w:szCs w:val="20"/>
-                <w:lang w:val="en-US"/>
-              </w:rPr>
-              <w:t xml:space="preserve"> Guidelines:</w:t>
+              <w:t>Organisational Guidelines:</w:t>
             </w:r>
           </w:p>
           <w:p>
@@ -11333,21 +11187,12 @@
                 <w:lang w:val="en-US"/>
               </w:rPr>
             </w:pPr>
-            <w:proofErr w:type="spellStart"/>
             <w:r>
               <w:rPr>
                 <w:szCs w:val="20"/>
                 <w:lang w:val="en-US"/>
               </w:rPr>
-              <w:t>MSTest</w:t>
-            </w:r>
-            <w:proofErr w:type="spellEnd"/>
-            <w:r>
-              <w:rPr>
-                <w:szCs w:val="20"/>
-                <w:lang w:val="en-US"/>
-              </w:rPr>
-              <w:t xml:space="preserve"> (commonly used in C# for unit testing)</w:t>
+              <w:t>MSTest (commonly used in C# for unit testing)</w:t>
             </w:r>
           </w:p>
           <w:p>
@@ -11362,21 +11207,12 @@
                 <w:lang w:val="en-US"/>
               </w:rPr>
             </w:pPr>
-            <w:proofErr w:type="spellStart"/>
             <w:r>
               <w:rPr>
                 <w:szCs w:val="20"/>
                 <w:lang w:val="en-US"/>
               </w:rPr>
-              <w:t>xUnit</w:t>
-            </w:r>
-            <w:proofErr w:type="spellEnd"/>
-            <w:r>
-              <w:rPr>
-                <w:szCs w:val="20"/>
-                <w:lang w:val="en-US"/>
-              </w:rPr>
-              <w:t xml:space="preserve"> (another unit testing framework for .NET)</w:t>
+              <w:t>xUnit (another unit testing framework for .NET)</w:t>
             </w:r>
           </w:p>
           <w:p>
@@ -11391,21 +11227,12 @@
                 <w:lang w:val="en-US"/>
               </w:rPr>
             </w:pPr>
-            <w:proofErr w:type="spellStart"/>
             <w:r>
               <w:rPr>
                 <w:szCs w:val="20"/>
                 <w:lang w:val="en-US"/>
               </w:rPr>
-              <w:t>NUnit</w:t>
-            </w:r>
-            <w:proofErr w:type="spellEnd"/>
-            <w:r>
-              <w:rPr>
-                <w:szCs w:val="20"/>
-                <w:lang w:val="en-US"/>
-              </w:rPr>
-              <w:t xml:space="preserve"> (popular open-source testing framework for C#)</w:t>
+              <w:t>NUnit (popular open-source testing framework for C#)</w:t>
             </w:r>
           </w:p>
           <w:p>
@@ -11669,7 +11496,6 @@
                       <w:lang w:val="en-US"/>
                     </w:rPr>
                   </w:pPr>
-                  <w:proofErr w:type="spellStart"/>
                   <w:r>
                     <w:rPr>
                       <w:i/>
@@ -11677,17 +11503,7 @@
                       <w:szCs w:val="20"/>
                       <w:lang w:val="en-US"/>
                     </w:rPr>
-                    <w:t>Rectangle.Area</w:t>
-                  </w:r>
-                  <w:proofErr w:type="spellEnd"/>
-                  <w:r>
-                    <w:rPr>
-                      <w:i/>
-                      <w:iCs/>
-                      <w:szCs w:val="20"/>
-                      <w:lang w:val="en-US"/>
-                    </w:rPr>
-                    <w:t>():</w:t>
+                    <w:t>Rectangle.Area():</w:t>
                   </w:r>
                 </w:p>
                 <w:p>
@@ -11704,7 +11520,6 @@
                       <w:lang w:val="en-US"/>
                     </w:rPr>
                   </w:pPr>
-                  <w:proofErr w:type="spellStart"/>
                   <w:r>
                     <w:rPr>
                       <w:i/>
@@ -11719,15 +11534,7 @@
                       <w:szCs w:val="20"/>
                       <w:lang w:val="en-US"/>
                     </w:rPr>
-                    <w:t>Perimeter</w:t>
-                  </w:r>
-                  <w:proofErr w:type="spellEnd"/>
-                  <w:r>
-                    <w:rPr>
-                      <w:szCs w:val="20"/>
-                      <w:lang w:val="en-US"/>
-                    </w:rPr>
-                    <w:t>()</w:t>
+                    <w:t>Perimeter()</w:t>
                   </w:r>
                   <w:r>
                     <w:rPr>
@@ -12164,7 +11971,6 @@
                       <w:lang w:val="en-US"/>
                     </w:rPr>
                   </w:pPr>
-                  <w:proofErr w:type="spellStart"/>
                   <w:r>
                     <w:rPr>
                       <w:i/>
@@ -12174,7 +11980,6 @@
                     </w:rPr>
                     <w:t>Rectangle.Area</w:t>
                   </w:r>
-                  <w:proofErr w:type="spellEnd"/>
                   <w:r>
                     <w:rPr>
                       <w:i/>
@@ -12208,7 +12013,6 @@
                       <w:lang w:val="en-US"/>
                     </w:rPr>
                   </w:pPr>
-                  <w:proofErr w:type="spellStart"/>
                   <w:r>
                     <w:rPr>
                       <w:i/>
@@ -12225,7 +12029,6 @@
                     </w:rPr>
                     <w:t>Perimeter</w:t>
                   </w:r>
-                  <w:proofErr w:type="spellEnd"/>
                   <w:r>
                     <w:rPr>
                       <w:szCs w:val="20"/>
@@ -13146,13 +12949,18 @@
             <w:r>
               <w:rPr>
                 <w:noProof/>
+              </w:rPr>
+              <w:t xml:space="preserve"> </w:t>
+            </w:r>
+            <w:r>
+              <w:rPr>
                 <w:szCs w:val="20"/>
               </w:rPr>
               <w:drawing>
-                <wp:inline distT="0" distB="0" distL="0" distR="0" wp14:anchorId="223969F9" wp14:editId="0F820316">
-                  <wp:extent cx="2210409" cy="2435961"/>
-                  <wp:effectExtent l="0" t="0" r="0" b="2540"/>
-                  <wp:docPr id="1505304843" name="Picture 1"/>
+                <wp:inline distT="0" distB="0" distL="0" distR="0" wp14:anchorId="44DF5FC5" wp14:editId="22FC68F3">
+                  <wp:extent cx="2375313" cy="2415167"/>
+                  <wp:effectExtent l="0" t="0" r="6350" b="4445"/>
+                  <wp:docPr id="750340508" name="Picture 1"/>
                   <wp:cNvGraphicFramePr>
                     <a:graphicFrameLocks xmlns:a="http://schemas.openxmlformats.org/drawingml/2006/main" noChangeAspect="1"/>
                   </wp:cNvGraphicFramePr>
@@ -13160,7 +12968,7 @@
                     <a:graphicData uri="http://schemas.openxmlformats.org/drawingml/2006/picture">
                       <pic:pic xmlns:pic="http://schemas.openxmlformats.org/drawingml/2006/picture">
                         <pic:nvPicPr>
-                          <pic:cNvPr id="1505304843" name=""/>
+                          <pic:cNvPr id="750340508" name=""/>
                           <pic:cNvPicPr/>
                         </pic:nvPicPr>
                         <pic:blipFill>
@@ -13172,7 +12980,7 @@
                         <pic:spPr>
                           <a:xfrm>
                             <a:off x="0" y="0"/>
-                            <a:ext cx="2213670" cy="2439555"/>
+                            <a:ext cx="2390798" cy="2430912"/>
                           </a:xfrm>
                           <a:prstGeom prst="rect">
                             <a:avLst/>
@@ -13304,6 +13112,7 @@
               <w:tc>
                 <w:tcPr>
                   <w:tcW w:w="706" w:type="dxa"/>
+                  <w:vAlign w:val="center"/>
                 </w:tcPr>
                 <w:p>
                   <w:pPr>
@@ -13324,6 +13133,7 @@
               <w:tc>
                 <w:tcPr>
                   <w:tcW w:w="1851" w:type="dxa"/>
+                  <w:vAlign w:val="center"/>
                 </w:tcPr>
                 <w:p>
                   <w:pPr>
@@ -13344,6 +13154,7 @@
               <w:tc>
                 <w:tcPr>
                   <w:tcW w:w="1821" w:type="dxa"/>
+                  <w:vAlign w:val="center"/>
                 </w:tcPr>
                 <w:p>
                   <w:pPr>
@@ -13364,9 +13175,11 @@
               <w:tc>
                 <w:tcPr>
                   <w:tcW w:w="1184" w:type="dxa"/>
+                  <w:vAlign w:val="center"/>
                 </w:tcPr>
                 <w:p>
                   <w:pPr>
+                    <w:jc w:val="center"/>
                     <w:rPr>
                       <w:b/>
                       <w:bCs/>
@@ -13384,6 +13197,7 @@
               <w:tc>
                 <w:tcPr>
                   <w:tcW w:w="1862" w:type="dxa"/>
+                  <w:vAlign w:val="center"/>
                 </w:tcPr>
                 <w:p>
                   <w:pPr>
@@ -13404,6 +13218,7 @@
               <w:tc>
                 <w:tcPr>
                   <w:tcW w:w="1751" w:type="dxa"/>
+                  <w:vAlign w:val="center"/>
                 </w:tcPr>
                 <w:p>
                   <w:pPr>
@@ -13424,6 +13239,7 @@
               <w:tc>
                 <w:tcPr>
                   <w:tcW w:w="1077" w:type="dxa"/>
+                  <w:vAlign w:val="center"/>
                 </w:tcPr>
                 <w:p>
                   <w:pPr>
@@ -13451,9 +13267,6 @@
                   <w:vAlign w:val="center"/>
                 </w:tcPr>
                 <w:p>
-                  <w:pPr>
-                    <w:jc w:val="center"/>
-                  </w:pPr>
                   <w:r>
                     <w:rPr>
                       <w:szCs w:val="20"/>
@@ -13482,16 +13295,13 @@
                     <w:t>Calculate area of rectangle (5x10)</w:t>
                   </w:r>
                 </w:p>
-                <w:p>
-                  <w:pPr>
-                    <w:jc w:val="center"/>
-                  </w:pPr>
-                </w:p>
+                <w:p/>
               </w:tc>
               <w:tc>
                 <w:tcPr>
                   <w:tcW w:w="1821" w:type="dxa"/>
                   <w:shd w:val="clear" w:color="auto" w:fill="D9D9D9" w:themeFill="background1" w:themeFillShade="D9"/>
+                  <w:vAlign w:val="center"/>
                 </w:tcPr>
                 <w:p>
                   <w:r>
@@ -13503,8 +13313,12 @@
                 <w:tcPr>
                   <w:tcW w:w="1184" w:type="dxa"/>
                   <w:shd w:val="clear" w:color="auto" w:fill="D9D9D9" w:themeFill="background1" w:themeFillShade="D9"/>
+                  <w:vAlign w:val="center"/>
                 </w:tcPr>
                 <w:p>
+                  <w:pPr>
+                    <w:jc w:val="center"/>
+                  </w:pPr>
                   <w:r>
                     <w:t>NA</w:t>
                   </w:r>
@@ -13514,6 +13328,7 @@
                 <w:tcPr>
                   <w:tcW w:w="1862" w:type="dxa"/>
                   <w:shd w:val="clear" w:color="auto" w:fill="D9D9D9" w:themeFill="background1" w:themeFillShade="D9"/>
+                  <w:vAlign w:val="center"/>
                 </w:tcPr>
                 <w:p>
                   <w:r>
@@ -13525,6 +13340,7 @@
                 <w:tcPr>
                   <w:tcW w:w="1751" w:type="dxa"/>
                   <w:shd w:val="clear" w:color="auto" w:fill="D9D9D9" w:themeFill="background1" w:themeFillShade="D9"/>
+                  <w:vAlign w:val="center"/>
                 </w:tcPr>
                 <w:p/>
               </w:tc>
@@ -13532,6 +13348,7 @@
                 <w:tcPr>
                   <w:tcW w:w="1077" w:type="dxa"/>
                   <w:shd w:val="clear" w:color="auto" w:fill="D9D9D9" w:themeFill="background1" w:themeFillShade="D9"/>
+                  <w:vAlign w:val="center"/>
                 </w:tcPr>
                 <w:p/>
               </w:tc>
@@ -13542,6 +13359,7 @@
                   <w:tcW w:w="706" w:type="dxa"/>
                   <w:vMerge/>
                   <w:shd w:val="clear" w:color="auto" w:fill="D9D9D9" w:themeFill="background1" w:themeFillShade="D9"/>
+                  <w:vAlign w:val="center"/>
                 </w:tcPr>
                 <w:p/>
               </w:tc>
@@ -13552,16 +13370,13 @@
                   <w:shd w:val="clear" w:color="auto" w:fill="D9D9D9" w:themeFill="background1" w:themeFillShade="D9"/>
                   <w:vAlign w:val="center"/>
                 </w:tcPr>
-                <w:p>
-                  <w:pPr>
-                    <w:jc w:val="center"/>
-                  </w:pPr>
-                </w:p>
+                <w:p/>
               </w:tc>
               <w:tc>
                 <w:tcPr>
                   <w:tcW w:w="1821" w:type="dxa"/>
                   <w:shd w:val="clear" w:color="auto" w:fill="D9D9D9" w:themeFill="background1" w:themeFillShade="D9"/>
+                  <w:vAlign w:val="center"/>
                 </w:tcPr>
                 <w:p>
                   <w:r>
@@ -13579,8 +13394,12 @@
                 <w:tcPr>
                   <w:tcW w:w="1184" w:type="dxa"/>
                   <w:shd w:val="clear" w:color="auto" w:fill="D9D9D9" w:themeFill="background1" w:themeFillShade="D9"/>
+                  <w:vAlign w:val="center"/>
                 </w:tcPr>
                 <w:p>
+                  <w:pPr>
+                    <w:jc w:val="center"/>
+                  </w:pPr>
                   <w:r>
                     <w:t>2</w:t>
                   </w:r>
@@ -13590,6 +13409,7 @@
                 <w:tcPr>
                   <w:tcW w:w="1862" w:type="dxa"/>
                   <w:shd w:val="clear" w:color="auto" w:fill="D9D9D9" w:themeFill="background1" w:themeFillShade="D9"/>
+                  <w:vAlign w:val="center"/>
                 </w:tcPr>
                 <w:p>
                   <w:r>
@@ -13607,6 +13427,7 @@
                 <w:tcPr>
                   <w:tcW w:w="1751" w:type="dxa"/>
                   <w:shd w:val="clear" w:color="auto" w:fill="D9D9D9" w:themeFill="background1" w:themeFillShade="D9"/>
+                  <w:vAlign w:val="center"/>
                 </w:tcPr>
                 <w:p/>
               </w:tc>
@@ -13614,6 +13435,7 @@
                 <w:tcPr>
                   <w:tcW w:w="1077" w:type="dxa"/>
                   <w:shd w:val="clear" w:color="auto" w:fill="D9D9D9" w:themeFill="background1" w:themeFillShade="D9"/>
+                  <w:vAlign w:val="center"/>
                 </w:tcPr>
                 <w:p/>
               </w:tc>
@@ -13624,6 +13446,7 @@
                   <w:tcW w:w="706" w:type="dxa"/>
                   <w:vMerge/>
                   <w:shd w:val="clear" w:color="auto" w:fill="D9D9D9" w:themeFill="background1" w:themeFillShade="D9"/>
+                  <w:vAlign w:val="center"/>
                 </w:tcPr>
                 <w:p/>
               </w:tc>
@@ -13634,16 +13457,13 @@
                   <w:shd w:val="clear" w:color="auto" w:fill="D9D9D9" w:themeFill="background1" w:themeFillShade="D9"/>
                   <w:vAlign w:val="center"/>
                 </w:tcPr>
-                <w:p>
-                  <w:pPr>
-                    <w:jc w:val="center"/>
-                  </w:pPr>
-                </w:p>
+                <w:p/>
               </w:tc>
               <w:tc>
                 <w:tcPr>
                   <w:tcW w:w="1821" w:type="dxa"/>
                   <w:shd w:val="clear" w:color="auto" w:fill="D9D9D9" w:themeFill="background1" w:themeFillShade="D9"/>
+                  <w:vAlign w:val="center"/>
                 </w:tcPr>
                 <w:p>
                   <w:r>
@@ -13655,8 +13475,12 @@
                 <w:tcPr>
                   <w:tcW w:w="1184" w:type="dxa"/>
                   <w:shd w:val="clear" w:color="auto" w:fill="D9D9D9" w:themeFill="background1" w:themeFillShade="D9"/>
+                  <w:vAlign w:val="center"/>
                 </w:tcPr>
                 <w:p>
+                  <w:pPr>
+                    <w:jc w:val="center"/>
+                  </w:pPr>
                   <w:r>
                     <w:t>5</w:t>
                   </w:r>
@@ -13667,6 +13491,7 @@
                   <w:tcW w:w="1862" w:type="dxa"/>
                   <w:vMerge w:val="restart"/>
                   <w:shd w:val="clear" w:color="auto" w:fill="D9D9D9" w:themeFill="background1" w:themeFillShade="D9"/>
+                  <w:vAlign w:val="center"/>
                 </w:tcPr>
                 <w:p>
                   <w:r>
@@ -13678,6 +13503,7 @@
                 <w:tcPr>
                   <w:tcW w:w="1751" w:type="dxa"/>
                   <w:shd w:val="clear" w:color="auto" w:fill="D9D9D9" w:themeFill="background1" w:themeFillShade="D9"/>
+                  <w:vAlign w:val="center"/>
                 </w:tcPr>
                 <w:p/>
               </w:tc>
@@ -13685,6 +13511,7 @@
                 <w:tcPr>
                   <w:tcW w:w="1077" w:type="dxa"/>
                   <w:shd w:val="clear" w:color="auto" w:fill="D9D9D9" w:themeFill="background1" w:themeFillShade="D9"/>
+                  <w:vAlign w:val="center"/>
                 </w:tcPr>
                 <w:p/>
               </w:tc>
@@ -13695,6 +13522,7 @@
                   <w:tcW w:w="706" w:type="dxa"/>
                   <w:vMerge/>
                   <w:shd w:val="clear" w:color="auto" w:fill="D9D9D9" w:themeFill="background1" w:themeFillShade="D9"/>
+                  <w:vAlign w:val="center"/>
                 </w:tcPr>
                 <w:p/>
               </w:tc>
@@ -13705,16 +13533,13 @@
                   <w:shd w:val="clear" w:color="auto" w:fill="D9D9D9" w:themeFill="background1" w:themeFillShade="D9"/>
                   <w:vAlign w:val="center"/>
                 </w:tcPr>
-                <w:p>
-                  <w:pPr>
-                    <w:jc w:val="center"/>
-                  </w:pPr>
-                </w:p>
+                <w:p/>
               </w:tc>
               <w:tc>
                 <w:tcPr>
                   <w:tcW w:w="1821" w:type="dxa"/>
                   <w:shd w:val="clear" w:color="auto" w:fill="D9D9D9" w:themeFill="background1" w:themeFillShade="D9"/>
+                  <w:vAlign w:val="center"/>
                 </w:tcPr>
                 <w:p>
                   <w:r>
@@ -13726,8 +13551,12 @@
                 <w:tcPr>
                   <w:tcW w:w="1184" w:type="dxa"/>
                   <w:shd w:val="clear" w:color="auto" w:fill="D9D9D9" w:themeFill="background1" w:themeFillShade="D9"/>
+                  <w:vAlign w:val="center"/>
                 </w:tcPr>
                 <w:p>
+                  <w:pPr>
+                    <w:jc w:val="center"/>
+                  </w:pPr>
                   <w:r>
                     <w:t>10</w:t>
                   </w:r>
@@ -13738,6 +13567,7 @@
                   <w:tcW w:w="1862" w:type="dxa"/>
                   <w:vMerge/>
                   <w:shd w:val="clear" w:color="auto" w:fill="D9D9D9" w:themeFill="background1" w:themeFillShade="D9"/>
+                  <w:vAlign w:val="center"/>
                 </w:tcPr>
                 <w:p/>
               </w:tc>
@@ -13745,6 +13575,7 @@
                 <w:tcPr>
                   <w:tcW w:w="1751" w:type="dxa"/>
                   <w:shd w:val="clear" w:color="auto" w:fill="D9D9D9" w:themeFill="background1" w:themeFillShade="D9"/>
+                  <w:vAlign w:val="center"/>
                 </w:tcPr>
                 <w:p/>
               </w:tc>
@@ -13752,6 +13583,7 @@
                 <w:tcPr>
                   <w:tcW w:w="1077" w:type="dxa"/>
                   <w:shd w:val="clear" w:color="auto" w:fill="D9D9D9" w:themeFill="background1" w:themeFillShade="D9"/>
+                  <w:vAlign w:val="center"/>
                 </w:tcPr>
                 <w:p/>
               </w:tc>
@@ -13762,6 +13594,7 @@
                   <w:tcW w:w="706" w:type="dxa"/>
                   <w:vMerge/>
                   <w:shd w:val="clear" w:color="auto" w:fill="D9D9D9" w:themeFill="background1" w:themeFillShade="D9"/>
+                  <w:vAlign w:val="center"/>
                 </w:tcPr>
                 <w:p/>
               </w:tc>
@@ -13772,16 +13605,13 @@
                   <w:shd w:val="clear" w:color="auto" w:fill="D9D9D9" w:themeFill="background1" w:themeFillShade="D9"/>
                   <w:vAlign w:val="center"/>
                 </w:tcPr>
-                <w:p>
-                  <w:pPr>
-                    <w:jc w:val="center"/>
-                  </w:pPr>
-                </w:p>
+                <w:p/>
               </w:tc>
               <w:tc>
                 <w:tcPr>
                   <w:tcW w:w="1821" w:type="dxa"/>
                   <w:shd w:val="clear" w:color="auto" w:fill="D9D9D9" w:themeFill="background1" w:themeFillShade="D9"/>
+                  <w:vAlign w:val="center"/>
                 </w:tcPr>
                 <w:p>
                   <w:r>
@@ -13793,8 +13623,12 @@
                 <w:tcPr>
                   <w:tcW w:w="1184" w:type="dxa"/>
                   <w:shd w:val="clear" w:color="auto" w:fill="D9D9D9" w:themeFill="background1" w:themeFillShade="D9"/>
+                  <w:vAlign w:val="center"/>
                 </w:tcPr>
                 <w:p>
+                  <w:pPr>
+                    <w:jc w:val="center"/>
+                  </w:pPr>
                   <w:r>
                     <w:t>1</w:t>
                   </w:r>
@@ -13804,6 +13638,7 @@
                 <w:tcPr>
                   <w:tcW w:w="1862" w:type="dxa"/>
                   <w:shd w:val="clear" w:color="auto" w:fill="D9D9D9" w:themeFill="background1" w:themeFillShade="D9"/>
+                  <w:vAlign w:val="center"/>
                 </w:tcPr>
                 <w:p>
                   <w:r>
@@ -13826,13 +13661,16 @@
                 <w:tcPr>
                   <w:tcW w:w="1751" w:type="dxa"/>
                   <w:shd w:val="clear" w:color="auto" w:fill="D9D9D9" w:themeFill="background1" w:themeFillShade="D9"/>
+                  <w:vAlign w:val="center"/>
                 </w:tcPr>
+                <w:p/>
                 <w:p/>
               </w:tc>
               <w:tc>
                 <w:tcPr>
                   <w:tcW w:w="1077" w:type="dxa"/>
                   <w:shd w:val="clear" w:color="auto" w:fill="D9D9D9" w:themeFill="background1" w:themeFillShade="D9"/>
+                  <w:vAlign w:val="center"/>
                 </w:tcPr>
                 <w:p/>
               </w:tc>
@@ -13846,9 +13684,6 @@
                   <w:vAlign w:val="center"/>
                 </w:tcPr>
                 <w:p>
-                  <w:pPr>
-                    <w:jc w:val="center"/>
-                  </w:pPr>
                   <w:r>
                     <w:rPr>
                       <w:szCs w:val="20"/>
@@ -13877,6 +13712,7 @@
                 <w:tcPr>
                   <w:tcW w:w="1821" w:type="dxa"/>
                   <w:shd w:val="clear" w:color="auto" w:fill="FFFFFF" w:themeFill="background1"/>
+                  <w:vAlign w:val="center"/>
                 </w:tcPr>
                 <w:p>
                   <w:r>
@@ -13888,8 +13724,12 @@
                 <w:tcPr>
                   <w:tcW w:w="1184" w:type="dxa"/>
                   <w:shd w:val="clear" w:color="auto" w:fill="FFFFFF" w:themeFill="background1"/>
+                  <w:vAlign w:val="center"/>
                 </w:tcPr>
                 <w:p>
+                  <w:pPr>
+                    <w:jc w:val="center"/>
+                  </w:pPr>
                   <w:r>
                     <w:t>NA</w:t>
                   </w:r>
@@ -13899,6 +13739,7 @@
                 <w:tcPr>
                   <w:tcW w:w="1862" w:type="dxa"/>
                   <w:shd w:val="clear" w:color="auto" w:fill="FFFFFF" w:themeFill="background1"/>
+                  <w:vAlign w:val="center"/>
                 </w:tcPr>
                 <w:p>
                   <w:r>
@@ -13910,6 +13751,7 @@
                 <w:tcPr>
                   <w:tcW w:w="1751" w:type="dxa"/>
                   <w:shd w:val="clear" w:color="auto" w:fill="FFFFFF" w:themeFill="background1"/>
+                  <w:vAlign w:val="center"/>
                 </w:tcPr>
                 <w:p/>
               </w:tc>
@@ -13917,6 +13759,7 @@
                 <w:tcPr>
                   <w:tcW w:w="1077" w:type="dxa"/>
                   <w:shd w:val="clear" w:color="auto" w:fill="FFFFFF" w:themeFill="background1"/>
+                  <w:vAlign w:val="center"/>
                 </w:tcPr>
                 <w:p/>
               </w:tc>
@@ -13927,6 +13770,7 @@
                   <w:tcW w:w="706" w:type="dxa"/>
                   <w:vMerge/>
                   <w:shd w:val="clear" w:color="auto" w:fill="FFFFFF" w:themeFill="background1"/>
+                  <w:vAlign w:val="center"/>
                 </w:tcPr>
                 <w:p/>
               </w:tc>
@@ -13935,6 +13779,7 @@
                   <w:tcW w:w="1851" w:type="dxa"/>
                   <w:vMerge/>
                   <w:shd w:val="clear" w:color="auto" w:fill="FFFFFF" w:themeFill="background1"/>
+                  <w:vAlign w:val="center"/>
                 </w:tcPr>
                 <w:p/>
               </w:tc>
@@ -13942,6 +13787,7 @@
                 <w:tcPr>
                   <w:tcW w:w="1821" w:type="dxa"/>
                   <w:shd w:val="clear" w:color="auto" w:fill="FFFFFF" w:themeFill="background1"/>
+                  <w:vAlign w:val="center"/>
                 </w:tcPr>
                 <w:p>
                   <w:r>
@@ -13953,8 +13799,12 @@
                 <w:tcPr>
                   <w:tcW w:w="1184" w:type="dxa"/>
                   <w:shd w:val="clear" w:color="auto" w:fill="FFFFFF" w:themeFill="background1"/>
+                  <w:vAlign w:val="center"/>
                 </w:tcPr>
                 <w:p>
+                  <w:pPr>
+                    <w:jc w:val="center"/>
+                  </w:pPr>
                   <w:r>
                     <w:t>1</w:t>
                   </w:r>
@@ -13964,6 +13814,7 @@
                 <w:tcPr>
                   <w:tcW w:w="1862" w:type="dxa"/>
                   <w:shd w:val="clear" w:color="auto" w:fill="FFFFFF" w:themeFill="background1"/>
+                  <w:vAlign w:val="center"/>
                 </w:tcPr>
                 <w:p>
                   <w:r>
@@ -13975,6 +13826,7 @@
                 <w:tcPr>
                   <w:tcW w:w="1751" w:type="dxa"/>
                   <w:shd w:val="clear" w:color="auto" w:fill="FFFFFF" w:themeFill="background1"/>
+                  <w:vAlign w:val="center"/>
                 </w:tcPr>
                 <w:p/>
               </w:tc>
@@ -13982,6 +13834,7 @@
                 <w:tcPr>
                   <w:tcW w:w="1077" w:type="dxa"/>
                   <w:shd w:val="clear" w:color="auto" w:fill="FFFFFF" w:themeFill="background1"/>
+                  <w:vAlign w:val="center"/>
                 </w:tcPr>
                 <w:p/>
               </w:tc>
@@ -13992,6 +13845,7 @@
                   <w:tcW w:w="706" w:type="dxa"/>
                   <w:vMerge/>
                   <w:shd w:val="clear" w:color="auto" w:fill="FFFFFF" w:themeFill="background1"/>
+                  <w:vAlign w:val="center"/>
                 </w:tcPr>
                 <w:p/>
               </w:tc>
@@ -14000,6 +13854,7 @@
                   <w:tcW w:w="1851" w:type="dxa"/>
                   <w:vMerge/>
                   <w:shd w:val="clear" w:color="auto" w:fill="FFFFFF" w:themeFill="background1"/>
+                  <w:vAlign w:val="center"/>
                 </w:tcPr>
                 <w:p/>
               </w:tc>
@@ -14007,6 +13862,7 @@
                 <w:tcPr>
                   <w:tcW w:w="1821" w:type="dxa"/>
                   <w:shd w:val="clear" w:color="auto" w:fill="FFFFFF" w:themeFill="background1"/>
+                  <w:vAlign w:val="center"/>
                 </w:tcPr>
                 <w:p>
                   <w:r>
@@ -14018,8 +13874,12 @@
                 <w:tcPr>
                   <w:tcW w:w="1184" w:type="dxa"/>
                   <w:shd w:val="clear" w:color="auto" w:fill="FFFFFF" w:themeFill="background1"/>
+                  <w:vAlign w:val="center"/>
                 </w:tcPr>
                 <w:p>
+                  <w:pPr>
+                    <w:jc w:val="center"/>
+                  </w:pPr>
                   <w:r>
                     <w:t>4</w:t>
                   </w:r>
@@ -14029,6 +13889,7 @@
                 <w:tcPr>
                   <w:tcW w:w="1862" w:type="dxa"/>
                   <w:shd w:val="clear" w:color="auto" w:fill="FFFFFF" w:themeFill="background1"/>
+                  <w:vAlign w:val="center"/>
                 </w:tcPr>
                 <w:p>
                   <w:r>
@@ -14040,6 +13901,7 @@
                 <w:tcPr>
                   <w:tcW w:w="1751" w:type="dxa"/>
                   <w:shd w:val="clear" w:color="auto" w:fill="FFFFFF" w:themeFill="background1"/>
+                  <w:vAlign w:val="center"/>
                 </w:tcPr>
                 <w:p/>
               </w:tc>
@@ -14047,6 +13909,7 @@
                 <w:tcPr>
                   <w:tcW w:w="1077" w:type="dxa"/>
                   <w:shd w:val="clear" w:color="auto" w:fill="FFFFFF" w:themeFill="background1"/>
+                  <w:vAlign w:val="center"/>
                 </w:tcPr>
                 <w:p/>
               </w:tc>
@@ -14058,22 +13921,20 @@
                   <w:vMerge/>
                   <w:vAlign w:val="center"/>
                 </w:tcPr>
-                <w:p>
-                  <w:pPr>
-                    <w:jc w:val="center"/>
-                  </w:pPr>
-                </w:p>
+                <w:p/>
               </w:tc>
               <w:tc>
                 <w:tcPr>
                   <w:tcW w:w="1851" w:type="dxa"/>
                   <w:vMerge/>
+                  <w:vAlign w:val="center"/>
                 </w:tcPr>
                 <w:p/>
               </w:tc>
               <w:tc>
                 <w:tcPr>
                   <w:tcW w:w="1821" w:type="dxa"/>
+                  <w:vAlign w:val="center"/>
                 </w:tcPr>
                 <w:p>
                   <w:r>
@@ -14084,8 +13945,12 @@
               <w:tc>
                 <w:tcPr>
                   <w:tcW w:w="1184" w:type="dxa"/>
+                  <w:vAlign w:val="center"/>
                 </w:tcPr>
                 <w:p>
+                  <w:pPr>
+                    <w:jc w:val="center"/>
+                  </w:pPr>
                   <w:r>
                     <w:t>1</w:t>
                   </w:r>
@@ -14094,6 +13959,7 @@
               <w:tc>
                 <w:tcPr>
                   <w:tcW w:w="1862" w:type="dxa"/>
+                  <w:vAlign w:val="center"/>
                 </w:tcPr>
                 <w:p>
                   <w:r>
@@ -14109,12 +13975,14 @@
               <w:tc>
                 <w:tcPr>
                   <w:tcW w:w="1751" w:type="dxa"/>
+                  <w:vAlign w:val="center"/>
                 </w:tcPr>
                 <w:p/>
               </w:tc>
               <w:tc>
                 <w:tcPr>
                   <w:tcW w:w="1077" w:type="dxa"/>
+                  <w:vAlign w:val="center"/>
                 </w:tcPr>
                 <w:p/>
               </w:tc>
@@ -14123,125 +13991,6 @@
           <w:p>
             <w:pPr>
               <w:rPr>
-                <w:szCs w:val="20"/>
-              </w:rPr>
-            </w:pPr>
-          </w:p>
-          <w:p>
-            <w:pPr>
-              <w:rPr>
-                <w:szCs w:val="20"/>
-              </w:rPr>
-            </w:pPr>
-          </w:p>
-          <w:p>
-            <w:pPr>
-              <w:rPr>
-                <w:szCs w:val="20"/>
-              </w:rPr>
-            </w:pPr>
-          </w:p>
-          <w:p>
-            <w:pPr>
-              <w:rPr>
-                <w:szCs w:val="20"/>
-              </w:rPr>
-            </w:pPr>
-          </w:p>
-          <w:p>
-            <w:pPr>
-              <w:rPr>
-                <w:szCs w:val="20"/>
-              </w:rPr>
-            </w:pPr>
-          </w:p>
-          <w:p>
-            <w:pPr>
-              <w:rPr>
-                <w:szCs w:val="20"/>
-              </w:rPr>
-            </w:pPr>
-          </w:p>
-          <w:p>
-            <w:pPr>
-              <w:rPr>
-                <w:szCs w:val="20"/>
-              </w:rPr>
-            </w:pPr>
-          </w:p>
-          <w:p>
-            <w:pPr>
-              <w:rPr>
-                <w:szCs w:val="20"/>
-              </w:rPr>
-            </w:pPr>
-          </w:p>
-          <w:p>
-            <w:pPr>
-              <w:rPr>
-                <w:szCs w:val="20"/>
-              </w:rPr>
-            </w:pPr>
-          </w:p>
-          <w:p>
-            <w:pPr>
-              <w:rPr>
-                <w:szCs w:val="20"/>
-              </w:rPr>
-            </w:pPr>
-          </w:p>
-          <w:p>
-            <w:pPr>
-              <w:rPr>
-                <w:szCs w:val="20"/>
-              </w:rPr>
-            </w:pPr>
-          </w:p>
-          <w:p>
-            <w:pPr>
-              <w:rPr>
-                <w:szCs w:val="20"/>
-              </w:rPr>
-            </w:pPr>
-          </w:p>
-          <w:p>
-            <w:pPr>
-              <w:rPr>
-                <w:szCs w:val="20"/>
-              </w:rPr>
-            </w:pPr>
-          </w:p>
-          <w:p>
-            <w:pPr>
-              <w:rPr>
-                <w:szCs w:val="20"/>
-              </w:rPr>
-            </w:pPr>
-          </w:p>
-          <w:p>
-            <w:pPr>
-              <w:rPr>
-                <w:szCs w:val="20"/>
-              </w:rPr>
-            </w:pPr>
-          </w:p>
-          <w:p>
-            <w:pPr>
-              <w:rPr>
-                <w:szCs w:val="20"/>
-              </w:rPr>
-            </w:pPr>
-          </w:p>
-          <w:p>
-            <w:pPr>
-              <w:rPr>
-                <w:szCs w:val="20"/>
-              </w:rPr>
-            </w:pPr>
-          </w:p>
-          <w:p>
-            <w:pPr>
-              <w:rPr>
                 <w:b/>
                 <w:bCs/>
                 <w:szCs w:val="20"/>
@@ -14268,9 +14017,9 @@
                 <w:szCs w:val="20"/>
               </w:rPr>
               <w:drawing>
-                <wp:inline distT="0" distB="0" distL="0" distR="0" wp14:anchorId="6D7085BF" wp14:editId="10C7D698">
-                  <wp:extent cx="5017563" cy="3599078"/>
-                  <wp:effectExtent l="0" t="0" r="0" b="1905"/>
+                <wp:inline distT="0" distB="0" distL="0" distR="0" wp14:anchorId="6D7085BF" wp14:editId="5E64DD43">
+                  <wp:extent cx="5152266" cy="3695700"/>
+                  <wp:effectExtent l="0" t="0" r="0" b="0"/>
                   <wp:docPr id="1610430816" name="Picture 1"/>
                   <wp:cNvGraphicFramePr>
                     <a:graphicFrameLocks xmlns:a="http://schemas.openxmlformats.org/drawingml/2006/main" noChangeAspect="1"/>
@@ -14291,7 +14040,7 @@
                         <pic:spPr>
                           <a:xfrm>
                             <a:off x="0" y="0"/>
-                            <a:ext cx="5026845" cy="3605736"/>
+                            <a:ext cx="5178591" cy="3714583"/>
                           </a:xfrm>
                           <a:prstGeom prst="rect">
                             <a:avLst/>
@@ -14307,13 +14056,6 @@
           <w:p>
             <w:pPr>
               <w:rPr>
-                <w:szCs w:val="20"/>
-              </w:rPr>
-            </w:pPr>
-          </w:p>
-          <w:p>
-            <w:pPr>
-              <w:rPr>
                 <w:b/>
                 <w:bCs/>
                 <w:szCs w:val="20"/>
@@ -14339,11 +14081,10 @@
                 <w:noProof/>
                 <w:szCs w:val="20"/>
               </w:rPr>
-              <w:lastRenderedPageBreak/>
               <w:drawing>
-                <wp:inline distT="0" distB="0" distL="0" distR="0" wp14:anchorId="2F28E813" wp14:editId="4029917B">
-                  <wp:extent cx="5029242" cy="3555187"/>
-                  <wp:effectExtent l="0" t="0" r="0" b="7620"/>
+                <wp:inline distT="0" distB="0" distL="0" distR="0" wp14:anchorId="2F28E813" wp14:editId="42CE319E">
+                  <wp:extent cx="5172075" cy="3656154"/>
+                  <wp:effectExtent l="0" t="0" r="0" b="1905"/>
                   <wp:docPr id="1403012744" name="Picture 1"/>
                   <wp:cNvGraphicFramePr>
                     <a:graphicFrameLocks xmlns:a="http://schemas.openxmlformats.org/drawingml/2006/main" noChangeAspect="1"/>
@@ -14364,7 +14105,7 @@
                         <pic:spPr>
                           <a:xfrm>
                             <a:off x="0" y="0"/>
-                            <a:ext cx="5038834" cy="3561968"/>
+                            <a:ext cx="5203325" cy="3678245"/>
                           </a:xfrm>
                           <a:prstGeom prst="rect">
                             <a:avLst/>
@@ -14511,15 +14252,13 @@
             </w:pPr>
             <w:r>
               <w:rPr>
-                <w:noProof/>
-                <w:szCs w:val="20"/>
-              </w:rPr>
-              <w:lastRenderedPageBreak/>
+                <w:szCs w:val="20"/>
+              </w:rPr>
               <w:drawing>
-                <wp:inline distT="0" distB="0" distL="0" distR="0" wp14:anchorId="608D744D" wp14:editId="2DB399CC">
-                  <wp:extent cx="6373114" cy="3219899"/>
-                  <wp:effectExtent l="0" t="0" r="8890" b="0"/>
-                  <wp:docPr id="475922795" name="Picture 1"/>
+                <wp:inline distT="0" distB="0" distL="0" distR="0" wp14:anchorId="0DFD8E4D" wp14:editId="1071BF03">
+                  <wp:extent cx="6038850" cy="1952682"/>
+                  <wp:effectExtent l="0" t="0" r="0" b="9525"/>
+                  <wp:docPr id="1331050235" name="Picture 1"/>
                   <wp:cNvGraphicFramePr>
                     <a:graphicFrameLocks xmlns:a="http://schemas.openxmlformats.org/drawingml/2006/main" noChangeAspect="1"/>
                   </wp:cNvGraphicFramePr>
@@ -14527,7 +14266,7 @@
                     <a:graphicData uri="http://schemas.openxmlformats.org/drawingml/2006/picture">
                       <pic:pic xmlns:pic="http://schemas.openxmlformats.org/drawingml/2006/picture">
                         <pic:nvPicPr>
-                          <pic:cNvPr id="475922795" name=""/>
+                          <pic:cNvPr id="1331050235" name=""/>
                           <pic:cNvPicPr/>
                         </pic:nvPicPr>
                         <pic:blipFill>
@@ -14539,7 +14278,7 @@
                         <pic:spPr>
                           <a:xfrm>
                             <a:off x="0" y="0"/>
-                            <a:ext cx="6373114" cy="3219899"/>
+                            <a:ext cx="6062512" cy="1960333"/>
                           </a:xfrm>
                           <a:prstGeom prst="rect">
                             <a:avLst/>
@@ -14552,13 +14291,6 @@
               </w:drawing>
             </w:r>
           </w:p>
-          <w:p>
-            <w:pPr>
-              <w:rPr>
-                <w:szCs w:val="20"/>
-              </w:rPr>
-            </w:pPr>
-          </w:p>
         </w:tc>
       </w:tr>
       <w:tr>
@@ -14581,7 +14313,6 @@
                 <w:bCs/>
                 <w:szCs w:val="20"/>
               </w:rPr>
-              <w:lastRenderedPageBreak/>
               <w:t xml:space="preserve">2.10 </w:t>
             </w:r>
             <w:r>
@@ -14699,34 +14430,36 @@
                 <w:p>
                   <w:pPr>
                     <w:rPr>
-                      <w:szCs w:val="20"/>
+                      <w:b/>
+                      <w:bCs/>
+                      <w:szCs w:val="20"/>
+                      <w:lang w:val="en-US"/>
                     </w:rPr>
                   </w:pPr>
                   <w:r>
                     <w:rPr>
                       <w:szCs w:val="20"/>
-                      <w:highlight w:val="red"/>
-                    </w:rPr>
-                    <w:t>[Student Name]</w:t>
-                  </w:r>
-                  <w:r>
-                    <w:rPr>
-                      <w:szCs w:val="20"/>
-                      <w:highlight w:val="red"/>
-                    </w:rPr>
-                    <w:t>:</w:t>
-                  </w:r>
-                  <w:r>
-                    <w:rPr>
-                      <w:szCs w:val="20"/>
-                    </w:rPr>
-                    <w:t xml:space="preserve"> </w:t>
-                  </w:r>
-                  <w:r>
-                    <w:rPr>
-                      <w:szCs w:val="20"/>
-                    </w:rPr>
-                    <w:t>Software Developer Team Member</w:t>
+                      <w:lang w:val="en-US"/>
+                    </w:rPr>
+                    <w:t>Qiao Li</w:t>
+                  </w:r>
+                  <w:r>
+                    <w:rPr>
+                      <w:szCs w:val="20"/>
+                    </w:rPr>
+                    <w:t xml:space="preserve">: </w:t>
+                  </w:r>
+                  <w:r>
+                    <w:rPr>
+                      <w:szCs w:val="20"/>
+                    </w:rPr>
+                    <w:t xml:space="preserve">Software Developer </w:t>
+                  </w:r>
+                  <w:r>
+                    <w:rPr>
+                      <w:szCs w:val="20"/>
+                    </w:rPr>
+                    <w:t>Mentor</w:t>
                   </w:r>
                 </w:p>
               </w:tc>
@@ -14781,7 +14514,13 @@
                     <w:rPr>
                       <w:szCs w:val="20"/>
                     </w:rPr>
-                    <w:t>18/05/2025</w:t>
+                    <w:t>29</w:t>
+                  </w:r>
+                  <w:r>
+                    <w:rPr>
+                      <w:szCs w:val="20"/>
+                    </w:rPr>
+                    <w:t>/05/2025</w:t>
                   </w:r>
                 </w:p>
               </w:tc>
@@ -14911,21 +14650,7 @@
                     <w:rPr>
                       <w:szCs w:val="20"/>
                     </w:rPr>
-                    <w:t xml:space="preserve">via command-line operation, confirmed correct input/output </w:t>
-                  </w:r>
-                  <w:proofErr w:type="spellStart"/>
-                  <w:r>
-                    <w:rPr>
-                      <w:szCs w:val="20"/>
-                    </w:rPr>
-                    <w:t>behavior</w:t>
-                  </w:r>
-                  <w:proofErr w:type="spellEnd"/>
-                  <w:r>
-                    <w:rPr>
-                      <w:szCs w:val="20"/>
-                    </w:rPr>
-                    <w:t>.</w:t>
+                    <w:t>via command-line operation, confirmed correct input/output behavior.</w:t>
                   </w:r>
                 </w:p>
                 <w:p>
@@ -15118,6 +14843,7 @@
                 <w:bCs/>
                 <w:szCs w:val="20"/>
               </w:rPr>
+              <w:lastRenderedPageBreak/>
               <w:t>Answer:</w:t>
             </w:r>
           </w:p>
@@ -15207,7 +14933,37 @@
                       <w:szCs w:val="20"/>
                       <w:lang w:val="en-US"/>
                     </w:rPr>
-                    <w:t>.</w:t>
+                    <w:t xml:space="preserve"> by</w:t>
+                  </w:r>
+                  <w:r>
+                    <w:rPr>
+                      <w:rFonts w:eastAsia="Times New Roman" w:cs="Arial"/>
+                      <w:szCs w:val="20"/>
+                      <w:lang w:val="en-US"/>
+                    </w:rPr>
+                    <w:t xml:space="preserve"> remov</w:t>
+                  </w:r>
+                  <w:r>
+                    <w:rPr>
+                      <w:rFonts w:eastAsia="Times New Roman" w:cs="Arial"/>
+                      <w:szCs w:val="20"/>
+                      <w:lang w:val="en-US"/>
+                    </w:rPr>
+                    <w:t xml:space="preserve">ing the input </w:t>
+                  </w:r>
+                  <w:r>
+                    <w:rPr>
+                      <w:rFonts w:eastAsia="Times New Roman" w:cs="Arial"/>
+                      <w:szCs w:val="20"/>
+                    </w:rPr>
+                    <w:t xml:space="preserve">validation </w:t>
+                  </w:r>
+                  <w:r>
+                    <w:rPr>
+                      <w:rFonts w:eastAsia="Times New Roman" w:cs="Arial"/>
+                      <w:szCs w:val="20"/>
+                    </w:rPr>
+                    <w:t>from program.cs. Then user input to bypass checks.</w:t>
                   </w:r>
                 </w:p>
               </w:tc>
@@ -15283,7 +15039,23 @@
                       <w:szCs w:val="20"/>
                       <w:lang w:val="en-US"/>
                     </w:rPr>
-                    <w:t xml:space="preserve"> had been accepted for a Circle radius; the system should throw an exception. </w:t>
+                    <w:t xml:space="preserve"> had been accepted for a Circle radius; the system should throw an exception</w:t>
+                  </w:r>
+                  <w:r>
+                    <w:rPr>
+                      <w:rFonts w:eastAsia="Times New Roman" w:cs="Arial"/>
+                      <w:szCs w:val="20"/>
+                      <w:lang w:val="en-US"/>
+                    </w:rPr>
+                    <w:t xml:space="preserve"> and handle </w:t>
+                  </w:r>
+                  <w:r>
+                    <w:rPr>
+                      <w:rFonts w:eastAsia="Times New Roman" w:cs="Arial"/>
+                      <w:szCs w:val="20"/>
+                      <w:lang w:val="en-US"/>
+                    </w:rPr>
+                    <w:t>it.</w:t>
                   </w:r>
                 </w:p>
                 <w:p>
@@ -15306,6 +15078,9 @@
               </w:tc>
             </w:tr>
             <w:tr>
+              <w:trPr>
+                <w:trHeight w:val="47"/>
+              </w:trPr>
               <w:tc>
                 <w:tcPr>
                   <w:tcW w:w="2574" w:type="dxa"/>
@@ -15354,40 +15129,68 @@
                     </w:rPr>
                     <w:t xml:space="preserve">Confirmed the constructor logic across all shapes includes input validation for negative and zero values. </w:t>
                   </w:r>
-                </w:p>
-                <w:p>
-                  <w:pPr>
+                  <w:r>
                     <w:rPr>
                       <w:rFonts w:eastAsia="Times New Roman" w:cs="Arial"/>
                       <w:szCs w:val="20"/>
                       <w:lang w:val="en-US"/>
                     </w:rPr>
-                  </w:pPr>
+                    <w:br/>
+                    <w:t>Additionally, exception handling using t</w:t>
+                  </w:r>
                   <w:r>
                     <w:rPr>
                       <w:rFonts w:eastAsia="Times New Roman" w:cs="Arial"/>
                       <w:szCs w:val="20"/>
                       <w:lang w:val="en-US"/>
                     </w:rPr>
-                    <w:t>Unit tests with [</w:t>
-                  </w:r>
-                  <w:proofErr w:type="spellStart"/>
+                    <w:t>ry – catch</w:t>
+                  </w:r>
                   <w:r>
                     <w:rPr>
                       <w:rFonts w:eastAsia="Times New Roman" w:cs="Arial"/>
                       <w:szCs w:val="20"/>
                       <w:lang w:val="en-US"/>
                     </w:rPr>
-                    <w:t>ExpectedException</w:t>
-                  </w:r>
-                  <w:proofErr w:type="spellEnd"/>
+                    <w:t xml:space="preserve"> blocks was added in program.cs to control invalid user inputs</w:t>
+                  </w:r>
                   <w:r>
                     <w:rPr>
                       <w:rFonts w:eastAsia="Times New Roman" w:cs="Arial"/>
                       <w:szCs w:val="20"/>
                       <w:lang w:val="en-US"/>
                     </w:rPr>
-                    <w:t>] attributes were used to verify correctness.</w:t>
+                    <w:t>.</w:t>
+                  </w:r>
+                  <w:r>
+                    <w:rPr>
+                      <w:rFonts w:eastAsia="Times New Roman" w:cs="Arial"/>
+                      <w:szCs w:val="20"/>
+                      <w:lang w:val="en-US"/>
+                    </w:rPr>
+                    <w:br/>
+                  </w:r>
+                  <w:r>
+                    <w:rPr>
+                      <w:rFonts w:eastAsia="Times New Roman" w:cs="Arial"/>
+                      <w:szCs w:val="20"/>
+                    </w:rPr>
+                    <w:t>Manual system tests were conducted to verify correct behavior.</w:t>
+                  </w:r>
+                  <w:r>
+                    <w:rPr>
+                      <w:rFonts w:eastAsia="Times New Roman" w:cs="Arial"/>
+                      <w:szCs w:val="20"/>
+                    </w:rPr>
+                    <w:br/>
+                  </w:r>
+                  <w:r>
+                    <w:rPr>
+                      <w:rFonts w:eastAsia="Times New Roman" w:cs="Arial"/>
+                      <w:szCs w:val="20"/>
+                      <w:lang w:val="en-US"/>
+                    </w:rPr>
+                    <w:t>Unit tests with [ExpectedException] attributes were used to verify correctness.</w:t>
                   </w:r>
                 </w:p>
               </w:tc>
@@ -15462,7 +15265,6 @@
                 <w:b/>
                 <w:color w:val="000000"/>
               </w:rPr>
-              <w:lastRenderedPageBreak/>
               <w:t xml:space="preserve">Skills to be observed </w:t>
             </w:r>
             <w:r>
@@ -16090,7 +15892,6 @@
               <w14:uncheckedState w14:val="2610" w14:font="MS Gothic"/>
             </w14:checkbox>
           </w:sdtPr>
-          <w:sdtEndPr/>
           <w:sdtContent>
             <w:tc>
               <w:tcPr>
@@ -16139,7 +15940,6 @@
               <w14:uncheckedState w14:val="2610" w14:font="MS Gothic"/>
             </w14:checkbox>
           </w:sdtPr>
-          <w:sdtEndPr/>
           <w:sdtContent>
             <w:tc>
               <w:tcPr>
@@ -16186,7 +15986,6 @@
               <w14:uncheckedState w14:val="2610" w14:font="MS Gothic"/>
             </w14:checkbox>
           </w:sdtPr>
-          <w:sdtEndPr/>
           <w:sdtContent>
             <w:tc>
               <w:tcPr>
@@ -16233,7 +16032,6 @@
               <w14:uncheckedState w14:val="2610" w14:font="MS Gothic"/>
             </w14:checkbox>
           </w:sdtPr>
-          <w:sdtEndPr/>
           <w:sdtContent>
             <w:tc>
               <w:tcPr>
@@ -16367,7 +16165,6 @@
               <w14:uncheckedState w14:val="2610" w14:font="MS Gothic"/>
             </w14:checkbox>
           </w:sdtPr>
-          <w:sdtEndPr/>
           <w:sdtContent>
             <w:tc>
               <w:tcPr>
@@ -16416,7 +16213,6 @@
               <w14:uncheckedState w14:val="2610" w14:font="MS Gothic"/>
             </w14:checkbox>
           </w:sdtPr>
-          <w:sdtEndPr/>
           <w:sdtContent>
             <w:tc>
               <w:tcPr>
@@ -16463,7 +16259,6 @@
               <w14:uncheckedState w14:val="2610" w14:font="MS Gothic"/>
             </w14:checkbox>
           </w:sdtPr>
-          <w:sdtEndPr/>
           <w:sdtContent>
             <w:tc>
               <w:tcPr>
@@ -16510,7 +16305,6 @@
               <w14:uncheckedState w14:val="2610" w14:font="MS Gothic"/>
             </w14:checkbox>
           </w:sdtPr>
-          <w:sdtEndPr/>
           <w:sdtContent>
             <w:tc>
               <w:tcPr>
@@ -16644,7 +16438,6 @@
               <w14:uncheckedState w14:val="2610" w14:font="MS Gothic"/>
             </w14:checkbox>
           </w:sdtPr>
-          <w:sdtEndPr/>
           <w:sdtContent>
             <w:tc>
               <w:tcPr>
@@ -16693,7 +16486,6 @@
               <w14:uncheckedState w14:val="2610" w14:font="MS Gothic"/>
             </w14:checkbox>
           </w:sdtPr>
-          <w:sdtEndPr/>
           <w:sdtContent>
             <w:tc>
               <w:tcPr>
@@ -16740,7 +16532,6 @@
               <w14:uncheckedState w14:val="2610" w14:font="MS Gothic"/>
             </w14:checkbox>
           </w:sdtPr>
-          <w:sdtEndPr/>
           <w:sdtContent>
             <w:tc>
               <w:tcPr>
@@ -16787,7 +16578,6 @@
               <w14:uncheckedState w14:val="2610" w14:font="MS Gothic"/>
             </w14:checkbox>
           </w:sdtPr>
-          <w:sdtEndPr/>
           <w:sdtContent>
             <w:tc>
               <w:tcPr>
@@ -16921,7 +16711,6 @@
               <w14:uncheckedState w14:val="2610" w14:font="MS Gothic"/>
             </w14:checkbox>
           </w:sdtPr>
-          <w:sdtEndPr/>
           <w:sdtContent>
             <w:tc>
               <w:tcPr>
@@ -16970,7 +16759,6 @@
               <w14:uncheckedState w14:val="2610" w14:font="MS Gothic"/>
             </w14:checkbox>
           </w:sdtPr>
-          <w:sdtEndPr/>
           <w:sdtContent>
             <w:tc>
               <w:tcPr>
@@ -17017,7 +16805,6 @@
               <w14:uncheckedState w14:val="2610" w14:font="MS Gothic"/>
             </w14:checkbox>
           </w:sdtPr>
-          <w:sdtEndPr/>
           <w:sdtContent>
             <w:tc>
               <w:tcPr>
@@ -17064,7 +16851,6 @@
               <w14:uncheckedState w14:val="2610" w14:font="MS Gothic"/>
             </w14:checkbox>
           </w:sdtPr>
-          <w:sdtEndPr/>
           <w:sdtContent>
             <w:tc>
               <w:tcPr>
@@ -17198,7 +16984,6 @@
               <w14:uncheckedState w14:val="2610" w14:font="MS Gothic"/>
             </w14:checkbox>
           </w:sdtPr>
-          <w:sdtEndPr/>
           <w:sdtContent>
             <w:tc>
               <w:tcPr>
@@ -17247,7 +17032,6 @@
               <w14:uncheckedState w14:val="2610" w14:font="MS Gothic"/>
             </w14:checkbox>
           </w:sdtPr>
-          <w:sdtEndPr/>
           <w:sdtContent>
             <w:tc>
               <w:tcPr>
@@ -17294,7 +17078,6 @@
               <w14:uncheckedState w14:val="2610" w14:font="MS Gothic"/>
             </w14:checkbox>
           </w:sdtPr>
-          <w:sdtEndPr/>
           <w:sdtContent>
             <w:tc>
               <w:tcPr>
@@ -17341,7 +17124,6 @@
               <w14:uncheckedState w14:val="2610" w14:font="MS Gothic"/>
             </w14:checkbox>
           </w:sdtPr>
-          <w:sdtEndPr/>
           <w:sdtContent>
             <w:tc>
               <w:tcPr>
@@ -17472,7 +17254,6 @@
               <w14:uncheckedState w14:val="2610" w14:font="MS Gothic"/>
             </w14:checkbox>
           </w:sdtPr>
-          <w:sdtEndPr/>
           <w:sdtContent>
             <w:tc>
               <w:tcPr>
@@ -17518,7 +17299,6 @@
               <w14:uncheckedState w14:val="2610" w14:font="MS Gothic"/>
             </w14:checkbox>
           </w:sdtPr>
-          <w:sdtEndPr/>
           <w:sdtContent>
             <w:tc>
               <w:tcPr>
@@ -17564,7 +17344,6 @@
               <w14:uncheckedState w14:val="2610" w14:font="MS Gothic"/>
             </w14:checkbox>
           </w:sdtPr>
-          <w:sdtEndPr/>
           <w:sdtContent>
             <w:tc>
               <w:tcPr>
@@ -17610,7 +17389,6 @@
               <w14:uncheckedState w14:val="2610" w14:font="MS Gothic"/>
             </w14:checkbox>
           </w:sdtPr>
-          <w:sdtEndPr/>
           <w:sdtContent>
             <w:tc>
               <w:tcPr>
@@ -17808,7 +17586,6 @@
                   <w14:uncheckedState w14:val="2610" w14:font="MS Gothic"/>
                 </w14:checkbox>
               </w:sdtPr>
-              <w:sdtEndPr/>
               <w:sdtContent>
                 <w:r>
                   <w:rPr>
@@ -17894,7 +17671,6 @@
                   <w14:uncheckedState w14:val="2610" w14:font="MS Gothic"/>
                 </w14:checkbox>
               </w:sdtPr>
-              <w:sdtEndPr/>
               <w:sdtContent>
                 <w:r>
                   <w:rPr>
@@ -17980,7 +17756,6 @@
                   <w14:uncheckedState w14:val="2610" w14:font="MS Gothic"/>
                 </w14:checkbox>
               </w:sdtPr>
-              <w:sdtEndPr/>
               <w:sdtContent>
                 <w:r>
                   <w:rPr>
@@ -18066,7 +17841,6 @@
                   <w14:uncheckedState w14:val="2610" w14:font="MS Gothic"/>
                 </w14:checkbox>
               </w:sdtPr>
-              <w:sdtEndPr/>
               <w:sdtContent>
                 <w:r>
                   <w:rPr>
@@ -18152,7 +17926,6 @@
                   <w14:uncheckedState w14:val="2610" w14:font="MS Gothic"/>
                 </w14:checkbox>
               </w:sdtPr>
-              <w:sdtEndPr/>
               <w:sdtContent>
                 <w:r>
                   <w:rPr>
@@ -18238,7 +18011,6 @@
                   <w14:uncheckedState w14:val="2610" w14:font="MS Gothic"/>
                 </w14:checkbox>
               </w:sdtPr>
-              <w:sdtEndPr/>
               <w:sdtContent>
                 <w:r>
                   <w:rPr>
@@ -18271,7 +18043,7 @@
 </file>
 
 <file path=word/endnotes.xml><?xml version="1.0" encoding="utf-8"?>
-<w:endnotes xmlns:wpc="http://schemas.microsoft.com/office/word/2010/wordprocessingCanvas" xmlns:cx="http://schemas.microsoft.com/office/drawing/2014/chartex" xmlns:cx1="http://schemas.microsoft.com/office/drawing/2015/9/8/chartex" xmlns:cx2="http://schemas.microsoft.com/office/drawing/2015/10/21/chartex" xmlns:cx3="http://schemas.microsoft.com/office/drawing/2016/5/9/chartex" xmlns:cx4="http://schemas.microsoft.com/office/drawing/2016/5/10/chartex" xmlns:cx5="http://schemas.microsoft.com/office/drawing/2016/5/11/chartex" xmlns:cx6="http://schemas.microsoft.com/office/drawing/2016/5/12/chartex" xmlns:cx7="http://schemas.microsoft.com/office/drawing/2016/5/13/chartex" xmlns:cx8="http://schemas.microsoft.com/office/drawing/2016/5/14/chartex" xmlns:mc="http://schemas.openxmlformats.org/markup-compatibility/2006" xmlns:aink="http://schemas.microsoft.com/office/drawing/2016/ink" xmlns:am3d="http://schemas.microsoft.com/office/drawing/2017/model3d" xmlns:o="urn:schemas-microsoft-com:office:office" xmlns:r="http://schemas.openxmlformats.org/officeDocument/2006/relationships" xmlns:m="http://schemas.openxmlformats.org/officeDocument/2006/math" xmlns:v="urn:schemas-microsoft-com:vml" xmlns:wp14="http://schemas.microsoft.com/office/word/2010/wordprocessingDrawing" xmlns:wp="http://schemas.openxmlformats.org/drawingml/2006/wordprocessingDrawing" xmlns:w10="urn:schemas-microsoft-com:office:word" xmlns:w="http://schemas.openxmlformats.org/wordprocessingml/2006/main" xmlns:w14="http://schemas.microsoft.com/office/word/2010/wordml" xmlns:w15="http://schemas.microsoft.com/office/word/2012/wordml" xmlns:w16cid="http://schemas.microsoft.com/office/word/2016/wordml/cid" xmlns:w16se="http://schemas.microsoft.com/office/word/2015/wordml/symex" xmlns:wpg="http://schemas.microsoft.com/office/word/2010/wordprocessingGroup" xmlns:wpi="http://schemas.microsoft.com/office/word/2010/wordprocessingInk" xmlns:wne="http://schemas.microsoft.com/office/word/2006/wordml" xmlns:wps="http://schemas.microsoft.com/office/word/2010/wordprocessingShape" mc:Ignorable="w14 w15 w16se w16cid wp14">
+<w:endnotes xmlns:wpc="http://schemas.microsoft.com/office/word/2010/wordprocessingCanvas" xmlns:cx="http://schemas.microsoft.com/office/drawing/2014/chartex" xmlns:cx1="http://schemas.microsoft.com/office/drawing/2015/9/8/chartex" xmlns:cx2="http://schemas.microsoft.com/office/drawing/2015/10/21/chartex" xmlns:cx3="http://schemas.microsoft.com/office/drawing/2016/5/9/chartex" xmlns:cx4="http://schemas.microsoft.com/office/drawing/2016/5/10/chartex" xmlns:cx5="http://schemas.microsoft.com/office/drawing/2016/5/11/chartex" xmlns:cx6="http://schemas.microsoft.com/office/drawing/2016/5/12/chartex" xmlns:cx7="http://schemas.microsoft.com/office/drawing/2016/5/13/chartex" xmlns:cx8="http://schemas.microsoft.com/office/drawing/2016/5/14/chartex" xmlns:mc="http://schemas.openxmlformats.org/markup-compatibility/2006" xmlns:aink="http://schemas.microsoft.com/office/drawing/2016/ink" xmlns:am3d="http://schemas.microsoft.com/office/drawing/2017/model3d" xmlns:o="urn:schemas-microsoft-com:office:office" xmlns:oel="http://schemas.microsoft.com/office/2019/extlst" xmlns:r="http://schemas.openxmlformats.org/officeDocument/2006/relationships" xmlns:m="http://schemas.openxmlformats.org/officeDocument/2006/math" xmlns:v="urn:schemas-microsoft-com:vml" xmlns:wp14="http://schemas.microsoft.com/office/word/2010/wordprocessingDrawing" xmlns:wp="http://schemas.openxmlformats.org/drawingml/2006/wordprocessingDrawing" xmlns:w10="urn:schemas-microsoft-com:office:word" xmlns:w="http://schemas.openxmlformats.org/wordprocessingml/2006/main" xmlns:w14="http://schemas.microsoft.com/office/word/2010/wordml" xmlns:w15="http://schemas.microsoft.com/office/word/2012/wordml" xmlns:w16cex="http://schemas.microsoft.com/office/word/2018/wordml/cex" xmlns:w16cid="http://schemas.microsoft.com/office/word/2016/wordml/cid" xmlns:w16="http://schemas.microsoft.com/office/word/2018/wordml" xmlns:w16du="http://schemas.microsoft.com/office/word/2023/wordml/word16du" xmlns:w16sdtdh="http://schemas.microsoft.com/office/word/2020/wordml/sdtdatahash" xmlns:w16sdtfl="http://schemas.microsoft.com/office/word/2024/wordml/sdtformatlock" xmlns:w16se="http://schemas.microsoft.com/office/word/2015/wordml/symex" xmlns:wpg="http://schemas.microsoft.com/office/word/2010/wordprocessingGroup" xmlns:wpi="http://schemas.microsoft.com/office/word/2010/wordprocessingInk" xmlns:wne="http://schemas.microsoft.com/office/word/2006/wordml" xmlns:wps="http://schemas.microsoft.com/office/word/2010/wordprocessingShape" mc:Ignorable="w14 w15 w16se w16cid w16 w16cex w16sdtdh w16sdtfl w16du wp14">
   <w:endnote w:type="separator" w:id="-1">
     <w:p>
       <w:r>
@@ -18290,7 +18062,7 @@
 </file>
 
 <file path=word/footer1.xml><?xml version="1.0" encoding="utf-8"?>
-<w:ftr xmlns:wpc="http://schemas.microsoft.com/office/word/2010/wordprocessingCanvas" xmlns:cx="http://schemas.microsoft.com/office/drawing/2014/chartex" xmlns:cx1="http://schemas.microsoft.com/office/drawing/2015/9/8/chartex" xmlns:cx2="http://schemas.microsoft.com/office/drawing/2015/10/21/chartex" xmlns:cx3="http://schemas.microsoft.com/office/drawing/2016/5/9/chartex" xmlns:cx4="http://schemas.microsoft.com/office/drawing/2016/5/10/chartex" xmlns:cx5="http://schemas.microsoft.com/office/drawing/2016/5/11/chartex" xmlns:cx6="http://schemas.microsoft.com/office/drawing/2016/5/12/chartex" xmlns:cx7="http://schemas.microsoft.com/office/drawing/2016/5/13/chartex" xmlns:cx8="http://schemas.microsoft.com/office/drawing/2016/5/14/chartex" xmlns:mc="http://schemas.openxmlformats.org/markup-compatibility/2006" xmlns:aink="http://schemas.microsoft.com/office/drawing/2016/ink" xmlns:am3d="http://schemas.microsoft.com/office/drawing/2017/model3d" xmlns:o="urn:schemas-microsoft-com:office:office" xmlns:r="http://schemas.openxmlformats.org/officeDocument/2006/relationships" xmlns:m="http://schemas.openxmlformats.org/officeDocument/2006/math" xmlns:v="urn:schemas-microsoft-com:vml" xmlns:wp14="http://schemas.microsoft.com/office/word/2010/wordprocessingDrawing" xmlns:wp="http://schemas.openxmlformats.org/drawingml/2006/wordprocessingDrawing" xmlns:w10="urn:schemas-microsoft-com:office:word" xmlns:w="http://schemas.openxmlformats.org/wordprocessingml/2006/main" xmlns:w14="http://schemas.microsoft.com/office/word/2010/wordml" xmlns:w15="http://schemas.microsoft.com/office/word/2012/wordml" xmlns:w16cid="http://schemas.microsoft.com/office/word/2016/wordml/cid" xmlns:w16se="http://schemas.microsoft.com/office/word/2015/wordml/symex" xmlns:wpg="http://schemas.microsoft.com/office/word/2010/wordprocessingGroup" xmlns:wpi="http://schemas.microsoft.com/office/word/2010/wordprocessingInk" xmlns:wne="http://schemas.microsoft.com/office/word/2006/wordml" xmlns:wps="http://schemas.microsoft.com/office/word/2010/wordprocessingShape" mc:Ignorable="w14 w15 w16se w16cid wp14">
+<w:ftr xmlns:wpc="http://schemas.microsoft.com/office/word/2010/wordprocessingCanvas" xmlns:cx="http://schemas.microsoft.com/office/drawing/2014/chartex" xmlns:cx1="http://schemas.microsoft.com/office/drawing/2015/9/8/chartex" xmlns:cx2="http://schemas.microsoft.com/office/drawing/2015/10/21/chartex" xmlns:cx3="http://schemas.microsoft.com/office/drawing/2016/5/9/chartex" xmlns:cx4="http://schemas.microsoft.com/office/drawing/2016/5/10/chartex" xmlns:cx5="http://schemas.microsoft.com/office/drawing/2016/5/11/chartex" xmlns:cx6="http://schemas.microsoft.com/office/drawing/2016/5/12/chartex" xmlns:cx7="http://schemas.microsoft.com/office/drawing/2016/5/13/chartex" xmlns:cx8="http://schemas.microsoft.com/office/drawing/2016/5/14/chartex" xmlns:mc="http://schemas.openxmlformats.org/markup-compatibility/2006" xmlns:aink="http://schemas.microsoft.com/office/drawing/2016/ink" xmlns:am3d="http://schemas.microsoft.com/office/drawing/2017/model3d" xmlns:o="urn:schemas-microsoft-com:office:office" xmlns:oel="http://schemas.microsoft.com/office/2019/extlst" xmlns:r="http://schemas.openxmlformats.org/officeDocument/2006/relationships" xmlns:m="http://schemas.openxmlformats.org/officeDocument/2006/math" xmlns:v="urn:schemas-microsoft-com:vml" xmlns:wp14="http://schemas.microsoft.com/office/word/2010/wordprocessingDrawing" xmlns:wp="http://schemas.openxmlformats.org/drawingml/2006/wordprocessingDrawing" xmlns:w10="urn:schemas-microsoft-com:office:word" xmlns:w="http://schemas.openxmlformats.org/wordprocessingml/2006/main" xmlns:w14="http://schemas.microsoft.com/office/word/2010/wordml" xmlns:w15="http://schemas.microsoft.com/office/word/2012/wordml" xmlns:w16cex="http://schemas.microsoft.com/office/word/2018/wordml/cex" xmlns:w16cid="http://schemas.microsoft.com/office/word/2016/wordml/cid" xmlns:w16="http://schemas.microsoft.com/office/word/2018/wordml" xmlns:w16du="http://schemas.microsoft.com/office/word/2023/wordml/word16du" xmlns:w16sdtdh="http://schemas.microsoft.com/office/word/2020/wordml/sdtdatahash" xmlns:w16sdtfl="http://schemas.microsoft.com/office/word/2024/wordml/sdtformatlock" xmlns:w16se="http://schemas.microsoft.com/office/word/2015/wordml/symex" xmlns:wpg="http://schemas.microsoft.com/office/word/2010/wordprocessingGroup" xmlns:wpi="http://schemas.microsoft.com/office/word/2010/wordprocessingInk" xmlns:wne="http://schemas.microsoft.com/office/word/2006/wordml" xmlns:wps="http://schemas.microsoft.com/office/word/2010/wordprocessingShape" mc:Ignorable="w14 w15 w16se w16cid w16 w16cex w16sdtdh w16sdtfl w16du wp14">
   <w:p>
     <w:pPr>
       <w:pStyle w:val="Footer"/>
@@ -18316,7 +18088,7 @@
               <wp:docPr id="6" name="Text Box 6" descr="OFFICIAL">
                 <a:extLst xmlns:a="http://schemas.openxmlformats.org/drawingml/2006/main">
                   <a:ext uri="{5AE41FA2-C0FF-4470-9BD4-5FADCA87CBE2}">
-                    <aclsh:classification xmlns:aclsh="http://schemas.microsoft.com/office/drawing/2020/classificationShape" xmlns:w16sdtfl="http://schemas.microsoft.com/office/word/2024/wordml/sdtformatlock" xmlns:w16sdtdh="http://schemas.microsoft.com/office/word/2020/wordml/sdtdatahash" xmlns:w16du="http://schemas.microsoft.com/office/word/2023/wordml/word16du" xmlns:w16="http://schemas.microsoft.com/office/word/2018/wordml" xmlns:w16cex="http://schemas.microsoft.com/office/word/2018/wordml/cex" xmlns:w="http://schemas.openxmlformats.org/wordprocessingml/2006/main" xmlns:w10="urn:schemas-microsoft-com:office:word" xmlns:v="urn:schemas-microsoft-com:vml" xmlns:oel="http://schemas.microsoft.com/office/2019/extlst" xmlns:o="urn:schemas-microsoft-com:office:office" xmlns="" classificationOutcomeType="ftr"/>
+                    <aclsh:classification xmlns:aclsh="http://schemas.microsoft.com/office/drawing/2020/classificationShape" classificationOutcomeType="ftr"/>
                   </a:ext>
                 </a:extLst>
               </wp:docPr>
@@ -18379,7 +18151,7 @@
               <v:stroke joinstyle="miter"/>
               <v:path gradientshapeok="t" o:connecttype="rect"/>
             </v:shapetype>
-            <v:shape id="Text Box 6" o:spid="_x0000_s1027" type="#_x0000_t202" alt="OFFICIAL" style="position:absolute;margin-left:0;margin-top:0;width:34.95pt;height:34.95pt;z-index:251662336;visibility:visible;mso-wrap-style:none;mso-wrap-distance-left:0;mso-wrap-distance-top:0;mso-wrap-distance-right:0;mso-wrap-distance-bottom:0;mso-position-horizontal:center;mso-position-horizontal-relative:page;mso-position-vertical:bottom;mso-position-vertical-relative:page;v-text-anchor:bottom" o:gfxdata="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" filled="f" stroked="f">
+            <v:shape id="Text Box 6" o:spid="_x0000_s1027" type="#_x0000_t202" alt="OFFICIAL" style="position:absolute;margin-left:0;margin-top:0;width:34.95pt;height:34.95pt;z-index:251662336;visibility:visible;mso-wrap-style:none;mso-wrap-distance-left:0;mso-wrap-distance-top:0;mso-wrap-distance-right:0;mso-wrap-distance-bottom:0;mso-position-horizontal:center;mso-position-horizontal-relative:page;mso-position-vertical:bottom;mso-position-vertical-relative:page;v-text-anchor:bottom" o:gfxdata="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" filled="f" stroked="f">
               <v:textbox style="mso-fit-shape-to-text:t" inset="0,0,0,15pt">
                 <w:txbxContent>
                   <w:p>
@@ -18414,7 +18186,7 @@
 </file>
 
 <file path=word/footer2.xml><?xml version="1.0" encoding="utf-8"?>
-<w:ftr xmlns:wpc="http://schemas.microsoft.com/office/word/2010/wordprocessingCanvas" xmlns:cx="http://schemas.microsoft.com/office/drawing/2014/chartex" xmlns:cx1="http://schemas.microsoft.com/office/drawing/2015/9/8/chartex" xmlns:cx2="http://schemas.microsoft.com/office/drawing/2015/10/21/chartex" xmlns:cx3="http://schemas.microsoft.com/office/drawing/2016/5/9/chartex" xmlns:cx4="http://schemas.microsoft.com/office/drawing/2016/5/10/chartex" xmlns:cx5="http://schemas.microsoft.com/office/drawing/2016/5/11/chartex" xmlns:cx6="http://schemas.microsoft.com/office/drawing/2016/5/12/chartex" xmlns:cx7="http://schemas.microsoft.com/office/drawing/2016/5/13/chartex" xmlns:cx8="http://schemas.microsoft.com/office/drawing/2016/5/14/chartex" xmlns:mc="http://schemas.openxmlformats.org/markup-compatibility/2006" xmlns:aink="http://schemas.microsoft.com/office/drawing/2016/ink" xmlns:am3d="http://schemas.microsoft.com/office/drawing/2017/model3d" xmlns:o="urn:schemas-microsoft-com:office:office" xmlns:r="http://schemas.openxmlformats.org/officeDocument/2006/relationships" xmlns:m="http://schemas.openxmlformats.org/officeDocument/2006/math" xmlns:v="urn:schemas-microsoft-com:vml" xmlns:wp14="http://schemas.microsoft.com/office/word/2010/wordprocessingDrawing" xmlns:wp="http://schemas.openxmlformats.org/drawingml/2006/wordprocessingDrawing" xmlns:w10="urn:schemas-microsoft-com:office:word" xmlns:w="http://schemas.openxmlformats.org/wordprocessingml/2006/main" xmlns:w14="http://schemas.microsoft.com/office/word/2010/wordml" xmlns:w15="http://schemas.microsoft.com/office/word/2012/wordml" xmlns:w16cid="http://schemas.microsoft.com/office/word/2016/wordml/cid" xmlns:w16se="http://schemas.microsoft.com/office/word/2015/wordml/symex" xmlns:wpg="http://schemas.microsoft.com/office/word/2010/wordprocessingGroup" xmlns:wpi="http://schemas.microsoft.com/office/word/2010/wordprocessingInk" xmlns:wne="http://schemas.microsoft.com/office/word/2006/wordml" xmlns:wps="http://schemas.microsoft.com/office/word/2010/wordprocessingShape" mc:Ignorable="w14 w15 w16se w16cid wp14">
+<w:ftr xmlns:wpc="http://schemas.microsoft.com/office/word/2010/wordprocessingCanvas" xmlns:cx="http://schemas.microsoft.com/office/drawing/2014/chartex" xmlns:cx1="http://schemas.microsoft.com/office/drawing/2015/9/8/chartex" xmlns:cx2="http://schemas.microsoft.com/office/drawing/2015/10/21/chartex" xmlns:cx3="http://schemas.microsoft.com/office/drawing/2016/5/9/chartex" xmlns:cx4="http://schemas.microsoft.com/office/drawing/2016/5/10/chartex" xmlns:cx5="http://schemas.microsoft.com/office/drawing/2016/5/11/chartex" xmlns:cx6="http://schemas.microsoft.com/office/drawing/2016/5/12/chartex" xmlns:cx7="http://schemas.microsoft.com/office/drawing/2016/5/13/chartex" xmlns:cx8="http://schemas.microsoft.com/office/drawing/2016/5/14/chartex" xmlns:mc="http://schemas.openxmlformats.org/markup-compatibility/2006" xmlns:aink="http://schemas.microsoft.com/office/drawing/2016/ink" xmlns:am3d="http://schemas.microsoft.com/office/drawing/2017/model3d" xmlns:o="urn:schemas-microsoft-com:office:office" xmlns:oel="http://schemas.microsoft.com/office/2019/extlst" xmlns:r="http://schemas.openxmlformats.org/officeDocument/2006/relationships" xmlns:m="http://schemas.openxmlformats.org/officeDocument/2006/math" xmlns:v="urn:schemas-microsoft-com:vml" xmlns:wp14="http://schemas.microsoft.com/office/word/2010/wordprocessingDrawing" xmlns:wp="http://schemas.openxmlformats.org/drawingml/2006/wordprocessingDrawing" xmlns:w10="urn:schemas-microsoft-com:office:word" xmlns:w="http://schemas.openxmlformats.org/wordprocessingml/2006/main" xmlns:w14="http://schemas.microsoft.com/office/word/2010/wordml" xmlns:w15="http://schemas.microsoft.com/office/word/2012/wordml" xmlns:w16cex="http://schemas.microsoft.com/office/word/2018/wordml/cex" xmlns:w16cid="http://schemas.microsoft.com/office/word/2016/wordml/cid" xmlns:w16="http://schemas.microsoft.com/office/word/2018/wordml" xmlns:w16du="http://schemas.microsoft.com/office/word/2023/wordml/word16du" xmlns:w16sdtdh="http://schemas.microsoft.com/office/word/2020/wordml/sdtdatahash" xmlns:w16sdtfl="http://schemas.microsoft.com/office/word/2024/wordml/sdtformatlock" xmlns:w16se="http://schemas.microsoft.com/office/word/2015/wordml/symex" xmlns:wpg="http://schemas.microsoft.com/office/word/2010/wordprocessingGroup" xmlns:wpi="http://schemas.microsoft.com/office/word/2010/wordprocessingInk" xmlns:wne="http://schemas.microsoft.com/office/word/2006/wordml" xmlns:wps="http://schemas.microsoft.com/office/word/2010/wordprocessingShape" mc:Ignorable="w14 w15 w16se w16cid w16 w16cex w16sdtdh w16sdtfl w16du wp14">
   <w:p>
     <w:pPr>
       <w:rPr>
@@ -18447,7 +18219,7 @@
               <wp:docPr id="7" name="Text Box 7" descr="OFFICIAL">
                 <a:extLst xmlns:a="http://schemas.openxmlformats.org/drawingml/2006/main">
                   <a:ext uri="{5AE41FA2-C0FF-4470-9BD4-5FADCA87CBE2}">
-                    <aclsh:classification xmlns:aclsh="http://schemas.microsoft.com/office/drawing/2020/classificationShape" xmlns:w16sdtfl="http://schemas.microsoft.com/office/word/2024/wordml/sdtformatlock" xmlns:w16sdtdh="http://schemas.microsoft.com/office/word/2020/wordml/sdtdatahash" xmlns:w16du="http://schemas.microsoft.com/office/word/2023/wordml/word16du" xmlns:w16="http://schemas.microsoft.com/office/word/2018/wordml" xmlns:w16cex="http://schemas.microsoft.com/office/word/2018/wordml/cex" xmlns:w="http://schemas.openxmlformats.org/wordprocessingml/2006/main" xmlns:w10="urn:schemas-microsoft-com:office:word" xmlns:v="urn:schemas-microsoft-com:vml" xmlns:oel="http://schemas.microsoft.com/office/2019/extlst" xmlns:o="urn:schemas-microsoft-com:office:office" xmlns="" classificationOutcomeType="ftr"/>
+                    <aclsh:classification xmlns:aclsh="http://schemas.microsoft.com/office/drawing/2020/classificationShape" classificationOutcomeType="ftr"/>
                   </a:ext>
                 </a:extLst>
               </wp:docPr>
@@ -18510,7 +18282,7 @@
               <v:stroke joinstyle="miter"/>
               <v:path gradientshapeok="t" o:connecttype="rect"/>
             </v:shapetype>
-            <v:shape id="Text Box 7" o:spid="_x0000_s1028" type="#_x0000_t202" alt="OFFICIAL" style="position:absolute;margin-left:0;margin-top:0;width:34.95pt;height:34.95pt;z-index:251663360;visibility:visible;mso-wrap-style:none;mso-wrap-distance-left:0;mso-wrap-distance-top:0;mso-wrap-distance-right:0;mso-wrap-distance-bottom:0;mso-position-horizontal:center;mso-position-horizontal-relative:page;mso-position-vertical:bottom;mso-position-vertical-relative:page;v-text-anchor:bottom" o:gfxdata="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" filled="f" stroked="f">
+            <v:shape id="Text Box 7" o:spid="_x0000_s1028" type="#_x0000_t202" alt="OFFICIAL" style="position:absolute;margin-left:0;margin-top:0;width:34.95pt;height:34.95pt;z-index:251663360;visibility:visible;mso-wrap-style:none;mso-wrap-distance-left:0;mso-wrap-distance-top:0;mso-wrap-distance-right:0;mso-wrap-distance-bottom:0;mso-position-horizontal:center;mso-position-horizontal-relative:page;mso-position-vertical:bottom;mso-position-vertical-relative:page;v-text-anchor:bottom" o:gfxdata="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" filled="f" stroked="f">
               <v:textbox style="mso-fit-shape-to-text:t" inset="0,0,0,15pt">
                 <w:txbxContent>
                   <w:p>
@@ -18563,14 +18335,30 @@
         <w:rFonts w:cs="Arial"/>
         <w:sz w:val="10"/>
       </w:rPr>
-      <w:t>:  QL CAIT  12-Jul-2022  L:\CAIT\Teaching\T&amp;L\202220\ICT40120 - Programming\C# Programming\MASTER\CRS180_ICTPRG430-ICTPRG432_ICTPRG433_AT1of2_MASTER.docx</w:t>
+      <w:t>:  QL CAIT  12-Jul-</w:t>
+    </w:r>
+    <w:proofErr w:type="gramStart"/>
+    <w:r>
+      <w:rPr>
+        <w:rFonts w:cs="Arial"/>
+        <w:sz w:val="10"/>
+      </w:rPr>
+      <w:t>2022  L:\CAIT\Teaching\T</w:t>
+    </w:r>
+    <w:proofErr w:type="gramEnd"/>
+    <w:r>
+      <w:rPr>
+        <w:rFonts w:cs="Arial"/>
+        <w:sz w:val="10"/>
+      </w:rPr>
+      <w:t>&amp;L\202220\ICT40120 - Programming\C# Programming\MASTER\CRS180_ICTPRG430-ICTPRG432_ICTPRG433_AT1of2_MASTER.docx</w:t>
     </w:r>
   </w:p>
 </w:ftr>
 </file>
 
 <file path=word/footer3.xml><?xml version="1.0" encoding="utf-8"?>
-<w:ftr xmlns:wpc="http://schemas.microsoft.com/office/word/2010/wordprocessingCanvas" xmlns:cx="http://schemas.microsoft.com/office/drawing/2014/chartex" xmlns:cx1="http://schemas.microsoft.com/office/drawing/2015/9/8/chartex" xmlns:cx2="http://schemas.microsoft.com/office/drawing/2015/10/21/chartex" xmlns:cx3="http://schemas.microsoft.com/office/drawing/2016/5/9/chartex" xmlns:cx4="http://schemas.microsoft.com/office/drawing/2016/5/10/chartex" xmlns:cx5="http://schemas.microsoft.com/office/drawing/2016/5/11/chartex" xmlns:cx6="http://schemas.microsoft.com/office/drawing/2016/5/12/chartex" xmlns:cx7="http://schemas.microsoft.com/office/drawing/2016/5/13/chartex" xmlns:cx8="http://schemas.microsoft.com/office/drawing/2016/5/14/chartex" xmlns:mc="http://schemas.openxmlformats.org/markup-compatibility/2006" xmlns:aink="http://schemas.microsoft.com/office/drawing/2016/ink" xmlns:am3d="http://schemas.microsoft.com/office/drawing/2017/model3d" xmlns:o="urn:schemas-microsoft-com:office:office" xmlns:r="http://schemas.openxmlformats.org/officeDocument/2006/relationships" xmlns:m="http://schemas.openxmlformats.org/officeDocument/2006/math" xmlns:v="urn:schemas-microsoft-com:vml" xmlns:wp14="http://schemas.microsoft.com/office/word/2010/wordprocessingDrawing" xmlns:wp="http://schemas.openxmlformats.org/drawingml/2006/wordprocessingDrawing" xmlns:w10="urn:schemas-microsoft-com:office:word" xmlns:w="http://schemas.openxmlformats.org/wordprocessingml/2006/main" xmlns:w14="http://schemas.microsoft.com/office/word/2010/wordml" xmlns:w15="http://schemas.microsoft.com/office/word/2012/wordml" xmlns:w16cid="http://schemas.microsoft.com/office/word/2016/wordml/cid" xmlns:w16se="http://schemas.microsoft.com/office/word/2015/wordml/symex" xmlns:wpg="http://schemas.microsoft.com/office/word/2010/wordprocessingGroup" xmlns:wpi="http://schemas.microsoft.com/office/word/2010/wordprocessingInk" xmlns:wne="http://schemas.microsoft.com/office/word/2006/wordml" xmlns:wps="http://schemas.microsoft.com/office/word/2010/wordprocessingShape" mc:Ignorable="w14 w15 w16se w16cid wp14">
+<w:ftr xmlns:wpc="http://schemas.microsoft.com/office/word/2010/wordprocessingCanvas" xmlns:cx="http://schemas.microsoft.com/office/drawing/2014/chartex" xmlns:cx1="http://schemas.microsoft.com/office/drawing/2015/9/8/chartex" xmlns:cx2="http://schemas.microsoft.com/office/drawing/2015/10/21/chartex" xmlns:cx3="http://schemas.microsoft.com/office/drawing/2016/5/9/chartex" xmlns:cx4="http://schemas.microsoft.com/office/drawing/2016/5/10/chartex" xmlns:cx5="http://schemas.microsoft.com/office/drawing/2016/5/11/chartex" xmlns:cx6="http://schemas.microsoft.com/office/drawing/2016/5/12/chartex" xmlns:cx7="http://schemas.microsoft.com/office/drawing/2016/5/13/chartex" xmlns:cx8="http://schemas.microsoft.com/office/drawing/2016/5/14/chartex" xmlns:mc="http://schemas.openxmlformats.org/markup-compatibility/2006" xmlns:aink="http://schemas.microsoft.com/office/drawing/2016/ink" xmlns:am3d="http://schemas.microsoft.com/office/drawing/2017/model3d" xmlns:o="urn:schemas-microsoft-com:office:office" xmlns:oel="http://schemas.microsoft.com/office/2019/extlst" xmlns:r="http://schemas.openxmlformats.org/officeDocument/2006/relationships" xmlns:m="http://schemas.openxmlformats.org/officeDocument/2006/math" xmlns:v="urn:schemas-microsoft-com:vml" xmlns:wp14="http://schemas.microsoft.com/office/word/2010/wordprocessingDrawing" xmlns:wp="http://schemas.openxmlformats.org/drawingml/2006/wordprocessingDrawing" xmlns:w10="urn:schemas-microsoft-com:office:word" xmlns:w="http://schemas.openxmlformats.org/wordprocessingml/2006/main" xmlns:w14="http://schemas.microsoft.com/office/word/2010/wordml" xmlns:w15="http://schemas.microsoft.com/office/word/2012/wordml" xmlns:w16cex="http://schemas.microsoft.com/office/word/2018/wordml/cex" xmlns:w16cid="http://schemas.microsoft.com/office/word/2016/wordml/cid" xmlns:w16="http://schemas.microsoft.com/office/word/2018/wordml" xmlns:w16du="http://schemas.microsoft.com/office/word/2023/wordml/word16du" xmlns:w16sdtdh="http://schemas.microsoft.com/office/word/2020/wordml/sdtdatahash" xmlns:w16sdtfl="http://schemas.microsoft.com/office/word/2024/wordml/sdtformatlock" xmlns:w16se="http://schemas.microsoft.com/office/word/2015/wordml/symex" xmlns:wpg="http://schemas.microsoft.com/office/word/2010/wordprocessingGroup" xmlns:wpi="http://schemas.microsoft.com/office/word/2010/wordprocessingInk" xmlns:wne="http://schemas.microsoft.com/office/word/2006/wordml" xmlns:wps="http://schemas.microsoft.com/office/word/2010/wordprocessingShape" mc:Ignorable="w14 w15 w16se w16cid w16 w16cex w16sdtdh w16sdtfl w16du wp14">
   <w:p>
     <w:pPr>
       <w:pStyle w:val="Footer"/>
@@ -18596,7 +18384,7 @@
               <wp:docPr id="4" name="Text Box 4" descr="OFFICIAL">
                 <a:extLst xmlns:a="http://schemas.openxmlformats.org/drawingml/2006/main">
                   <a:ext uri="{5AE41FA2-C0FF-4470-9BD4-5FADCA87CBE2}">
-                    <aclsh:classification xmlns:aclsh="http://schemas.microsoft.com/office/drawing/2020/classificationShape" xmlns:w16sdtfl="http://schemas.microsoft.com/office/word/2024/wordml/sdtformatlock" xmlns:w16sdtdh="http://schemas.microsoft.com/office/word/2020/wordml/sdtdatahash" xmlns:w16du="http://schemas.microsoft.com/office/word/2023/wordml/word16du" xmlns:w16="http://schemas.microsoft.com/office/word/2018/wordml" xmlns:w16cex="http://schemas.microsoft.com/office/word/2018/wordml/cex" xmlns:w="http://schemas.openxmlformats.org/wordprocessingml/2006/main" xmlns:w10="urn:schemas-microsoft-com:office:word" xmlns:v="urn:schemas-microsoft-com:vml" xmlns:oel="http://schemas.microsoft.com/office/2019/extlst" xmlns:o="urn:schemas-microsoft-com:office:office" xmlns="" classificationOutcomeType="ftr"/>
+                    <aclsh:classification xmlns:aclsh="http://schemas.microsoft.com/office/drawing/2020/classificationShape" classificationOutcomeType="ftr"/>
                   </a:ext>
                 </a:extLst>
               </wp:docPr>
@@ -18659,7 +18447,7 @@
               <v:stroke joinstyle="miter"/>
               <v:path gradientshapeok="t" o:connecttype="rect"/>
             </v:shapetype>
-            <v:shape id="Text Box 4" o:spid="_x0000_s1029" type="#_x0000_t202" alt="OFFICIAL" style="position:absolute;margin-left:0;margin-top:0;width:34.95pt;height:34.95pt;z-index:251661312;visibility:visible;mso-wrap-style:none;mso-wrap-distance-left:0;mso-wrap-distance-top:0;mso-wrap-distance-right:0;mso-wrap-distance-bottom:0;mso-position-horizontal:center;mso-position-horizontal-relative:page;mso-position-vertical:bottom;mso-position-vertical-relative:page;v-text-anchor:bottom" o:gfxdata="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" filled="f" stroked="f">
+            <v:shape id="Text Box 4" o:spid="_x0000_s1029" type="#_x0000_t202" alt="OFFICIAL" style="position:absolute;margin-left:0;margin-top:0;width:34.95pt;height:34.95pt;z-index:251661312;visibility:visible;mso-wrap-style:none;mso-wrap-distance-left:0;mso-wrap-distance-top:0;mso-wrap-distance-right:0;mso-wrap-distance-bottom:0;mso-position-horizontal:center;mso-position-horizontal-relative:page;mso-position-vertical:bottom;mso-position-vertical-relative:page;v-text-anchor:bottom" o:gfxdata="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" filled="f" stroked="f">
               <v:textbox style="mso-fit-shape-to-text:t" inset="0,0,0,15pt">
                 <w:txbxContent>
                   <w:p>
@@ -18694,7 +18482,7 @@
 </file>
 
 <file path=word/footnotes.xml><?xml version="1.0" encoding="utf-8"?>
-<w:footnotes xmlns:wpc="http://schemas.microsoft.com/office/word/2010/wordprocessingCanvas" xmlns:cx="http://schemas.microsoft.com/office/drawing/2014/chartex" xmlns:cx1="http://schemas.microsoft.com/office/drawing/2015/9/8/chartex" xmlns:cx2="http://schemas.microsoft.com/office/drawing/2015/10/21/chartex" xmlns:cx3="http://schemas.microsoft.com/office/drawing/2016/5/9/chartex" xmlns:cx4="http://schemas.microsoft.com/office/drawing/2016/5/10/chartex" xmlns:cx5="http://schemas.microsoft.com/office/drawing/2016/5/11/chartex" xmlns:cx6="http://schemas.microsoft.com/office/drawing/2016/5/12/chartex" xmlns:cx7="http://schemas.microsoft.com/office/drawing/2016/5/13/chartex" xmlns:cx8="http://schemas.microsoft.com/office/drawing/2016/5/14/chartex" xmlns:mc="http://schemas.openxmlformats.org/markup-compatibility/2006" xmlns:aink="http://schemas.microsoft.com/office/drawing/2016/ink" xmlns:am3d="http://schemas.microsoft.com/office/drawing/2017/model3d" xmlns:o="urn:schemas-microsoft-com:office:office" xmlns:r="http://schemas.openxmlformats.org/officeDocument/2006/relationships" xmlns:m="http://schemas.openxmlformats.org/officeDocument/2006/math" xmlns:v="urn:schemas-microsoft-com:vml" xmlns:wp14="http://schemas.microsoft.com/office/word/2010/wordprocessingDrawing" xmlns:wp="http://schemas.openxmlformats.org/drawingml/2006/wordprocessingDrawing" xmlns:w10="urn:schemas-microsoft-com:office:word" xmlns:w="http://schemas.openxmlformats.org/wordprocessingml/2006/main" xmlns:w14="http://schemas.microsoft.com/office/word/2010/wordml" xmlns:w15="http://schemas.microsoft.com/office/word/2012/wordml" xmlns:w16cid="http://schemas.microsoft.com/office/word/2016/wordml/cid" xmlns:w16se="http://schemas.microsoft.com/office/word/2015/wordml/symex" xmlns:wpg="http://schemas.microsoft.com/office/word/2010/wordprocessingGroup" xmlns:wpi="http://schemas.microsoft.com/office/word/2010/wordprocessingInk" xmlns:wne="http://schemas.microsoft.com/office/word/2006/wordml" xmlns:wps="http://schemas.microsoft.com/office/word/2010/wordprocessingShape" mc:Ignorable="w14 w15 w16se w16cid wp14">
+<w:footnotes xmlns:wpc="http://schemas.microsoft.com/office/word/2010/wordprocessingCanvas" xmlns:cx="http://schemas.microsoft.com/office/drawing/2014/chartex" xmlns:cx1="http://schemas.microsoft.com/office/drawing/2015/9/8/chartex" xmlns:cx2="http://schemas.microsoft.com/office/drawing/2015/10/21/chartex" xmlns:cx3="http://schemas.microsoft.com/office/drawing/2016/5/9/chartex" xmlns:cx4="http://schemas.microsoft.com/office/drawing/2016/5/10/chartex" xmlns:cx5="http://schemas.microsoft.com/office/drawing/2016/5/11/chartex" xmlns:cx6="http://schemas.microsoft.com/office/drawing/2016/5/12/chartex" xmlns:cx7="http://schemas.microsoft.com/office/drawing/2016/5/13/chartex" xmlns:cx8="http://schemas.microsoft.com/office/drawing/2016/5/14/chartex" xmlns:mc="http://schemas.openxmlformats.org/markup-compatibility/2006" xmlns:aink="http://schemas.microsoft.com/office/drawing/2016/ink" xmlns:am3d="http://schemas.microsoft.com/office/drawing/2017/model3d" xmlns:o="urn:schemas-microsoft-com:office:office" xmlns:oel="http://schemas.microsoft.com/office/2019/extlst" xmlns:r="http://schemas.openxmlformats.org/officeDocument/2006/relationships" xmlns:m="http://schemas.openxmlformats.org/officeDocument/2006/math" xmlns:v="urn:schemas-microsoft-com:vml" xmlns:wp14="http://schemas.microsoft.com/office/word/2010/wordprocessingDrawing" xmlns:wp="http://schemas.openxmlformats.org/drawingml/2006/wordprocessingDrawing" xmlns:w10="urn:schemas-microsoft-com:office:word" xmlns:w="http://schemas.openxmlformats.org/wordprocessingml/2006/main" xmlns:w14="http://schemas.microsoft.com/office/word/2010/wordml" xmlns:w15="http://schemas.microsoft.com/office/word/2012/wordml" xmlns:w16cex="http://schemas.microsoft.com/office/word/2018/wordml/cex" xmlns:w16cid="http://schemas.microsoft.com/office/word/2016/wordml/cid" xmlns:w16="http://schemas.microsoft.com/office/word/2018/wordml" xmlns:w16du="http://schemas.microsoft.com/office/word/2023/wordml/word16du" xmlns:w16sdtdh="http://schemas.microsoft.com/office/word/2020/wordml/sdtdatahash" xmlns:w16sdtfl="http://schemas.microsoft.com/office/word/2024/wordml/sdtformatlock" xmlns:w16se="http://schemas.microsoft.com/office/word/2015/wordml/symex" xmlns:wpg="http://schemas.microsoft.com/office/word/2010/wordprocessingGroup" xmlns:wpi="http://schemas.microsoft.com/office/word/2010/wordprocessingInk" xmlns:wne="http://schemas.microsoft.com/office/word/2006/wordml" xmlns:wps="http://schemas.microsoft.com/office/word/2010/wordprocessingShape" mc:Ignorable="w14 w15 w16se w16cid w16 w16cex w16sdtdh w16sdtfl w16du wp14">
   <w:footnote w:type="separator" w:id="-1">
     <w:p>
       <w:r>
@@ -18713,7 +18501,7 @@
 </file>
 
 <file path=word/header1.xml><?xml version="1.0" encoding="utf-8"?>
-<w:hdr xmlns:wpc="http://schemas.microsoft.com/office/word/2010/wordprocessingCanvas" xmlns:cx="http://schemas.microsoft.com/office/drawing/2014/chartex" xmlns:cx1="http://schemas.microsoft.com/office/drawing/2015/9/8/chartex" xmlns:cx2="http://schemas.microsoft.com/office/drawing/2015/10/21/chartex" xmlns:cx3="http://schemas.microsoft.com/office/drawing/2016/5/9/chartex" xmlns:cx4="http://schemas.microsoft.com/office/drawing/2016/5/10/chartex" xmlns:cx5="http://schemas.microsoft.com/office/drawing/2016/5/11/chartex" xmlns:cx6="http://schemas.microsoft.com/office/drawing/2016/5/12/chartex" xmlns:cx7="http://schemas.microsoft.com/office/drawing/2016/5/13/chartex" xmlns:cx8="http://schemas.microsoft.com/office/drawing/2016/5/14/chartex" xmlns:mc="http://schemas.openxmlformats.org/markup-compatibility/2006" xmlns:aink="http://schemas.microsoft.com/office/drawing/2016/ink" xmlns:am3d="http://schemas.microsoft.com/office/drawing/2017/model3d" xmlns:o="urn:schemas-microsoft-com:office:office" xmlns:r="http://schemas.openxmlformats.org/officeDocument/2006/relationships" xmlns:m="http://schemas.openxmlformats.org/officeDocument/2006/math" xmlns:v="urn:schemas-microsoft-com:vml" xmlns:wp14="http://schemas.microsoft.com/office/word/2010/wordprocessingDrawing" xmlns:wp="http://schemas.openxmlformats.org/drawingml/2006/wordprocessingDrawing" xmlns:w10="urn:schemas-microsoft-com:office:word" xmlns:w="http://schemas.openxmlformats.org/wordprocessingml/2006/main" xmlns:w14="http://schemas.microsoft.com/office/word/2010/wordml" xmlns:w15="http://schemas.microsoft.com/office/word/2012/wordml" xmlns:w16cid="http://schemas.microsoft.com/office/word/2016/wordml/cid" xmlns:w16se="http://schemas.microsoft.com/office/word/2015/wordml/symex" xmlns:wpg="http://schemas.microsoft.com/office/word/2010/wordprocessingGroup" xmlns:wpi="http://schemas.microsoft.com/office/word/2010/wordprocessingInk" xmlns:wne="http://schemas.microsoft.com/office/word/2006/wordml" xmlns:wps="http://schemas.microsoft.com/office/word/2010/wordprocessingShape" mc:Ignorable="w14 w15 w16se w16cid wp14">
+<w:hdr xmlns:wpc="http://schemas.microsoft.com/office/word/2010/wordprocessingCanvas" xmlns:cx="http://schemas.microsoft.com/office/drawing/2014/chartex" xmlns:cx1="http://schemas.microsoft.com/office/drawing/2015/9/8/chartex" xmlns:cx2="http://schemas.microsoft.com/office/drawing/2015/10/21/chartex" xmlns:cx3="http://schemas.microsoft.com/office/drawing/2016/5/9/chartex" xmlns:cx4="http://schemas.microsoft.com/office/drawing/2016/5/10/chartex" xmlns:cx5="http://schemas.microsoft.com/office/drawing/2016/5/11/chartex" xmlns:cx6="http://schemas.microsoft.com/office/drawing/2016/5/12/chartex" xmlns:cx7="http://schemas.microsoft.com/office/drawing/2016/5/13/chartex" xmlns:cx8="http://schemas.microsoft.com/office/drawing/2016/5/14/chartex" xmlns:mc="http://schemas.openxmlformats.org/markup-compatibility/2006" xmlns:aink="http://schemas.microsoft.com/office/drawing/2016/ink" xmlns:am3d="http://schemas.microsoft.com/office/drawing/2017/model3d" xmlns:o="urn:schemas-microsoft-com:office:office" xmlns:oel="http://schemas.microsoft.com/office/2019/extlst" xmlns:r="http://schemas.openxmlformats.org/officeDocument/2006/relationships" xmlns:m="http://schemas.openxmlformats.org/officeDocument/2006/math" xmlns:v="urn:schemas-microsoft-com:vml" xmlns:wp14="http://schemas.microsoft.com/office/word/2010/wordprocessingDrawing" xmlns:wp="http://schemas.openxmlformats.org/drawingml/2006/wordprocessingDrawing" xmlns:w10="urn:schemas-microsoft-com:office:word" xmlns:w="http://schemas.openxmlformats.org/wordprocessingml/2006/main" xmlns:w14="http://schemas.microsoft.com/office/word/2010/wordml" xmlns:w15="http://schemas.microsoft.com/office/word/2012/wordml" xmlns:w16cex="http://schemas.microsoft.com/office/word/2018/wordml/cex" xmlns:w16cid="http://schemas.microsoft.com/office/word/2016/wordml/cid" xmlns:w16="http://schemas.microsoft.com/office/word/2018/wordml" xmlns:w16du="http://schemas.microsoft.com/office/word/2023/wordml/word16du" xmlns:w16sdtdh="http://schemas.microsoft.com/office/word/2020/wordml/sdtdatahash" xmlns:w16sdtfl="http://schemas.microsoft.com/office/word/2024/wordml/sdtformatlock" xmlns:w16se="http://schemas.microsoft.com/office/word/2015/wordml/symex" xmlns:wpg="http://schemas.microsoft.com/office/word/2010/wordprocessingGroup" xmlns:wpi="http://schemas.microsoft.com/office/word/2010/wordprocessingInk" xmlns:wne="http://schemas.microsoft.com/office/word/2006/wordml" xmlns:wps="http://schemas.microsoft.com/office/word/2010/wordprocessingShape" mc:Ignorable="w14 w15 w16se w16cid w16 w16cex w16sdtdh w16sdtfl w16du wp14">
   <w:p>
     <w:r>
       <w:rPr>
@@ -18929,7 +18717,7 @@
               <v:stroke joinstyle="miter"/>
               <v:path gradientshapeok="t" o:connecttype="rect"/>
             </v:shapetype>
-            <v:shape id="Text Box 2" o:spid="_x0000_s1026" type="#_x0000_t202" style="position:absolute;margin-left:-8pt;margin-top:-9.7pt;width:79.5pt;height:55.65pt;z-index:251659264;visibility:visible;mso-wrap-style:square;mso-width-percent:0;mso-height-percent:0;mso-wrap-distance-left:9pt;mso-wrap-distance-top:0;mso-wrap-distance-right:9pt;mso-wrap-distance-bottom:0;mso-position-horizontal:absolute;mso-position-horizontal-relative:text;mso-position-vertical:absolute;mso-position-vertical-relative:text;mso-width-percent:0;mso-height-percent:0;mso-width-relative:page;mso-height-relative:page;v-text-anchor:top" o:gfxdata="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" filled="f" stroked="f">
+            <v:shape id="Text Box 2" o:spid="_x0000_s1026" type="#_x0000_t202" style="position:absolute;margin-left:-8pt;margin-top:-9.7pt;width:79.5pt;height:55.65pt;z-index:251659264;visibility:visible;mso-wrap-style:square;mso-width-percent:0;mso-height-percent:0;mso-wrap-distance-left:9pt;mso-wrap-distance-top:0;mso-wrap-distance-right:9pt;mso-wrap-distance-bottom:0;mso-position-horizontal:absolute;mso-position-horizontal-relative:text;mso-position-vertical:absolute;mso-position-vertical-relative:text;mso-width-percent:0;mso-height-percent:0;mso-width-relative:page;mso-height-relative:page;v-text-anchor:top" o:gfxdata="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" filled="f" stroked="f">
               <v:textbox>
                 <w:txbxContent>
                   <w:p>
@@ -19188,7 +18976,6 @@
         </w:rPr>
         <w:id w:val="1982649043"/>
       </w:sdtPr>
-      <w:sdtEndPr/>
       <w:sdtContent>
         <w:r>
           <w:rPr>
@@ -19220,7 +19007,6 @@
         </w:rPr>
         <w:id w:val="1450979425"/>
       </w:sdtPr>
-      <w:sdtEndPr/>
       <w:sdtContent>
         <w:r>
           <w:rPr>
@@ -19252,7 +19038,7 @@
 </file>
 
 <file path=word/numbering.xml><?xml version="1.0" encoding="utf-8"?>
-<w:numbering xmlns:wpc="http://schemas.microsoft.com/office/word/2010/wordprocessingCanvas" xmlns:cx="http://schemas.microsoft.com/office/drawing/2014/chartex" xmlns:cx1="http://schemas.microsoft.com/office/drawing/2015/9/8/chartex" xmlns:cx2="http://schemas.microsoft.com/office/drawing/2015/10/21/chartex" xmlns:cx3="http://schemas.microsoft.com/office/drawing/2016/5/9/chartex" xmlns:cx4="http://schemas.microsoft.com/office/drawing/2016/5/10/chartex" xmlns:cx5="http://schemas.microsoft.com/office/drawing/2016/5/11/chartex" xmlns:cx6="http://schemas.microsoft.com/office/drawing/2016/5/12/chartex" xmlns:cx7="http://schemas.microsoft.com/office/drawing/2016/5/13/chartex" xmlns:cx8="http://schemas.microsoft.com/office/drawing/2016/5/14/chartex" xmlns:mc="http://schemas.openxmlformats.org/markup-compatibility/2006" xmlns:aink="http://schemas.microsoft.com/office/drawing/2016/ink" xmlns:am3d="http://schemas.microsoft.com/office/drawing/2017/model3d" xmlns:o="urn:schemas-microsoft-com:office:office" xmlns:r="http://schemas.openxmlformats.org/officeDocument/2006/relationships" xmlns:m="http://schemas.openxmlformats.org/officeDocument/2006/math" xmlns:v="urn:schemas-microsoft-com:vml" xmlns:wp14="http://schemas.microsoft.com/office/word/2010/wordprocessingDrawing" xmlns:wp="http://schemas.openxmlformats.org/drawingml/2006/wordprocessingDrawing" xmlns:w10="urn:schemas-microsoft-com:office:word" xmlns:w="http://schemas.openxmlformats.org/wordprocessingml/2006/main" xmlns:w14="http://schemas.microsoft.com/office/word/2010/wordml" xmlns:w15="http://schemas.microsoft.com/office/word/2012/wordml" xmlns:w16cid="http://schemas.microsoft.com/office/word/2016/wordml/cid" xmlns:w16se="http://schemas.microsoft.com/office/word/2015/wordml/symex" xmlns:wpg="http://schemas.microsoft.com/office/word/2010/wordprocessingGroup" xmlns:wpi="http://schemas.microsoft.com/office/word/2010/wordprocessingInk" xmlns:wne="http://schemas.microsoft.com/office/word/2006/wordml" xmlns:wps="http://schemas.microsoft.com/office/word/2010/wordprocessingShape" mc:Ignorable="w14 w15 w16se w16cid wp14">
+<w:numbering xmlns:wpc="http://schemas.microsoft.com/office/word/2010/wordprocessingCanvas" xmlns:cx="http://schemas.microsoft.com/office/drawing/2014/chartex" xmlns:cx1="http://schemas.microsoft.com/office/drawing/2015/9/8/chartex" xmlns:cx2="http://schemas.microsoft.com/office/drawing/2015/10/21/chartex" xmlns:cx3="http://schemas.microsoft.com/office/drawing/2016/5/9/chartex" xmlns:cx4="http://schemas.microsoft.com/office/drawing/2016/5/10/chartex" xmlns:cx5="http://schemas.microsoft.com/office/drawing/2016/5/11/chartex" xmlns:cx6="http://schemas.microsoft.com/office/drawing/2016/5/12/chartex" xmlns:cx7="http://schemas.microsoft.com/office/drawing/2016/5/13/chartex" xmlns:cx8="http://schemas.microsoft.com/office/drawing/2016/5/14/chartex" xmlns:mc="http://schemas.openxmlformats.org/markup-compatibility/2006" xmlns:aink="http://schemas.microsoft.com/office/drawing/2016/ink" xmlns:am3d="http://schemas.microsoft.com/office/drawing/2017/model3d" xmlns:o="urn:schemas-microsoft-com:office:office" xmlns:oel="http://schemas.microsoft.com/office/2019/extlst" xmlns:r="http://schemas.openxmlformats.org/officeDocument/2006/relationships" xmlns:m="http://schemas.openxmlformats.org/officeDocument/2006/math" xmlns:v="urn:schemas-microsoft-com:vml" xmlns:wp14="http://schemas.microsoft.com/office/word/2010/wordprocessingDrawing" xmlns:wp="http://schemas.openxmlformats.org/drawingml/2006/wordprocessingDrawing" xmlns:w10="urn:schemas-microsoft-com:office:word" xmlns:w="http://schemas.openxmlformats.org/wordprocessingml/2006/main" xmlns:w14="http://schemas.microsoft.com/office/word/2010/wordml" xmlns:w15="http://schemas.microsoft.com/office/word/2012/wordml" xmlns:w16cex="http://schemas.microsoft.com/office/word/2018/wordml/cex" xmlns:w16cid="http://schemas.microsoft.com/office/word/2016/wordml/cid" xmlns:w16="http://schemas.microsoft.com/office/word/2018/wordml" xmlns:w16du="http://schemas.microsoft.com/office/word/2023/wordml/word16du" xmlns:w16sdtdh="http://schemas.microsoft.com/office/word/2020/wordml/sdtdatahash" xmlns:w16sdtfl="http://schemas.microsoft.com/office/word/2024/wordml/sdtformatlock" xmlns:w16se="http://schemas.microsoft.com/office/word/2015/wordml/symex" xmlns:wpg="http://schemas.microsoft.com/office/word/2010/wordprocessingGroup" xmlns:wpi="http://schemas.microsoft.com/office/word/2010/wordprocessingInk" xmlns:wne="http://schemas.microsoft.com/office/word/2006/wordml" xmlns:wps="http://schemas.microsoft.com/office/word/2010/wordprocessingShape" mc:Ignorable="w14 w15 w16se w16cid w16 w16cex w16sdtdh w16sdtfl w16du wp14">
   <w:abstractNum w:abstractNumId="0" w15:restartNumberingAfterBreak="0">
     <w:nsid w:val="02885D6C"/>
     <w:multiLevelType w:val="hybridMultilevel"/>
@@ -22112,79 +21898,79 @@
       </w:rPr>
     </w:lvl>
   </w:abstractNum>
-  <w:num w:numId="1">
+  <w:num w:numId="1" w16cid:durableId="606041892">
     <w:abstractNumId w:val="14"/>
   </w:num>
-  <w:num w:numId="2">
+  <w:num w:numId="2" w16cid:durableId="1511485253">
     <w:abstractNumId w:val="16"/>
   </w:num>
-  <w:num w:numId="3">
+  <w:num w:numId="3" w16cid:durableId="888810403">
     <w:abstractNumId w:val="0"/>
   </w:num>
-  <w:num w:numId="4">
+  <w:num w:numId="4" w16cid:durableId="1097948656">
     <w:abstractNumId w:val="8"/>
   </w:num>
-  <w:num w:numId="5">
+  <w:num w:numId="5" w16cid:durableId="1712725203">
     <w:abstractNumId w:val="23"/>
   </w:num>
-  <w:num w:numId="6">
+  <w:num w:numId="6" w16cid:durableId="2000041416">
     <w:abstractNumId w:val="3"/>
   </w:num>
-  <w:num w:numId="7">
+  <w:num w:numId="7" w16cid:durableId="204027284">
     <w:abstractNumId w:val="5"/>
   </w:num>
-  <w:num w:numId="8">
+  <w:num w:numId="8" w16cid:durableId="1225143480">
     <w:abstractNumId w:val="20"/>
   </w:num>
-  <w:num w:numId="9">
+  <w:num w:numId="9" w16cid:durableId="354770935">
     <w:abstractNumId w:val="11"/>
   </w:num>
-  <w:num w:numId="10">
+  <w:num w:numId="10" w16cid:durableId="2115318048">
     <w:abstractNumId w:val="18"/>
   </w:num>
-  <w:num w:numId="11">
+  <w:num w:numId="11" w16cid:durableId="1570574662">
     <w:abstractNumId w:val="24"/>
   </w:num>
-  <w:num w:numId="12">
+  <w:num w:numId="12" w16cid:durableId="644505214">
     <w:abstractNumId w:val="17"/>
   </w:num>
-  <w:num w:numId="13">
+  <w:num w:numId="13" w16cid:durableId="492338675">
     <w:abstractNumId w:val="21"/>
   </w:num>
-  <w:num w:numId="14">
+  <w:num w:numId="14" w16cid:durableId="1342974398">
     <w:abstractNumId w:val="12"/>
   </w:num>
-  <w:num w:numId="15">
+  <w:num w:numId="15" w16cid:durableId="1649481848">
     <w:abstractNumId w:val="22"/>
   </w:num>
-  <w:num w:numId="16">
+  <w:num w:numId="16" w16cid:durableId="593974667">
     <w:abstractNumId w:val="13"/>
   </w:num>
-  <w:num w:numId="17">
+  <w:num w:numId="17" w16cid:durableId="455878670">
     <w:abstractNumId w:val="6"/>
   </w:num>
-  <w:num w:numId="18">
+  <w:num w:numId="18" w16cid:durableId="104465364">
     <w:abstractNumId w:val="7"/>
   </w:num>
-  <w:num w:numId="19">
+  <w:num w:numId="19" w16cid:durableId="1223442500">
     <w:abstractNumId w:val="4"/>
   </w:num>
-  <w:num w:numId="20">
+  <w:num w:numId="20" w16cid:durableId="594755267">
     <w:abstractNumId w:val="2"/>
   </w:num>
-  <w:num w:numId="21">
+  <w:num w:numId="21" w16cid:durableId="1590653008">
     <w:abstractNumId w:val="10"/>
   </w:num>
-  <w:num w:numId="22">
+  <w:num w:numId="22" w16cid:durableId="633406570">
     <w:abstractNumId w:val="15"/>
   </w:num>
-  <w:num w:numId="23">
+  <w:num w:numId="23" w16cid:durableId="307978899">
     <w:abstractNumId w:val="19"/>
   </w:num>
-  <w:num w:numId="24">
+  <w:num w:numId="24" w16cid:durableId="2042246961">
     <w:abstractNumId w:val="9"/>
   </w:num>
-  <w:num w:numId="25">
+  <w:num w:numId="25" w16cid:durableId="1246837083">
     <w:abstractNumId w:val="1"/>
   </w:num>
   <w:numIdMacAtCleanup w:val="6"/>
@@ -22192,7 +21978,7 @@
 </file>
 
 <file path=word/styles.xml><?xml version="1.0" encoding="utf-8"?>
-<w:styles xmlns:mc="http://schemas.openxmlformats.org/markup-compatibility/2006" xmlns:r="http://schemas.openxmlformats.org/officeDocument/2006/relationships" xmlns:w="http://schemas.openxmlformats.org/wordprocessingml/2006/main" xmlns:w14="http://schemas.microsoft.com/office/word/2010/wordml" xmlns:w15="http://schemas.microsoft.com/office/word/2012/wordml" xmlns:w16cid="http://schemas.microsoft.com/office/word/2016/wordml/cid" xmlns:w16se="http://schemas.microsoft.com/office/word/2015/wordml/symex" mc:Ignorable="w14 w15 w16se w16cid">
+<w:styles xmlns:mc="http://schemas.openxmlformats.org/markup-compatibility/2006" xmlns:r="http://schemas.openxmlformats.org/officeDocument/2006/relationships" xmlns:w="http://schemas.openxmlformats.org/wordprocessingml/2006/main" xmlns:w14="http://schemas.microsoft.com/office/word/2010/wordml" xmlns:w15="http://schemas.microsoft.com/office/word/2012/wordml" xmlns:w16cex="http://schemas.microsoft.com/office/word/2018/wordml/cex" xmlns:w16cid="http://schemas.microsoft.com/office/word/2016/wordml/cid" xmlns:w16="http://schemas.microsoft.com/office/word/2018/wordml" xmlns:w16du="http://schemas.microsoft.com/office/word/2023/wordml/word16du" xmlns:w16sdtdh="http://schemas.microsoft.com/office/word/2020/wordml/sdtdatahash" xmlns:w16sdtfl="http://schemas.microsoft.com/office/word/2024/wordml/sdtformatlock" xmlns:w16se="http://schemas.microsoft.com/office/word/2015/wordml/symex" mc:Ignorable="w14 w15 w16se w16cid w16 w16cex w16sdtdh w16sdtfl w16du">
   <w:docDefaults>
     <w:rPrDefault>
       <w:rPr>
@@ -22202,7 +21988,7 @@
     </w:rPrDefault>
     <w:pPrDefault/>
   </w:docDefaults>
-  <w:latentStyles w:defLockedState="0" w:defUIPriority="99" w:defSemiHidden="0" w:defUnhideWhenUsed="0" w:defQFormat="0" w:count="375">
+  <w:latentStyles w:defLockedState="0" w:defUIPriority="99" w:defSemiHidden="0" w:defUnhideWhenUsed="0" w:defQFormat="0" w:count="376">
     <w:lsdException w:name="Normal" w:uiPriority="0" w:qFormat="1"/>
     <w:lsdException w:name="heading 1" w:uiPriority="9"/>
     <w:lsdException w:name="heading 2" w:uiPriority="9"/>
@@ -22578,6 +22364,7 @@
     <w:lsdException w:name="Smart Hyperlink" w:semiHidden="1" w:unhideWhenUsed="1"/>
     <w:lsdException w:name="Hashtag" w:semiHidden="1" w:unhideWhenUsed="1"/>
     <w:lsdException w:name="Unresolved Mention" w:semiHidden="1" w:unhideWhenUsed="1"/>
+    <w:lsdException w:name="Smart Link" w:semiHidden="1" w:unhideWhenUsed="1"/>
   </w:latentStyles>
   <w:style w:type="paragraph" w:default="1" w:styleId="Normal">
     <w:name w:val="Normal"/>
@@ -22714,7 +22501,6 @@
   <w:style w:type="character" w:default="1" w:styleId="DefaultParagraphFont">
     <w:name w:val="Default Paragraph Font"/>
     <w:uiPriority w:val="1"/>
-    <w:semiHidden/>
     <w:unhideWhenUsed/>
   </w:style>
   <w:style w:type="table" w:default="1" w:styleId="TableNormal">
@@ -23471,6 +23257,25 @@
 </file>
 
 <file path=customXml/item3.xml><?xml version="1.0" encoding="utf-8"?>
+<Fcrs180_3XMLNode xmlns="CRS180_3">
+  <StName/>
+  <StID/>
+</Fcrs180_3XMLNode>
+</file>
+
+<file path=customXml/item4.xml><?xml version="1.0" encoding="utf-8"?>
+<Fcrs180_4XMLNode xmlns="CRS180_4">
+  <DeptName>BDIT, Computer and Information Technology</DeptName>
+</Fcrs180_4XMLNode>
+</file>
+
+<file path=customXml/item5.xml><?xml version="1.0" encoding="utf-8"?>
+<Fcrs180_1XMLNode xmlns="CRS180_1">
+  <OthBox/>
+</Fcrs180_1XMLNode>
+</file>
+
+<file path=customXml/item6.xml><?xml version="1.0" encoding="utf-8"?>
 <Fcrs180XMLNode xmlns="CRS180">
   <SName/>
   <SID/>
@@ -23486,33 +23291,14 @@
 </Fcrs180XMLNode>
 </file>
 
-<file path=customXml/item4.xml><?xml version="1.0" encoding="utf-8"?>
-<Fcrs180_1XMLNode xmlns="CRS180_1">
-  <OthBox/>
-</Fcrs180_1XMLNode>
+<file path=customXml/item7.xml><?xml version="1.0" encoding="utf-8"?>
+<b:Sources xmlns:b="http://schemas.openxmlformats.org/officeDocument/2006/bibliography" xmlns="http://schemas.openxmlformats.org/officeDocument/2006/bibliography" SelectedStyle="\APASixthEditionOfficeOnline.xsl" StyleName="APA" Version="6"/>
 </file>
 
-<file path=customXml/item5.xml><?xml version="1.0" encoding="utf-8"?>
-<Fcrs180_4XMLNode xmlns="CRS180_4">
-  <DeptName>BDIT, Computer and Information Technology</DeptName>
-</Fcrs180_4XMLNode>
-</file>
-
-<file path=customXml/item6.xml><?xml version="1.0" encoding="utf-8"?>
+<file path=customXml/item8.xml><?xml version="1.0" encoding="utf-8"?>
 <Fcrs180_5XMLNode xmlns="CRS180_5">
   <AssessTypeR>Observation/Portfolio</AssessTypeR>
 </Fcrs180_5XMLNode>
-</file>
-
-<file path=customXml/item7.xml><?xml version="1.0" encoding="utf-8"?>
-<Fcrs180_3XMLNode xmlns="CRS180_3">
-  <StName/>
-  <StID/>
-</Fcrs180_3XMLNode>
-</file>
-
-<file path=customXml/item8.xml><?xml version="1.0" encoding="utf-8"?>
-<b:Sources xmlns:b="http://schemas.openxmlformats.org/officeDocument/2006/bibliography" xmlns="http://schemas.openxmlformats.org/officeDocument/2006/bibliography" SelectedStyle="\APASixthEditionOfficeOnline.xsl" StyleName="APA" Version="6"/>
 </file>
 
 <file path=customXml/itemProps1.xml><?xml version="1.0" encoding="utf-8"?>
@@ -23532,6 +23318,30 @@
 </file>
 
 <file path=customXml/itemProps3.xml><?xml version="1.0" encoding="utf-8"?>
+<ds:datastoreItem xmlns:ds="http://schemas.openxmlformats.org/officeDocument/2006/customXml" ds:itemID="{EADE9EF3-1304-43E5-9865-7510817D635D}">
+  <ds:schemaRefs>
+    <ds:schemaRef ds:uri="CRS180_3"/>
+  </ds:schemaRefs>
+</ds:datastoreItem>
+</file>
+
+<file path=customXml/itemProps4.xml><?xml version="1.0" encoding="utf-8"?>
+<ds:datastoreItem xmlns:ds="http://schemas.openxmlformats.org/officeDocument/2006/customXml" ds:itemID="{BCCE98C7-93E3-46B4-9136-8583CF4B79F7}">
+  <ds:schemaRefs>
+    <ds:schemaRef ds:uri="CRS180_4"/>
+  </ds:schemaRefs>
+</ds:datastoreItem>
+</file>
+
+<file path=customXml/itemProps5.xml><?xml version="1.0" encoding="utf-8"?>
+<ds:datastoreItem xmlns:ds="http://schemas.openxmlformats.org/officeDocument/2006/customXml" ds:itemID="{93E8A757-17F0-4CC7-B32F-5C21CEC8E169}">
+  <ds:schemaRefs>
+    <ds:schemaRef ds:uri="CRS180_1"/>
+  </ds:schemaRefs>
+</ds:datastoreItem>
+</file>
+
+<file path=customXml/itemProps6.xml><?xml version="1.0" encoding="utf-8"?>
 <ds:datastoreItem xmlns:ds="http://schemas.openxmlformats.org/officeDocument/2006/customXml" ds:itemID="{AEAA7968-AA76-4AEA-864E-618A3CDCDA91}">
   <ds:schemaRefs>
     <ds:schemaRef ds:uri="CRS180"/>
@@ -23539,42 +23349,18 @@
 </ds:datastoreItem>
 </file>
 
-<file path=customXml/itemProps4.xml><?xml version="1.0" encoding="utf-8"?>
-<ds:datastoreItem xmlns:ds="http://schemas.openxmlformats.org/officeDocument/2006/customXml" ds:itemID="{93E8A757-17F0-4CC7-B32F-5C21CEC8E169}">
+<file path=customXml/itemProps7.xml><?xml version="1.0" encoding="utf-8"?>
+<ds:datastoreItem xmlns:ds="http://schemas.openxmlformats.org/officeDocument/2006/customXml" ds:itemID="{2AA8C976-CD30-4E7E-BF4E-9E695054DDCB}">
   <ds:schemaRefs>
-    <ds:schemaRef ds:uri="CRS180_1"/>
+    <ds:schemaRef ds:uri="http://schemas.openxmlformats.org/officeDocument/2006/bibliography"/>
   </ds:schemaRefs>
 </ds:datastoreItem>
 </file>
 
-<file path=customXml/itemProps5.xml><?xml version="1.0" encoding="utf-8"?>
-<ds:datastoreItem xmlns:ds="http://schemas.openxmlformats.org/officeDocument/2006/customXml" ds:itemID="{BCCE98C7-93E3-46B4-9136-8583CF4B79F7}">
-  <ds:schemaRefs>
-    <ds:schemaRef ds:uri="CRS180_4"/>
-  </ds:schemaRefs>
-</ds:datastoreItem>
-</file>
-
-<file path=customXml/itemProps6.xml><?xml version="1.0" encoding="utf-8"?>
+<file path=customXml/itemProps8.xml><?xml version="1.0" encoding="utf-8"?>
 <ds:datastoreItem xmlns:ds="http://schemas.openxmlformats.org/officeDocument/2006/customXml" ds:itemID="{8EEE6C64-7878-4D06-B4F9-6A63DFC5E605}">
   <ds:schemaRefs>
     <ds:schemaRef ds:uri="CRS180_5"/>
   </ds:schemaRefs>
 </ds:datastoreItem>
-</file>
-
-<file path=customXml/itemProps7.xml><?xml version="1.0" encoding="utf-8"?>
-<ds:datastoreItem xmlns:ds="http://schemas.openxmlformats.org/officeDocument/2006/customXml" ds:itemID="{EADE9EF3-1304-43E5-9865-7510817D635D}">
-  <ds:schemaRefs>
-    <ds:schemaRef ds:uri="CRS180_3"/>
-  </ds:schemaRefs>
-</ds:datastoreItem>
-</file>
-
-<file path=customXml/itemProps8.xml><?xml version="1.0" encoding="utf-8"?>
-<ds:datastoreItem xmlns:ds="http://schemas.openxmlformats.org/officeDocument/2006/customXml" ds:itemID="{2AA8C976-CD30-4E7E-BF4E-9E695054DDCB}">
-  <ds:schemaRefs>
-    <ds:schemaRef ds:uri="http://schemas.openxmlformats.org/officeDocument/2006/bibliography"/>
-  </ds:schemaRefs>
-</ds:datastoreItem>
 </file>